--- a/products-storage/03-dogovor-podryada/10-protokol-raznoglasiy.docx
+++ b/products-storage/03-dogovor-podryada/10-protokol-raznoglasiy.docx
@@ -4,113 +4,316 @@
   <w:body>
     <w:p>
       <w:pPr>
-        <w:pStyle w:val="Title"/>
+        <w:spacing w:before="0" w:after="0"/>
+        <w:jc w:val="left"/>
+      </w:pPr>
+      <w:r>
+        <w:rPr>
+          <w:b w:val="0"/>
+          <w:i/>
+          <w:color w:val="595959"/>
+          <w:sz w:val="18"/>
+        </w:rPr>
+        <w:t>Протокол разногласий к договору подряда (субподряда): рабочая форма</w:t>
+      </w:r>
+    </w:p>
+    <w:p>
+      <w:pPr>
+        <w:spacing w:before="0" w:after="240"/>
+        <w:jc w:val="left"/>
+      </w:pPr>
+      <w:r>
+        <w:rPr>
+          <w:b w:val="0"/>
+          <w:i/>
+          <w:color w:val="595959"/>
+          <w:sz w:val="18"/>
+        </w:rPr>
+        <w:t>Позиции составлены к пунктам шаблона договора из файла 01. Если договор прислан вам, в левую колонку перенесите дословно пункты вашего договора, в правую — вашу редакцию, а позиции, которых в вашем договоре нет, удалите. Служебные строки удалите перед отправкой.</w:t>
+      </w:r>
+    </w:p>
+    <w:p>
+      <w:pPr>
+        <w:spacing w:before="0" w:after="0"/>
+        <w:jc w:val="center"/>
       </w:pPr>
       <w:r>
         <w:rPr>
           <w:b/>
+          <w:i w:val="0"/>
+          <w:sz w:val="26"/>
         </w:rPr>
-        <w:t>Протокол разногласий</w:t>
-      </w:r>
-    </w:p>
-    <w:p>
-      <w:r>
-        <w:rPr>
-          <w:i/>
-          <w:color w:val="E85D22"/>
-        </w:rPr>
-        <w:t>Заполните поля в квадратных скобках и удалите подсказки перед отправкой.</w:t>
+        <w:t>ПРОТОКОЛ РАЗНОГЛАСИЙ</w:t>
       </w:r>
     </w:p>
     <w:p>
       <w:pPr>
-        <w:pStyle w:val="Heading1"/>
+        <w:spacing w:before="0" w:after="120"/>
+        <w:jc w:val="center"/>
       </w:pPr>
       <w:r>
-        <w:t>Позиция</w:t>
+        <w:rPr>
+          <w:b/>
+          <w:i w:val="0"/>
+        </w:rPr>
+        <w:t xml:space="preserve">К ДОГОВОРУ ПОДРЯДА № </w:t>
       </w:r>
-    </w:p>
-    <w:p>
-      <w:pPr>
-        <w:pStyle w:val="ListBullet"/>
-      </w:pPr>
       <w:r>
-        <w:t>Пункт: [___]</w:t>
-      </w:r>
-    </w:p>
-    <w:p>
-      <w:pPr>
-        <w:pStyle w:val="ListBullet"/>
-      </w:pPr>
-      <w:r>
-        <w:t>Редакция заказчика: [___]</w:t>
-      </w:r>
-    </w:p>
-    <w:p>
-      <w:pPr>
-        <w:pStyle w:val="ListBullet"/>
-      </w:pPr>
-      <w:r>
-        <w:t>Редакция подрядчика: [___]</w:t>
-      </w:r>
-    </w:p>
-    <w:p>
-      <w:pPr>
-        <w:pStyle w:val="ListBullet"/>
-      </w:pPr>
-      <w:r>
-        <w:t>Обоснование: [___]</w:t>
-      </w:r>
-    </w:p>
-    <w:p>
-      <w:pPr>
-        <w:pStyle w:val="ListBullet"/>
-      </w:pPr>
-      <w:r>
-        <w:t>Итог: [___]</w:t>
-      </w:r>
-    </w:p>
-    <w:p>
-      <w:pPr>
-        <w:pStyle w:val="Heading1"/>
-      </w:pPr>
-      <w:r>
-        <w:t>Контроль перед использованием</w:t>
+        <w:rPr>
+          <w:b/>
+          <w:i w:val="0"/>
+          <w:highlight w:val="yellow"/>
+        </w:rPr>
+        <w:t>{{НОМЕР_ДОГОВОРА}}</w:t>
       </w:r>
     </w:p>
     <w:tbl>
       <w:tblPr>
         <w:tblW w:type="auto" w:w="0"/>
-        <w:jc w:val="center"/>
-        <w:tblLayout w:type="fixed"/>
         <w:tblLook w:firstColumn="1" w:firstRow="1" w:lastColumn="0" w:lastRow="0" w:noHBand="0" w:noVBand="1" w:val="04A0"/>
       </w:tblPr>
       <w:tblGrid>
-        <w:gridCol w:w="1800"/>
-        <w:gridCol w:w="7560"/>
+        <w:gridCol w:w="4819"/>
+        <w:gridCol w:w="4819"/>
       </w:tblGrid>
       <w:tr>
         <w:tc>
           <w:tcPr>
-            <w:tcW w:type="dxa" w:w="4680"/>
-            <w:shd w:fill="E9E5DC"/>
-            <w:vAlign w:val="center"/>
+            <w:tcW w:type="dxa" w:w="4819"/>
           </w:tcPr>
           <w:p>
-            <w:r>
-              <w:t>Статус</w:t>
+            <w:pPr>
+              <w:spacing w:after="40"/>
+              <w:jc w:val="left"/>
+            </w:pPr>
+            <w:r>
+              <w:rPr>
+                <w:b w:val="0"/>
+                <w:i w:val="0"/>
+                <w:sz w:val="22"/>
+              </w:rPr>
+              <w:t xml:space="preserve">г. </w:t>
+            </w:r>
+            <w:r>
+              <w:rPr>
+                <w:b w:val="0"/>
+                <w:i w:val="0"/>
+                <w:sz w:val="22"/>
+                <w:highlight w:val="yellow"/>
+              </w:rPr>
+              <w:t>{{НАСЕЛЁННЫЙ_ПУНКТ}}</w:t>
             </w:r>
           </w:p>
         </w:tc>
         <w:tc>
           <w:tcPr>
-            <w:tcW w:type="dxa" w:w="4680"/>
-            <w:shd w:fill="E9E5DC"/>
-            <w:vAlign w:val="center"/>
+            <w:tcW w:type="dxa" w:w="4819"/>
           </w:tcPr>
           <w:p>
-            <w:r>
-              <w:t>Проверка</w:t>
+            <w:pPr>
+              <w:spacing w:after="40"/>
+              <w:jc w:val="right"/>
+            </w:pPr>
+            <w:r>
+              <w:rPr>
+                <w:b w:val="0"/>
+                <w:i w:val="0"/>
+                <w:sz w:val="22"/>
+                <w:highlight w:val="yellow"/>
+              </w:rPr>
+              <w:t>{{ДАТА_ДОГОВОРА}}</w:t>
+            </w:r>
+          </w:p>
+        </w:tc>
+      </w:tr>
+    </w:tbl>
+    <w:p>
+      <w:pPr>
+        <w:spacing w:before="0" w:after="60"/>
+        <w:jc w:val="both"/>
+      </w:pPr>
+    </w:p>
+    <w:p>
+      <w:pPr>
+        <w:spacing w:before="0" w:after="60"/>
+        <w:ind w:firstLine="567"/>
+        <w:jc w:val="both"/>
+      </w:pPr>
+      <w:r>
+        <w:rPr>
+          <w:b w:val="0"/>
+          <w:i w:val="0"/>
+          <w:highlight w:val="yellow"/>
+        </w:rPr>
+        <w:t>{{НАИМЕНОВАНИЕ_ЗАКАЗЧИКА}}</w:t>
+      </w:r>
+      <w:r>
+        <w:rPr>
+          <w:b w:val="0"/>
+          <w:i w:val="0"/>
+        </w:rPr>
+        <w:t xml:space="preserve">, именуемое в дальнейшем «Заказчик», в лице </w:t>
+      </w:r>
+      <w:r>
+        <w:rPr>
+          <w:b w:val="0"/>
+          <w:i w:val="0"/>
+          <w:highlight w:val="yellow"/>
+        </w:rPr>
+        <w:t>{{ДОЛЖНОСТЬ_ПОДПИСАНТА_ЗАКАЗЧИКА}}</w:t>
+      </w:r>
+      <w:r>
+        <w:rPr>
+          <w:b w:val="0"/>
+          <w:i w:val="0"/>
+        </w:rPr>
+        <w:t xml:space="preserve"> </w:t>
+      </w:r>
+      <w:r>
+        <w:rPr>
+          <w:b w:val="0"/>
+          <w:i w:val="0"/>
+          <w:highlight w:val="yellow"/>
+        </w:rPr>
+        <w:t>{{ФИО_ПОДПИСАНТА_ЗАКАЗЧИКА}}</w:t>
+      </w:r>
+      <w:r>
+        <w:rPr>
+          <w:b w:val="0"/>
+          <w:i w:val="0"/>
+        </w:rPr>
+        <w:t xml:space="preserve">, действующего на основании </w:t>
+      </w:r>
+      <w:r>
+        <w:rPr>
+          <w:b w:val="0"/>
+          <w:i w:val="0"/>
+          <w:highlight w:val="yellow"/>
+        </w:rPr>
+        <w:t>{{ОСНОВАНИЕ_ПОЛНОМОЧИЙ_ЗАКАЗЧИКА}}</w:t>
+      </w:r>
+      <w:r>
+        <w:rPr>
+          <w:b w:val="0"/>
+          <w:i w:val="0"/>
+        </w:rPr>
+        <w:t>, с одной стороны, и</w:t>
+      </w:r>
+    </w:p>
+    <w:p>
+      <w:pPr>
+        <w:spacing w:before="0" w:after="200"/>
+        <w:ind w:firstLine="567"/>
+        <w:jc w:val="both"/>
+      </w:pPr>
+      <w:r>
+        <w:rPr>
+          <w:b w:val="0"/>
+          <w:i w:val="0"/>
+          <w:highlight w:val="yellow"/>
+        </w:rPr>
+        <w:t>{{НАИМЕНОВАНИЕ_ПОДРЯДЧИКА}}</w:t>
+      </w:r>
+      <w:r>
+        <w:rPr>
+          <w:b w:val="0"/>
+          <w:i w:val="0"/>
+        </w:rPr>
+        <w:t xml:space="preserve">, именуемое в дальнейшем «Подрядчик», в лице </w:t>
+      </w:r>
+      <w:r>
+        <w:rPr>
+          <w:b w:val="0"/>
+          <w:i w:val="0"/>
+          <w:highlight w:val="yellow"/>
+        </w:rPr>
+        <w:t>{{ДОЛЖНОСТЬ_ПОДПИСАНТА}}</w:t>
+      </w:r>
+      <w:r>
+        <w:rPr>
+          <w:b w:val="0"/>
+          <w:i w:val="0"/>
+        </w:rPr>
+        <w:t xml:space="preserve"> </w:t>
+      </w:r>
+      <w:r>
+        <w:rPr>
+          <w:b w:val="0"/>
+          <w:i w:val="0"/>
+          <w:highlight w:val="yellow"/>
+        </w:rPr>
+        <w:t>{{ФИО_ПОДПИСАНТА}}</w:t>
+      </w:r>
+      <w:r>
+        <w:rPr>
+          <w:b w:val="0"/>
+          <w:i w:val="0"/>
+        </w:rPr>
+        <w:t xml:space="preserve">, действующего на основании </w:t>
+      </w:r>
+      <w:r>
+        <w:rPr>
+          <w:b w:val="0"/>
+          <w:i w:val="0"/>
+          <w:highlight w:val="yellow"/>
+        </w:rPr>
+        <w:t>{{ОСНОВАНИЕ_ПОЛНОМОЧИЙ}}</w:t>
+      </w:r>
+      <w:r>
+        <w:rPr>
+          <w:b w:val="0"/>
+          <w:i w:val="0"/>
+        </w:rPr>
+        <w:t>, с другой стороны, вместе именуемые «Стороны», заключили настоящий протокол разногласий о нижеследующем:</w:t>
+      </w:r>
+    </w:p>
+    <w:tbl>
+      <w:tblPr>
+        <w:tblStyle w:val="TableGrid"/>
+        <w:tblW w:type="auto" w:w="0"/>
+        <w:jc w:val="center"/>
+        <w:tblLook w:firstColumn="1" w:firstRow="1" w:lastColumn="0" w:lastRow="0" w:noHBand="0" w:noVBand="1" w:val="04A0"/>
+      </w:tblPr>
+      <w:tblGrid>
+        <w:gridCol w:w="4819"/>
+        <w:gridCol w:w="4819"/>
+      </w:tblGrid>
+      <w:tr>
+        <w:tc>
+          <w:tcPr>
+            <w:tcW w:type="dxa" w:w="4819"/>
+          </w:tcPr>
+          <w:p>
+            <w:pPr>
+              <w:spacing w:after="40"/>
+              <w:jc w:val="center"/>
+            </w:pPr>
+            <w:r>
+              <w:rPr>
+                <w:b/>
+                <w:i w:val="0"/>
+                <w:sz w:val="20"/>
+              </w:rPr>
+              <w:t>Редакция Заказчика</w:t>
+            </w:r>
+          </w:p>
+        </w:tc>
+        <w:tc>
+          <w:tcPr>
+            <w:tcW w:type="dxa" w:w="4819"/>
+          </w:tcPr>
+          <w:p>
+            <w:pPr>
+              <w:spacing w:after="40"/>
+              <w:jc w:val="center"/>
+            </w:pPr>
+            <w:r>
+              <w:rPr>
+                <w:b/>
+                <w:i w:val="0"/>
+                <w:sz w:val="20"/>
+              </w:rPr>
+              <w:t>Редакция Подрядчика</w:t>
             </w:r>
           </w:p>
         </w:tc>
@@ -118,21 +321,56 @@
       <w:tr>
         <w:tc>
           <w:tcPr>
-            <w:tcW w:type="dxa" w:w="1800"/>
+            <w:tcW w:type="dxa" w:w="4819"/>
           </w:tcPr>
           <w:p>
-            <w:r>
-              <w:t>☐</w:t>
+            <w:pPr>
+              <w:spacing w:after="40"/>
+              <w:jc w:val="left"/>
+            </w:pPr>
+            <w:r>
+              <w:rPr>
+                <w:b w:val="0"/>
+                <w:i w:val="0"/>
+                <w:sz w:val="20"/>
+              </w:rPr>
+              <w:t>2.2. Учет фактически выполненных объемов работ и их стоимости осуществляется ежемесячно путем подписания Заказчиком и Подрядчиком Актов приемки-сдачи выполненных работ (форма № КС-2) и Справок о стоимости выполненных работ и затрат (форма № КС-3) в отчетном периоде.</w:t>
             </w:r>
           </w:p>
         </w:tc>
         <w:tc>
           <w:tcPr>
-            <w:tcW w:type="dxa" w:w="7560"/>
+            <w:tcW w:type="dxa" w:w="4819"/>
           </w:tcPr>
           <w:p>
-            <w:r>
-              <w:t>Сверено с договором и приложениями</w:t>
+            <w:pPr>
+              <w:spacing w:after="40"/>
+              <w:jc w:val="left"/>
+            </w:pPr>
+            <w:r>
+              <w:rPr>
+                <w:b w:val="0"/>
+                <w:i w:val="0"/>
+                <w:sz w:val="20"/>
+              </w:rPr>
+              <w:t xml:space="preserve">2.2. Учет фактически выполненных объемов работ и их стоимости, а также оплата осуществляется ежемесячно путем подписания Заказчиком и Подрядчиком Актов приемки-сдачи выполненных работ (форма № КС-2) и Справок о стоимости выполненных работ и затрат (форма № КС-3). Допускается учет и подписание Заказчиком актов выполненных работ </w:t>
+            </w:r>
+            <w:r>
+              <w:rPr>
+                <w:b w:val="0"/>
+                <w:i w:val="0"/>
+                <w:sz w:val="20"/>
+                <w:highlight w:val="yellow"/>
+              </w:rPr>
+              <w:t>{{ПЕРИОДИЧНОСТЬ_ПОДПИСАНИЯ_АКТОВ}}</w:t>
+            </w:r>
+            <w:r>
+              <w:rPr>
+                <w:b w:val="0"/>
+                <w:i w:val="0"/>
+                <w:sz w:val="20"/>
+              </w:rPr>
+              <w:t>.</w:t>
             </w:r>
           </w:p>
         </w:tc>
@@ -140,21 +378,238 @@
       <w:tr>
         <w:tc>
           <w:tcPr>
-            <w:tcW w:type="dxa" w:w="1800"/>
+            <w:tcW w:type="dxa" w:w="4819"/>
           </w:tcPr>
           <w:p>
-            <w:r>
-              <w:t>☐</w:t>
+            <w:pPr>
+              <w:spacing w:after="40"/>
+              <w:jc w:val="left"/>
+            </w:pPr>
+            <w:r>
+              <w:rPr>
+                <w:b w:val="0"/>
+                <w:i w:val="0"/>
+                <w:sz w:val="20"/>
+              </w:rPr>
+              <w:t>2.4. Стоимость работ согласно п. 2.1 настоящего Договора является окончательной, определена на весь срок исполнения настоящего Договора, без права увеличения стоимости и заключения дополнительных соглашений на увеличение стоимости работ. Цена Договора включает в себя все расходы, возникающие в связи с выполнением Подрядчиком обязательств по настоящему Договору, в том числе включает в себя (но не ограничивается нижеприведенным) стоимость Работ, вознаграждение Подрядчика, все возможные расходы, которые возникают у Подрядчика в ходе выполнения Работ по настоящему Договору, а также расходы за потребляемые Подрядчиком услуги крана, строительные материалы, оборудование, инструменты, заработную плату рабочим Подрядчика, стоимость транспортировки материалов, накладные расходы.</w:t>
+            </w:r>
+          </w:p>
+          <w:p>
+            <w:pPr>
+              <w:spacing w:after="40"/>
+              <w:jc w:val="left"/>
+            </w:pPr>
+            <w:r>
+              <w:rPr>
+                <w:b w:val="0"/>
+                <w:i w:val="0"/>
+                <w:sz w:val="20"/>
+              </w:rPr>
+              <w:t>Состав Накладных расходов:</w:t>
+            </w:r>
+          </w:p>
+          <w:p>
+            <w:pPr>
+              <w:spacing w:after="40"/>
+              <w:jc w:val="left"/>
+            </w:pPr>
+            <w:r>
+              <w:rPr>
+                <w:b w:val="0"/>
+                <w:i w:val="0"/>
+                <w:sz w:val="20"/>
+              </w:rPr>
+              <w:t>- Возмещение стоимости основных средств (трансформаторы, прогревочные станции, сварочные аппараты, станки, вагончики, бадьи, бункеры и т.д.);</w:t>
+            </w:r>
+          </w:p>
+          <w:p>
+            <w:pPr>
+              <w:spacing w:after="40"/>
+              <w:jc w:val="left"/>
+            </w:pPr>
+            <w:r>
+              <w:rPr>
+                <w:b w:val="0"/>
+                <w:i w:val="0"/>
+                <w:sz w:val="20"/>
+              </w:rPr>
+              <w:t>- Возмещение стоимости опалубки (для монолитных работ);</w:t>
+            </w:r>
+          </w:p>
+          <w:p>
+            <w:pPr>
+              <w:spacing w:after="40"/>
+              <w:jc w:val="left"/>
+            </w:pPr>
+            <w:r>
+              <w:rPr>
+                <w:b w:val="0"/>
+                <w:i w:val="0"/>
+                <w:sz w:val="20"/>
+              </w:rPr>
+              <w:t>- Отпускные от ФОТ рабочих;</w:t>
+            </w:r>
+          </w:p>
+          <w:p>
+            <w:pPr>
+              <w:spacing w:after="40"/>
+              <w:jc w:val="left"/>
+            </w:pPr>
+            <w:r>
+              <w:rPr>
+                <w:b w:val="0"/>
+                <w:i w:val="0"/>
+                <w:sz w:val="20"/>
+              </w:rPr>
+              <w:t>- Страховые взносы от ФОТ рабочих;</w:t>
+            </w:r>
+          </w:p>
+          <w:p>
+            <w:pPr>
+              <w:spacing w:after="40"/>
+              <w:jc w:val="left"/>
+            </w:pPr>
+            <w:r>
+              <w:rPr>
+                <w:b w:val="0"/>
+                <w:i w:val="0"/>
+                <w:sz w:val="20"/>
+              </w:rPr>
+              <w:t>- Электроэнергия и уборка мусора с территории площадки;</w:t>
+            </w:r>
+          </w:p>
+          <w:p>
+            <w:pPr>
+              <w:spacing w:after="40"/>
+              <w:jc w:val="left"/>
+            </w:pPr>
+            <w:r>
+              <w:rPr>
+                <w:b w:val="0"/>
+                <w:i w:val="0"/>
+                <w:sz w:val="20"/>
+              </w:rPr>
+              <w:t>- МБП и Спецодежда (ветошь, мусорные мешки, средства гигиены, канцелярия, лампочки, перчатки, верхонки, респираторы и т.д.);</w:t>
+            </w:r>
+          </w:p>
+          <w:p>
+            <w:pPr>
+              <w:spacing w:after="40"/>
+              <w:jc w:val="left"/>
+            </w:pPr>
+            <w:r>
+              <w:rPr>
+                <w:b w:val="0"/>
+                <w:i w:val="0"/>
+                <w:sz w:val="20"/>
+              </w:rPr>
+              <w:t>- ОТ и ТБ (обучение, ограждения, стенды, таблички, журналы и т.д.);</w:t>
+            </w:r>
+          </w:p>
+          <w:p>
+            <w:pPr>
+              <w:spacing w:after="40"/>
+              <w:jc w:val="left"/>
+            </w:pPr>
+            <w:r>
+              <w:rPr>
+                <w:b w:val="0"/>
+                <w:i w:val="0"/>
+                <w:sz w:val="20"/>
+              </w:rPr>
+              <w:t>- Затраты на ИТР (прораб, мастер, инженер ПТО, специалист ОТ и т.д.);</w:t>
+            </w:r>
+          </w:p>
+          <w:p>
+            <w:pPr>
+              <w:spacing w:after="40"/>
+              <w:jc w:val="left"/>
+            </w:pPr>
+            <w:r>
+              <w:rPr>
+                <w:b w:val="0"/>
+                <w:i w:val="0"/>
+                <w:sz w:val="20"/>
+              </w:rPr>
+              <w:t>- Затраты на АУП (бухгалтерия, кадры, юрист, аренда офиса, транспортные расходы, интернет и связь, налоги и прочие накладные);</w:t>
+            </w:r>
+          </w:p>
+          <w:p>
+            <w:pPr>
+              <w:spacing w:after="40"/>
+              <w:jc w:val="left"/>
+            </w:pPr>
+            <w:r>
+              <w:rPr>
+                <w:b w:val="0"/>
+                <w:i w:val="0"/>
+                <w:sz w:val="20"/>
+              </w:rPr>
+              <w:t>- Затраты на инструменты и производственный инвентарь (валики, кисточки, отвертки, молотки, пилы, метлы, ведра, пистолет монтажный под пену и т.д.).</w:t>
+            </w:r>
+          </w:p>
+          <w:p>
+            <w:pPr>
+              <w:spacing w:after="40"/>
+              <w:jc w:val="left"/>
+            </w:pPr>
+            <w:r>
+              <w:rPr>
+                <w:b w:val="0"/>
+                <w:i w:val="0"/>
+                <w:sz w:val="20"/>
+              </w:rPr>
+              <w:t xml:space="preserve">Подрядчик не вправе требовать от Заказчика увеличения цены договора в случае выполнения им дополнительных строительно-монтажных и пусконаладочных работ, неучтенных техническим заданием в соответствии с проектно-сметной документацией, если такие дополнительные работы в совокупности по стоимости не превышают </w:t>
+            </w:r>
+            <w:r>
+              <w:rPr>
+                <w:b w:val="0"/>
+                <w:i w:val="0"/>
+                <w:sz w:val="20"/>
+                <w:highlight w:val="yellow"/>
+              </w:rPr>
+              <w:t>{{ПОРОГ_ДОПОЛНИТЕЛЬНЫХ_РАБОТ_ПРОЦЕНТ}}</w:t>
+            </w:r>
+            <w:r>
+              <w:rPr>
+                <w:b w:val="0"/>
+                <w:i w:val="0"/>
+                <w:sz w:val="20"/>
+              </w:rPr>
+              <w:t xml:space="preserve"> % от цены Договора.</w:t>
+            </w:r>
+          </w:p>
+          <w:p>
+            <w:pPr>
+              <w:spacing w:after="40"/>
+              <w:jc w:val="left"/>
+            </w:pPr>
+            <w:r>
+              <w:rPr>
+                <w:b w:val="0"/>
+                <w:i w:val="0"/>
+                <w:sz w:val="20"/>
+              </w:rPr>
+              <w:t>Снижение цены Договора возможно по соглашению сторон без изменения предусмотренных Договором объема работы, качества выполняемой работы и иных условий Договора.</w:t>
             </w:r>
           </w:p>
         </w:tc>
         <w:tc>
           <w:tcPr>
-            <w:tcW w:type="dxa" w:w="7560"/>
+            <w:tcW w:type="dxa" w:w="4819"/>
           </w:tcPr>
           <w:p>
-            <w:r>
-              <w:t>Проверены полномочия подписанта и адресат</w:t>
+            <w:pPr>
+              <w:spacing w:after="40"/>
+              <w:jc w:val="left"/>
+            </w:pPr>
+            <w:r>
+              <w:rPr>
+                <w:b w:val="0"/>
+                <w:i w:val="0"/>
+                <w:sz w:val="20"/>
+              </w:rPr>
+              <w:t>2.4. Цена Договора включает все расходы, возникающие в связи с выполнением Подрядчиком обязательств по настоящему Договору, в том числе включает в себя (но не ограничивается нижеприведенным) стоимость Работ, вознаграждение Подрядчика, все возможные расходы, которые возникают у Подрядчика в ходе выполнения Работ по настоящему Договору.</w:t>
             </w:r>
           </w:p>
         </w:tc>
@@ -162,21 +617,39 @@
       <w:tr>
         <w:tc>
           <w:tcPr>
-            <w:tcW w:type="dxa" w:w="1800"/>
+            <w:tcW w:type="dxa" w:w="4819"/>
           </w:tcPr>
           <w:p>
-            <w:r>
-              <w:t>☐</w:t>
+            <w:pPr>
+              <w:spacing w:after="40"/>
+              <w:jc w:val="left"/>
+            </w:pPr>
+            <w:r>
+              <w:rPr>
+                <w:b w:val="0"/>
+                <w:i w:val="0"/>
+                <w:sz w:val="20"/>
+              </w:rPr>
+              <w:t>2.6. В случае осуществления расчетов по настоящему Договору денежными средствами Подрядчик предоставляет Заказчику счет на оплату платежей по Договору.</w:t>
             </w:r>
           </w:p>
         </w:tc>
         <w:tc>
           <w:tcPr>
-            <w:tcW w:type="dxa" w:w="7560"/>
+            <w:tcW w:type="dxa" w:w="4819"/>
           </w:tcPr>
           <w:p>
-            <w:r>
-              <w:t>Приложения названы и приложены</w:t>
+            <w:pPr>
+              <w:spacing w:after="40"/>
+              <w:jc w:val="left"/>
+            </w:pPr>
+            <w:r>
+              <w:rPr>
+                <w:b w:val="0"/>
+                <w:i w:val="0"/>
+                <w:sz w:val="20"/>
+              </w:rPr>
+              <w:t>2.6. Подрядчик предоставляет Заказчику счет на оплату платежей по Договору.</w:t>
             </w:r>
           </w:p>
         </w:tc>
@@ -184,21 +657,73 @@
       <w:tr>
         <w:tc>
           <w:tcPr>
-            <w:tcW w:type="dxa" w:w="1800"/>
+            <w:tcW w:type="dxa" w:w="4819"/>
           </w:tcPr>
           <w:p>
-            <w:r>
-              <w:t>☐</w:t>
+            <w:pPr>
+              <w:spacing w:after="40"/>
+              <w:jc w:val="left"/>
+            </w:pPr>
+            <w:r>
+              <w:rPr>
+                <w:b w:val="0"/>
+                <w:i w:val="0"/>
+                <w:sz w:val="20"/>
+              </w:rPr>
+              <w:t xml:space="preserve">2.7. Заказчик осуществляет оплату Подрядчику стоимости выполненных им работ на основании Актов приемки выполненных работ (форма КС-2) и Справки о стоимости выполненных работ и затрат (форма КС-3) в течение </w:t>
+            </w:r>
+            <w:r>
+              <w:rPr>
+                <w:b w:val="0"/>
+                <w:i w:val="0"/>
+                <w:sz w:val="20"/>
+                <w:highlight w:val="yellow"/>
+              </w:rPr>
+              <w:t>{{СРОК_ОПЛАТЫ_ДНЕЙ}}</w:t>
+            </w:r>
+            <w:r>
+              <w:rPr>
+                <w:b w:val="0"/>
+                <w:i w:val="0"/>
+                <w:sz w:val="20"/>
+              </w:rPr>
+              <w:t xml:space="preserve"> календарных дней с даты подписания Заказчиком Акта выполненных работ (форма КС-2), если иной срок не согласован сторонами.</w:t>
             </w:r>
           </w:p>
         </w:tc>
         <w:tc>
           <w:tcPr>
-            <w:tcW w:type="dxa" w:w="7560"/>
+            <w:tcW w:type="dxa" w:w="4819"/>
           </w:tcPr>
           <w:p>
-            <w:r>
-              <w:t>Зафиксирован доказуемый канал отправки</w:t>
+            <w:pPr>
+              <w:spacing w:after="40"/>
+              <w:jc w:val="left"/>
+            </w:pPr>
+            <w:r>
+              <w:rPr>
+                <w:b w:val="0"/>
+                <w:i w:val="0"/>
+                <w:sz w:val="20"/>
+              </w:rPr>
+              <w:t xml:space="preserve">2.7. Заказчик осуществляет оплату Подрядчику согласно графику авансирования (Приложение № 3). Оставшаяся часть оплаты производится согласно актам о приемке выполненных работ в течение </w:t>
+            </w:r>
+            <w:r>
+              <w:rPr>
+                <w:b w:val="0"/>
+                <w:i w:val="0"/>
+                <w:sz w:val="20"/>
+                <w:highlight w:val="yellow"/>
+              </w:rPr>
+              <w:t>{{СРОК_ОПЛАТЫ_ДНЕЙ_РЕДАКЦИЯ_ПОДРЯДЧИКА}}</w:t>
+            </w:r>
+            <w:r>
+              <w:rPr>
+                <w:b w:val="0"/>
+                <w:i w:val="0"/>
+                <w:sz w:val="20"/>
+              </w:rPr>
+              <w:t xml:space="preserve"> календарных дней с момента подписания уполномоченными лицами сторон «Актов о приемке выполненных работ» по форме КС-2 и «Справок о стоимости выполненных работ и затрат» по форме КС-3 на основании утвержденного сторонами Локального сметного расчета. Оплата не зависит от подписания исполнительной документации.</w:t>
             </w:r>
           </w:p>
         </w:tc>
@@ -206,36 +731,4131 @@
       <w:tr>
         <w:tc>
           <w:tcPr>
-            <w:tcW w:type="dxa" w:w="1800"/>
+            <w:tcW w:type="dxa" w:w="4819"/>
           </w:tcPr>
           <w:p>
-            <w:r>
-              <w:t>☐</w:t>
+            <w:pPr>
+              <w:spacing w:after="40"/>
+              <w:jc w:val="left"/>
+            </w:pPr>
+            <w:r>
+              <w:rPr>
+                <w:b w:val="0"/>
+                <w:i w:val="0"/>
+                <w:sz w:val="20"/>
+              </w:rPr>
+              <w:t>2.9. Подрядчик гарантирует, что:</w:t>
+            </w:r>
+          </w:p>
+          <w:p>
+            <w:pPr>
+              <w:spacing w:after="40"/>
+              <w:jc w:val="left"/>
+            </w:pPr>
+            <w:r>
+              <w:rPr>
+                <w:b w:val="0"/>
+                <w:i w:val="0"/>
+                <w:sz w:val="20"/>
+              </w:rPr>
+              <w:t>- зарегистрирован в ЕГРЮЛ надлежащим образом;</w:t>
+            </w:r>
+          </w:p>
+          <w:p>
+            <w:pPr>
+              <w:spacing w:after="40"/>
+              <w:jc w:val="left"/>
+            </w:pPr>
+            <w:r>
+              <w:rPr>
+                <w:b w:val="0"/>
+                <w:i w:val="0"/>
+                <w:sz w:val="20"/>
+              </w:rPr>
+              <w:t>- его исполнительный орган находится и осуществляет функции управления по месту регистрации юридического лица, и в нем нет дисквалифицированных лиц;</w:t>
+            </w:r>
+          </w:p>
+          <w:p>
+            <w:pPr>
+              <w:spacing w:after="40"/>
+              <w:jc w:val="left"/>
+            </w:pPr>
+            <w:r>
+              <w:rPr>
+                <w:b w:val="0"/>
+                <w:i w:val="0"/>
+                <w:sz w:val="20"/>
+              </w:rPr>
+              <w:t>- располагает персоналом, имуществом и материальными ресурсами, необходимыми для выполнения своих обязательств по договору, а в случае привлечения подрядных организаций (соисполнителей) принимает все меры должной осмотрительности, чтобы подрядные организации (соисполнители) соответствовали данному требованию;</w:t>
+            </w:r>
+          </w:p>
+          <w:p>
+            <w:pPr>
+              <w:spacing w:after="40"/>
+              <w:jc w:val="left"/>
+            </w:pPr>
+            <w:r>
+              <w:rPr>
+                <w:b w:val="0"/>
+                <w:i w:val="0"/>
+                <w:sz w:val="20"/>
+              </w:rPr>
+              <w:t>- располагает лицензиями, необходимыми для осуществления деятельности и исполнения обязательств по договору, если осуществляемая по договору деятельность является лицензированной;</w:t>
+            </w:r>
+          </w:p>
+          <w:p>
+            <w:pPr>
+              <w:spacing w:after="40"/>
+              <w:jc w:val="left"/>
+            </w:pPr>
+            <w:r>
+              <w:rPr>
+                <w:b w:val="0"/>
+                <w:i w:val="0"/>
+                <w:sz w:val="20"/>
+              </w:rPr>
+              <w:t>- является членом саморегулируемой организации, если осуществляемая по договору деятельность требует членства в саморегулируемой организации;</w:t>
+            </w:r>
+          </w:p>
+          <w:p>
+            <w:pPr>
+              <w:spacing w:after="40"/>
+              <w:jc w:val="left"/>
+            </w:pPr>
+            <w:r>
+              <w:rPr>
+                <w:b w:val="0"/>
+                <w:i w:val="0"/>
+                <w:sz w:val="20"/>
+              </w:rPr>
+              <w:t>- ведет бухгалтерский учет и составляет бухгалтерскую отчетность в соответствии с законодательством Российской Федерации и нормативно правовыми актами по бухгалтерскому учету, представляет годовую бухгалтерскую отчетность в налоговый орган;</w:t>
+            </w:r>
+          </w:p>
+          <w:p>
+            <w:pPr>
+              <w:spacing w:after="40"/>
+              <w:jc w:val="left"/>
+            </w:pPr>
+            <w:r>
+              <w:rPr>
+                <w:b w:val="0"/>
+                <w:i w:val="0"/>
+                <w:sz w:val="20"/>
+              </w:rPr>
+              <w:t>- ведет налоговый учет и составляет налоговую отчетность в соответствии с законодательством Российской Федерации, субъектов Российской Федерации и нормативными правовыми актами органов местного самоуправления, своевременно и в полном объеме представляет налоговую отчетность в налоговые органы;</w:t>
+            </w:r>
+          </w:p>
+          <w:p>
+            <w:pPr>
+              <w:spacing w:after="40"/>
+              <w:jc w:val="left"/>
+            </w:pPr>
+            <w:r>
+              <w:rPr>
+                <w:b w:val="0"/>
+                <w:i w:val="0"/>
+                <w:sz w:val="20"/>
+              </w:rPr>
+              <w:t>- не допускает искажения сведений о фактах хозяйственной жизни (совокупность таких фактов) и объектах налогообложения в первичных документах, бухгалтерском и налоговом учете, в бухгалтерской и налоговой отчетности, а также не отражает в бухгалтерском и налоговом учете, в бухгалтерской и налоговой отчетности факты хозяйственной жизни выборочно, игнорируя те из них, которые непосредственно не связаны с получением налоговой выгоды;</w:t>
+            </w:r>
+          </w:p>
+          <w:p>
+            <w:pPr>
+              <w:spacing w:after="40"/>
+              <w:jc w:val="left"/>
+            </w:pPr>
+            <w:r>
+              <w:rPr>
+                <w:b w:val="0"/>
+                <w:i w:val="0"/>
+                <w:sz w:val="20"/>
+              </w:rPr>
+              <w:t>- своевременно и в полном объеме уплачивает налоги, сборы и страховые взносы;</w:t>
+            </w:r>
+          </w:p>
+          <w:p>
+            <w:pPr>
+              <w:spacing w:after="40"/>
+              <w:jc w:val="left"/>
+            </w:pPr>
+            <w:r>
+              <w:rPr>
+                <w:b w:val="0"/>
+                <w:i w:val="0"/>
+                <w:sz w:val="20"/>
+              </w:rPr>
+              <w:t>- лица, подписывающие от его имени первичные документы, имеют на это все необходимые полномочия и доверенности.</w:t>
+            </w:r>
+          </w:p>
+          <w:p>
+            <w:pPr>
+              <w:spacing w:after="40"/>
+              <w:jc w:val="left"/>
+            </w:pPr>
+            <w:r>
+              <w:rPr>
+                <w:b w:val="0"/>
+                <w:i w:val="0"/>
+                <w:sz w:val="20"/>
+              </w:rPr>
+              <w:t>Если Подрядчик нарушит гарантии (любую одну, несколько или все вместе), указанные в пункте настоящего раздела, и это повлечет: предъявление налоговыми органами требований к Заказчику об уплате налогов, сборов, страховых взносов, штрафов, пеней, отказ в возможности признать расходы для целей налогообложения прибыли и (или) предъявление третьими лицами, купившими у Заказчика услуги, имущественные права, являющиеся предметом настоящего договора, требований к Заказчику о возмещении убытков в виде начисленных по решению налогового органа налогов, сборов, страховых взносов, пеней, штрафов, а также возникших из-за отказа в возможности признать расходы для целей налогообложения прибыли, то Подрядчик обязуется возместить Заказчику убытки, которые последний понес вследствие таких нарушений.</w:t>
+            </w:r>
+          </w:p>
+          <w:p>
+            <w:pPr>
+              <w:spacing w:after="40"/>
+              <w:jc w:val="left"/>
+            </w:pPr>
+            <w:r>
+              <w:rPr>
+                <w:b w:val="0"/>
+                <w:i w:val="0"/>
+                <w:sz w:val="20"/>
+              </w:rPr>
+              <w:t>Подрядчик в соответствии со ст. 406.1 Гражданского кодекса Российской Федерации возмещает Заказчику все убытки последнего, возникшие в случаях, указанных в настоящем разделе. При этом факт оспаривания или не оспаривания налоговых доначислений в налоговом органе, в том числе вышестоящем, или в суде, а также факт оспаривания или не оспаривания в суде претензий третьих лиц не влияет на обязанность Подрядчика возместить имущественные потери.</w:t>
             </w:r>
           </w:p>
         </w:tc>
         <w:tc>
           <w:tcPr>
-            <w:tcW w:type="dxa" w:w="7560"/>
+            <w:tcW w:type="dxa" w:w="4819"/>
           </w:tcPr>
           <w:p>
-            <w:r>
-              <w:t>Юридически значимые формулировки проверены специалистом под объект</w:t>
+            <w:pPr>
+              <w:spacing w:after="40"/>
+              <w:jc w:val="left"/>
+            </w:pPr>
+            <w:r>
+              <w:rPr>
+                <w:b w:val="0"/>
+                <w:i w:val="0"/>
+                <w:sz w:val="20"/>
+              </w:rPr>
+              <w:t>2.9. Подрядчик гарантирует, что:</w:t>
+            </w:r>
+          </w:p>
+          <w:p>
+            <w:pPr>
+              <w:spacing w:after="40"/>
+              <w:jc w:val="left"/>
+            </w:pPr>
+            <w:r>
+              <w:rPr>
+                <w:b w:val="0"/>
+                <w:i w:val="0"/>
+                <w:sz w:val="20"/>
+              </w:rPr>
+              <w:t>- зарегистрирован в ЕГРЮЛ надлежащим образом;</w:t>
+            </w:r>
+          </w:p>
+          <w:p>
+            <w:pPr>
+              <w:spacing w:after="40"/>
+              <w:jc w:val="left"/>
+            </w:pPr>
+            <w:r>
+              <w:rPr>
+                <w:b w:val="0"/>
+                <w:i w:val="0"/>
+                <w:sz w:val="20"/>
+              </w:rPr>
+              <w:t>- его исполнительный орган находится и осуществляет функции управления по месту регистрации юридического лица, и в нем нет дисквалифицированных лиц;</w:t>
+            </w:r>
+          </w:p>
+          <w:p>
+            <w:pPr>
+              <w:spacing w:after="40"/>
+              <w:jc w:val="left"/>
+            </w:pPr>
+            <w:r>
+              <w:rPr>
+                <w:b w:val="0"/>
+                <w:i w:val="0"/>
+                <w:sz w:val="20"/>
+              </w:rPr>
+              <w:t>- располагает персоналом, имуществом и материальными ресурсами, необходимыми для выполнения своих обязательств по договору, а в случае привлечения подрядных организаций (соисполнителей) принимает все меры должной осмотрительности, чтобы подрядные организации (соисполнители) соответствовали данному требованию;</w:t>
+            </w:r>
+          </w:p>
+          <w:p>
+            <w:pPr>
+              <w:spacing w:after="40"/>
+              <w:jc w:val="left"/>
+            </w:pPr>
+            <w:r>
+              <w:rPr>
+                <w:b w:val="0"/>
+                <w:i w:val="0"/>
+                <w:sz w:val="20"/>
+              </w:rPr>
+              <w:t>- располагает лицензиями, необходимыми для осуществления деятельности и исполнения обязательств по договору, если осуществляемая по договору деятельность является лицензированной;</w:t>
+            </w:r>
+          </w:p>
+          <w:p>
+            <w:pPr>
+              <w:spacing w:after="40"/>
+              <w:jc w:val="left"/>
+            </w:pPr>
+            <w:r>
+              <w:rPr>
+                <w:b w:val="0"/>
+                <w:i w:val="0"/>
+                <w:sz w:val="20"/>
+              </w:rPr>
+              <w:t>- является членом саморегулируемой организации, если осуществляемая по договору деятельность требует членства в саморегулируемой организации;</w:t>
+            </w:r>
+          </w:p>
+          <w:p>
+            <w:pPr>
+              <w:spacing w:after="40"/>
+              <w:jc w:val="left"/>
+            </w:pPr>
+            <w:r>
+              <w:rPr>
+                <w:b w:val="0"/>
+                <w:i w:val="0"/>
+                <w:sz w:val="20"/>
+              </w:rPr>
+              <w:t>- ведет бухгалтерский учет и составляет бухгалтерскую отчетность в соответствии с законодательством Российской Федерации и нормативно правовыми актами по бухгалтерскому учету, представляет годовую бухгалтерскую отчетность в налоговый орган;</w:t>
+            </w:r>
+          </w:p>
+          <w:p>
+            <w:pPr>
+              <w:spacing w:after="40"/>
+              <w:jc w:val="left"/>
+            </w:pPr>
+            <w:r>
+              <w:rPr>
+                <w:b w:val="0"/>
+                <w:i w:val="0"/>
+                <w:sz w:val="20"/>
+              </w:rPr>
+              <w:t>- ведет налоговый учет и составляет налоговую отчетность в соответствии с законодательством Российской Федерации, субъектов Российской Федерации и нормативными правовыми актами органов местного самоуправления, своевременно и в полном объеме представляет налоговую отчетность в налоговые органы;</w:t>
+            </w:r>
+          </w:p>
+          <w:p>
+            <w:pPr>
+              <w:spacing w:after="40"/>
+              <w:jc w:val="left"/>
+            </w:pPr>
+            <w:r>
+              <w:rPr>
+                <w:b w:val="0"/>
+                <w:i w:val="0"/>
+                <w:sz w:val="20"/>
+              </w:rPr>
+              <w:t>- не допускает искажения сведений о фактах хозяйственной жизни (совокупность таких фактов) и объектах налогообложения в первичных документах, бухгалтерском и налоговом учете, в бухгалтерской и налоговой отчетности, а также не отражает в бухгалтерском и налоговом учете, в бухгалтерской и налоговой отчетности факты хозяйственной жизни выборочно, игнорируя те из них, которые непосредственно не связаны с получением налоговой выгоды;</w:t>
+            </w:r>
+          </w:p>
+          <w:p>
+            <w:pPr>
+              <w:spacing w:after="40"/>
+              <w:jc w:val="left"/>
+            </w:pPr>
+            <w:r>
+              <w:rPr>
+                <w:b w:val="0"/>
+                <w:i w:val="0"/>
+                <w:sz w:val="20"/>
+              </w:rPr>
+              <w:t>- своевременно и в полном объеме уплачивает налоги, сборы и страховые взносы;</w:t>
+            </w:r>
+          </w:p>
+          <w:p>
+            <w:pPr>
+              <w:spacing w:after="40"/>
+              <w:jc w:val="left"/>
+            </w:pPr>
+            <w:r>
+              <w:rPr>
+                <w:b w:val="0"/>
+                <w:i w:val="0"/>
+                <w:sz w:val="20"/>
+              </w:rPr>
+              <w:t>- лица, подписывающие от его имени первичные документы, имеют на это все необходимые полномочия и доверенности.</w:t>
+            </w:r>
+          </w:p>
+          <w:p>
+            <w:pPr>
+              <w:spacing w:after="40"/>
+              <w:jc w:val="left"/>
+            </w:pPr>
+            <w:r>
+              <w:rPr>
+                <w:b w:val="0"/>
+                <w:i w:val="0"/>
+                <w:sz w:val="20"/>
+              </w:rPr>
+              <w:t>Если Подрядчик нарушит гарантии (любую одну, несколько или все вместе), указанные в пункте настоящего раздела, и это повлечет: предъявление налоговыми органами требований к Заказчику об уплате налогов, сборов, страховых взносов, штрафов, пеней, отказ в возможности признать расходы для целей налогообложения прибыли и (или) предъявление третьими лицами, купившими у Заказчика услуги, имущественные права, являющиеся предметом настоящего договора, требований к Заказчику о возмещении убытков в виде начисленных по решению налогового органа налогов, сборов, страховых взносов, пеней, штрафов, а также возникших из-за отказа в возможности признать расходы для целей налогообложения прибыли, то Подрядчик обязуется возместить Заказчику убытки, которые последний понес вследствие таких нарушений.</w:t>
+            </w:r>
+          </w:p>
+        </w:tc>
+      </w:tr>
+      <w:tr>
+        <w:tc>
+          <w:tcPr>
+            <w:tcW w:type="dxa" w:w="4819"/>
+          </w:tcPr>
+          <w:p>
+            <w:pPr>
+              <w:spacing w:after="40"/>
+              <w:jc w:val="left"/>
+            </w:pPr>
+            <w:r>
+              <w:rPr>
+                <w:b w:val="0"/>
+                <w:i w:val="0"/>
+                <w:sz w:val="20"/>
+              </w:rPr>
+              <w:t>2.10. Стоимость работ подлежит изменению Заказчиком в одностороннем порядке в следующих случаях:</w:t>
+            </w:r>
+          </w:p>
+          <w:p>
+            <w:pPr>
+              <w:spacing w:after="40"/>
+              <w:jc w:val="left"/>
+            </w:pPr>
+            <w:r>
+              <w:rPr>
+                <w:b w:val="0"/>
+                <w:i w:val="0"/>
+                <w:sz w:val="20"/>
+              </w:rPr>
+              <w:t>- в случае законодательного изменения (уменьшения или увеличения) налоговой составляющей цены (ставки НДС, страховых взносов в Пенсионный фонд РФ, Фонд социального страхования РФ, Фонды обязательного медицинского страхования и т.п.), цена работ по Договору изменяется (уменьшается или увеличивается) дополнительным соглашением сторон;</w:t>
+            </w:r>
+          </w:p>
+          <w:p>
+            <w:pPr>
+              <w:spacing w:after="40"/>
+              <w:jc w:val="left"/>
+            </w:pPr>
+            <w:r>
+              <w:rPr>
+                <w:b w:val="0"/>
+                <w:i w:val="0"/>
+                <w:sz w:val="20"/>
+              </w:rPr>
+              <w:t>- если работы выполнены с отступлением от условий договора, приведшим к ухудшению качества работ.</w:t>
+            </w:r>
+          </w:p>
+        </w:tc>
+        <w:tc>
+          <w:tcPr>
+            <w:tcW w:type="dxa" w:w="4819"/>
+          </w:tcPr>
+          <w:p>
+            <w:pPr>
+              <w:spacing w:after="40"/>
+              <w:jc w:val="left"/>
+            </w:pPr>
+            <w:r>
+              <w:rPr>
+                <w:b w:val="0"/>
+                <w:i w:val="0"/>
+                <w:sz w:val="20"/>
+              </w:rPr>
+              <w:t>2.10. Изменение стоимости работ осуществляется в следующем порядке:</w:t>
+            </w:r>
+          </w:p>
+          <w:p>
+            <w:pPr>
+              <w:spacing w:after="40"/>
+              <w:jc w:val="left"/>
+            </w:pPr>
+            <w:r>
+              <w:rPr>
+                <w:b w:val="0"/>
+                <w:i w:val="0"/>
+                <w:sz w:val="20"/>
+              </w:rPr>
+              <w:t>1. По соглашению сторон: в случае законодательного изменения — путём заключения Сторонами соответствующего дополнительного соглашения.</w:t>
+            </w:r>
+          </w:p>
+          <w:p>
+            <w:pPr>
+              <w:spacing w:after="40"/>
+              <w:jc w:val="left"/>
+            </w:pPr>
+            <w:r>
+              <w:rPr>
+                <w:b w:val="0"/>
+                <w:i w:val="0"/>
+                <w:sz w:val="20"/>
+              </w:rPr>
+              <w:t>2. В одностороннем внесудебном порядке Заказчиком: в случае если работы выполнены с отступлением от условий Договора, приведшим к ухудшению их качества, Заказчик вправе в одностороннем порядке соразмерно уменьшить стоимость таких работ. В этом случае стоимость считается измененной с даты направления Заказчиком соответствующего письменного уведомления в адрес Подрядчика и не требует заключения Дополнительного соглашения.</w:t>
+            </w:r>
+          </w:p>
+        </w:tc>
+      </w:tr>
+      <w:tr>
+        <w:tc>
+          <w:tcPr>
+            <w:tcW w:type="dxa" w:w="4819"/>
+          </w:tcPr>
+          <w:p>
+            <w:pPr>
+              <w:spacing w:after="40"/>
+              <w:jc w:val="left"/>
+            </w:pPr>
+            <w:r>
+              <w:rPr>
+                <w:b w:val="0"/>
+                <w:i w:val="0"/>
+                <w:sz w:val="20"/>
+              </w:rPr>
+              <w:t>2.11. В случае неисполнения или ненадлежащего исполнения Подрядчиком обязательств, предусмотренных настоящим Договором, Заказчик вправе производить оплату по Договору после уменьшения суммы стоимости Работ Подрядчика, подлежащей оплате в текущем месяце, на размер подлежащих оплате Подрядчиком убытков, штрафов, пени.</w:t>
+            </w:r>
+          </w:p>
+        </w:tc>
+        <w:tc>
+          <w:tcPr>
+            <w:tcW w:type="dxa" w:w="4819"/>
+          </w:tcPr>
+          <w:p>
+            <w:pPr>
+              <w:spacing w:after="40"/>
+              <w:jc w:val="left"/>
+            </w:pPr>
+            <w:r>
+              <w:rPr>
+                <w:b w:val="0"/>
+                <w:i w:val="0"/>
+                <w:sz w:val="20"/>
+              </w:rPr>
+              <w:t>2.11. Исключить.</w:t>
+            </w:r>
+          </w:p>
+        </w:tc>
+      </w:tr>
+      <w:tr>
+        <w:tc>
+          <w:tcPr>
+            <w:tcW w:type="dxa" w:w="4819"/>
+          </w:tcPr>
+          <w:p>
+            <w:pPr>
+              <w:spacing w:after="40"/>
+              <w:jc w:val="left"/>
+            </w:pPr>
+            <w:r>
+              <w:rPr>
+                <w:b w:val="0"/>
+                <w:i w:val="0"/>
+                <w:sz w:val="20"/>
+              </w:rPr>
+              <w:t>2.13. Подрядчик, не сообщивший Заказчику о необходимости выполнения дополнительных работ, не учтенных в технической документации, не вправе требовать оплаты этих работ и в случае, когда такие работы были включены в акт приемки, подписанный Заказчиком.</w:t>
+            </w:r>
+          </w:p>
+        </w:tc>
+        <w:tc>
+          <w:tcPr>
+            <w:tcW w:type="dxa" w:w="4819"/>
+          </w:tcPr>
+          <w:p>
+            <w:pPr>
+              <w:spacing w:after="40"/>
+              <w:jc w:val="left"/>
+            </w:pPr>
+            <w:r>
+              <w:rPr>
+                <w:b w:val="0"/>
+                <w:i w:val="0"/>
+                <w:sz w:val="20"/>
+              </w:rPr>
+              <w:t>2.13. Исключить.</w:t>
+            </w:r>
+          </w:p>
+        </w:tc>
+      </w:tr>
+      <w:tr>
+        <w:tc>
+          <w:tcPr>
+            <w:tcW w:type="dxa" w:w="4819"/>
+          </w:tcPr>
+          <w:p>
+            <w:pPr>
+              <w:spacing w:after="40"/>
+              <w:jc w:val="left"/>
+            </w:pPr>
+            <w:r>
+              <w:rPr>
+                <w:b w:val="0"/>
+                <w:i w:val="0"/>
+                <w:sz w:val="20"/>
+              </w:rPr>
+              <w:t>3.2. Подрядчик несет ответственность за нарушение как начального и конечного, так и промежуточных (ежемесячных) сроков выполнения Работ.</w:t>
+            </w:r>
+          </w:p>
+        </w:tc>
+        <w:tc>
+          <w:tcPr>
+            <w:tcW w:type="dxa" w:w="4819"/>
+          </w:tcPr>
+          <w:p>
+            <w:pPr>
+              <w:spacing w:after="40"/>
+              <w:jc w:val="left"/>
+            </w:pPr>
+            <w:r>
+              <w:rPr>
+                <w:b w:val="0"/>
+                <w:i w:val="0"/>
+                <w:sz w:val="20"/>
+              </w:rPr>
+              <w:t>3.2. Подрядчик и Заказчик несут ответственность за нарушение как начального и конечного, так и промежуточных (ежемесячных) сроков выполнения своих обязательств.</w:t>
+            </w:r>
+          </w:p>
+        </w:tc>
+      </w:tr>
+      <w:tr>
+        <w:tc>
+          <w:tcPr>
+            <w:tcW w:type="dxa" w:w="4819"/>
+          </w:tcPr>
+          <w:p>
+            <w:pPr>
+              <w:spacing w:after="40"/>
+              <w:jc w:val="left"/>
+            </w:pPr>
+            <w:r>
+              <w:rPr>
+                <w:b w:val="0"/>
+                <w:i w:val="0"/>
+                <w:sz w:val="20"/>
+              </w:rPr>
+              <w:t>3.3. Изменения сроков производства работ Подрядчиком, если они могут повлиять на продолжительность строительства и стоимость выполнения работ, производятся путем утверждения соответствующего дополнительного соглашения, подготовленного Подрядчиком и переданного на утверждение Заказчику.</w:t>
+            </w:r>
+          </w:p>
+        </w:tc>
+        <w:tc>
+          <w:tcPr>
+            <w:tcW w:type="dxa" w:w="4819"/>
+          </w:tcPr>
+          <w:p>
+            <w:pPr>
+              <w:spacing w:after="40"/>
+              <w:jc w:val="left"/>
+            </w:pPr>
+            <w:r>
+              <w:rPr>
+                <w:b w:val="0"/>
+                <w:i w:val="0"/>
+                <w:sz w:val="20"/>
+              </w:rPr>
+              <w:t>3.3. Изменения сроков производства работ Подрядчиком, которые произошли по вине Заказчика по причине некачественной технической документации, задержки оплат согласно договору, снимают с Подрядчика все возможные негативные последствия, наступившие для Заказчика. Изменения сроков производства работ оформляются новым графиком производства работ, утвержденным Сторонами.</w:t>
+            </w:r>
+          </w:p>
+        </w:tc>
+      </w:tr>
+      <w:tr>
+        <w:tc>
+          <w:tcPr>
+            <w:tcW w:type="dxa" w:w="4819"/>
+          </w:tcPr>
+          <w:p>
+            <w:pPr>
+              <w:spacing w:after="40"/>
+              <w:jc w:val="left"/>
+            </w:pPr>
+            <w:r>
+              <w:rPr>
+                <w:b w:val="0"/>
+                <w:i w:val="0"/>
+                <w:sz w:val="20"/>
+              </w:rPr>
+              <w:t>3.4. В случае если Заказчик не имеет возможности передать строительную готовность в срок начала выполнения Подрядчиком Работ, предусмотренный Графиком производства работ, стороны вносят соответствующие изменения в График производства работ. Датой передачи строительной готовности считается дата начала работ по Графику производства работ.</w:t>
+            </w:r>
+          </w:p>
+        </w:tc>
+        <w:tc>
+          <w:tcPr>
+            <w:tcW w:type="dxa" w:w="4819"/>
+          </w:tcPr>
+          <w:p>
+            <w:pPr>
+              <w:spacing w:after="40"/>
+              <w:jc w:val="left"/>
+            </w:pPr>
+            <w:r>
+              <w:rPr>
+                <w:b w:val="0"/>
+                <w:i w:val="0"/>
+                <w:sz w:val="20"/>
+              </w:rPr>
+              <w:t>3.4. В случае если Заказчик не имеет возможности передать строительную готовность в срок начала выполнения Подрядчиком Работ, предусмотренный Графиком производства работ, Подрядчик имеет право приступить к выполнению работ, но срок выполнения работ сдвигается на срок, равный задержке передачи строительной площадки Заказчиком по акту Подрядчику.</w:t>
+            </w:r>
+          </w:p>
+        </w:tc>
+      </w:tr>
+      <w:tr>
+        <w:tc>
+          <w:tcPr>
+            <w:tcW w:type="dxa" w:w="4819"/>
+          </w:tcPr>
+          <w:p>
+            <w:pPr>
+              <w:spacing w:after="40"/>
+              <w:jc w:val="left"/>
+            </w:pPr>
+            <w:r>
+              <w:rPr>
+                <w:b w:val="0"/>
+                <w:i w:val="0"/>
+                <w:sz w:val="20"/>
+              </w:rPr>
+              <w:t>П. 3.5.</w:t>
+            </w:r>
+          </w:p>
+        </w:tc>
+        <w:tc>
+          <w:tcPr>
+            <w:tcW w:type="dxa" w:w="4819"/>
+          </w:tcPr>
+          <w:p>
+            <w:pPr>
+              <w:spacing w:after="40"/>
+              <w:jc w:val="left"/>
+            </w:pPr>
+            <w:r>
+              <w:rPr>
+                <w:b w:val="0"/>
+                <w:i w:val="0"/>
+                <w:sz w:val="20"/>
+              </w:rPr>
+              <w:t xml:space="preserve">3.5. При достижении дневной температуры ниже </w:t>
+            </w:r>
+            <w:r>
+              <w:rPr>
+                <w:b w:val="0"/>
+                <w:i w:val="0"/>
+                <w:sz w:val="20"/>
+                <w:highlight w:val="yellow"/>
+              </w:rPr>
+              <w:t>{{ТЕМПЕРАТУРА_ПРИОСТАНОВКИ_РАБОТ}}</w:t>
+            </w:r>
+            <w:r>
+              <w:rPr>
+                <w:b w:val="0"/>
+                <w:i w:val="0"/>
+                <w:sz w:val="20"/>
+              </w:rPr>
+              <w:t xml:space="preserve"> градусов работы приостанавливаются. Срок выполнения работ по договору продлевается пропорционально неотработанным дням.</w:t>
+            </w:r>
+          </w:p>
+        </w:tc>
+      </w:tr>
+      <w:tr>
+        <w:tc>
+          <w:tcPr>
+            <w:tcW w:type="dxa" w:w="4819"/>
+          </w:tcPr>
+          <w:p>
+            <w:pPr>
+              <w:spacing w:after="40"/>
+              <w:jc w:val="left"/>
+            </w:pPr>
+            <w:r>
+              <w:rPr>
+                <w:b w:val="0"/>
+                <w:i w:val="0"/>
+                <w:sz w:val="20"/>
+              </w:rPr>
+              <w:t xml:space="preserve">4.1.1. В течение </w:t>
+            </w:r>
+            <w:r>
+              <w:rPr>
+                <w:b w:val="0"/>
+                <w:i w:val="0"/>
+                <w:sz w:val="20"/>
+                <w:highlight w:val="yellow"/>
+              </w:rPr>
+              <w:t>{{СРОК_РАССМОТРЕНИЯ_ТЕХНИЧЕСКОЙ_ДОКУМЕНТАЦИИ}}</w:t>
+            </w:r>
+            <w:r>
+              <w:rPr>
+                <w:b w:val="0"/>
+                <w:i w:val="0"/>
+                <w:sz w:val="20"/>
+              </w:rPr>
+              <w:t xml:space="preserve"> календарных дней с момента получения Технической документации рассмотреть ее и в обязательном порядке направить свое заключение Заказчику. В случае непредоставления заключения в указанный срок техническая документация считается согласованной Подрядчиком без замечаний.</w:t>
+            </w:r>
+          </w:p>
+        </w:tc>
+        <w:tc>
+          <w:tcPr>
+            <w:tcW w:type="dxa" w:w="4819"/>
+          </w:tcPr>
+          <w:p>
+            <w:pPr>
+              <w:spacing w:after="40"/>
+              <w:jc w:val="left"/>
+            </w:pPr>
+            <w:r>
+              <w:rPr>
+                <w:b w:val="0"/>
+                <w:i w:val="0"/>
+                <w:sz w:val="20"/>
+              </w:rPr>
+              <w:t>4.1.1. Исключить.</w:t>
+            </w:r>
+          </w:p>
+        </w:tc>
+      </w:tr>
+      <w:tr>
+        <w:tc>
+          <w:tcPr>
+            <w:tcW w:type="dxa" w:w="4819"/>
+          </w:tcPr>
+          <w:p>
+            <w:pPr>
+              <w:spacing w:after="40"/>
+              <w:jc w:val="left"/>
+            </w:pPr>
+            <w:r>
+              <w:rPr>
+                <w:b w:val="0"/>
+                <w:i w:val="0"/>
+                <w:sz w:val="20"/>
+              </w:rPr>
+              <w:t xml:space="preserve">4.1.7. В течение </w:t>
+            </w:r>
+            <w:r>
+              <w:rPr>
+                <w:b w:val="0"/>
+                <w:i w:val="0"/>
+                <w:sz w:val="20"/>
+                <w:highlight w:val="yellow"/>
+              </w:rPr>
+              <w:t>{{СРОК_ПРЕДОСТАВЛЕНИЯ_ЗАКРЫВАЮЩИХ_ДОКУМЕНТОВ}}</w:t>
+            </w:r>
+            <w:r>
+              <w:rPr>
+                <w:b w:val="0"/>
+                <w:i w:val="0"/>
+                <w:sz w:val="20"/>
+              </w:rPr>
+              <w:t xml:space="preserve"> с даты завершения работ предоставить в адрес Заказчика подписанные акт приемки выполненных работ (форма КС-2), справку о стоимости выполненных работ и затрат (форма КС-3), счет-фактуру.</w:t>
+            </w:r>
+          </w:p>
+        </w:tc>
+        <w:tc>
+          <w:tcPr>
+            <w:tcW w:type="dxa" w:w="4819"/>
+          </w:tcPr>
+          <w:p>
+            <w:pPr>
+              <w:spacing w:after="40"/>
+              <w:jc w:val="left"/>
+            </w:pPr>
+            <w:r>
+              <w:rPr>
+                <w:b w:val="0"/>
+                <w:i w:val="0"/>
+                <w:sz w:val="20"/>
+              </w:rPr>
+              <w:t>4.1.7. Исключить.</w:t>
+            </w:r>
+          </w:p>
+        </w:tc>
+      </w:tr>
+      <w:tr>
+        <w:tc>
+          <w:tcPr>
+            <w:tcW w:type="dxa" w:w="4819"/>
+          </w:tcPr>
+          <w:p>
+            <w:pPr>
+              <w:spacing w:after="40"/>
+              <w:jc w:val="left"/>
+            </w:pPr>
+            <w:r>
+              <w:rPr>
+                <w:b w:val="0"/>
+                <w:i w:val="0"/>
+                <w:sz w:val="20"/>
+              </w:rPr>
+              <w:t>П. 4.1.8.</w:t>
+            </w:r>
+          </w:p>
+        </w:tc>
+        <w:tc>
+          <w:tcPr>
+            <w:tcW w:type="dxa" w:w="4819"/>
+          </w:tcPr>
+          <w:p>
+            <w:pPr>
+              <w:spacing w:after="40"/>
+              <w:jc w:val="left"/>
+            </w:pPr>
+            <w:r>
+              <w:rPr>
+                <w:b w:val="0"/>
+                <w:i w:val="0"/>
+                <w:sz w:val="20"/>
+              </w:rPr>
+              <w:t xml:space="preserve">4.1.8. По окончании выполнения работ на неиспользованные и не возвращенные Подрядчиком материалы Заказчик оформляет на Подрядчика Счет-фактуру/УПД. При оформлении Счета-фактуры/УПД стоимость неиспользованных материалов определяется на основании счетов-фактур/УПД поставщиков на данные материалы. Компенсация стоимости неиспользованных материалов производится путем перечисления денежных средств на расчетный счет Заказчика в течение </w:t>
+            </w:r>
+            <w:r>
+              <w:rPr>
+                <w:b w:val="0"/>
+                <w:i w:val="0"/>
+                <w:sz w:val="20"/>
+                <w:highlight w:val="yellow"/>
+              </w:rPr>
+              <w:t>{{СРОК_КОМПЕНСАЦИИ_МАТЕРИАЛОВ}}</w:t>
+            </w:r>
+            <w:r>
+              <w:rPr>
+                <w:b w:val="0"/>
+                <w:i w:val="0"/>
+                <w:sz w:val="20"/>
+              </w:rPr>
+              <w:t xml:space="preserve"> рабочих дней или проведением зачета встречной задолженности Заказчика за выполненные работы по Договору.</w:t>
+            </w:r>
+          </w:p>
+        </w:tc>
+      </w:tr>
+      <w:tr>
+        <w:tc>
+          <w:tcPr>
+            <w:tcW w:type="dxa" w:w="4819"/>
+          </w:tcPr>
+          <w:p>
+            <w:pPr>
+              <w:spacing w:after="40"/>
+              <w:jc w:val="left"/>
+            </w:pPr>
+            <w:r>
+              <w:rPr>
+                <w:b w:val="0"/>
+                <w:i w:val="0"/>
+                <w:sz w:val="20"/>
+              </w:rPr>
+              <w:t>П. 4.1.9.</w:t>
+            </w:r>
+          </w:p>
+        </w:tc>
+        <w:tc>
+          <w:tcPr>
+            <w:tcW w:type="dxa" w:w="4819"/>
+          </w:tcPr>
+          <w:p>
+            <w:pPr>
+              <w:spacing w:after="40"/>
+              <w:jc w:val="left"/>
+            </w:pPr>
+            <w:r>
+              <w:rPr>
+                <w:b w:val="0"/>
+                <w:i w:val="0"/>
+                <w:sz w:val="20"/>
+              </w:rPr>
+              <w:t>4.1.9. По окончании выполнения работ предоставить в бухгалтерию Заказчика подписанные акт приемки выполненных работ (форма КС-2), справку о стоимости выполненных работ и затрат (форма КС-3), счет-фактуру.</w:t>
+            </w:r>
+          </w:p>
+        </w:tc>
+      </w:tr>
+      <w:tr>
+        <w:tc>
+          <w:tcPr>
+            <w:tcW w:type="dxa" w:w="4819"/>
+          </w:tcPr>
+          <w:p>
+            <w:pPr>
+              <w:spacing w:after="40"/>
+              <w:jc w:val="left"/>
+            </w:pPr>
+            <w:r>
+              <w:rPr>
+                <w:b w:val="0"/>
+                <w:i w:val="0"/>
+                <w:sz w:val="20"/>
+              </w:rPr>
+              <w:t>4.5. Осуществлять в процессе производства Работ систематическую ежедневную, а по завершении Работ — окончательную уборку места проведения Работ от образовавшихся в процессе выполнения Работ отходов (строительного мусора), складировать эти отходы в отведенные Заказчиком места.</w:t>
+            </w:r>
+          </w:p>
+          <w:p>
+            <w:pPr>
+              <w:spacing w:after="40"/>
+              <w:jc w:val="left"/>
+            </w:pPr>
+            <w:r>
+              <w:rPr>
+                <w:b w:val="0"/>
+                <w:i w:val="0"/>
+                <w:sz w:val="20"/>
+              </w:rPr>
+              <w:t>При обнаружении на месте проведения Работ строительного мусора Заказчик с участием представителя Подрядчика составляет акт уборки мусора с указанием сроков исполнения. В случае неисполнения Подрядчиком указанных в акте сроков уборки мусора Заказчик имеет право в одностороннем порядке привлечь стороннюю организацию для уборки строительного мусора за счёт Подрядчика, уменьшив сумму стоимости Работ Подрядчика, подлежащую оплате в текущем месяце, на стоимость таких услуг, а также взыскать штрафную неустойку в соответствии с пунктом 9.2.5 настоящего Договора.</w:t>
+            </w:r>
+          </w:p>
+          <w:p>
+            <w:pPr>
+              <w:spacing w:after="40"/>
+              <w:jc w:val="left"/>
+            </w:pPr>
+            <w:r>
+              <w:rPr>
+                <w:b w:val="0"/>
+                <w:i w:val="0"/>
+                <w:sz w:val="20"/>
+              </w:rPr>
+              <w:t>Расходы по вывозу и утилизации мусора компенсируются Подрядчиком путём применения понижающего коэффициента к стоимости строительно-монтажных работ в соответствии с принятыми расценками по Объекту.</w:t>
+            </w:r>
+          </w:p>
+        </w:tc>
+        <w:tc>
+          <w:tcPr>
+            <w:tcW w:type="dxa" w:w="4819"/>
+          </w:tcPr>
+          <w:p>
+            <w:pPr>
+              <w:spacing w:after="40"/>
+              <w:jc w:val="left"/>
+            </w:pPr>
+            <w:r>
+              <w:rPr>
+                <w:b w:val="0"/>
+                <w:i w:val="0"/>
+                <w:sz w:val="20"/>
+              </w:rPr>
+              <w:t>4.5. Осуществлять в процессе производства Работ систематическую ежедневную, а по завершении Работ — окончательную уборку места проведения Работ от образовавшихся в процессе выполнения Работ отходов (строительного мусора), складировать эти отходы в отведенные Заказчиком места.</w:t>
+            </w:r>
+          </w:p>
+          <w:p>
+            <w:pPr>
+              <w:spacing w:after="40"/>
+              <w:jc w:val="left"/>
+            </w:pPr>
+            <w:r>
+              <w:rPr>
+                <w:b w:val="0"/>
+                <w:i w:val="0"/>
+                <w:sz w:val="20"/>
+              </w:rPr>
+              <w:t>При обнаружении на месте проведения Работ строительного мусора Заказчик с участием представителя Подрядчика составляет акт уборки мусора с указанием сроков исполнения. В случае неисполнения Подрядчиком указанных в акте сроков уборки мусора Заказчик имеет право в одностороннем порядке привлечь стороннюю организацию для уборки строительного мусора за счёт Подрядчика, уменьшив сумму стоимости Работ Подрядчика, подлежащую оплате в текущем месяце, на стоимость таких услуг.</w:t>
+            </w:r>
+          </w:p>
+        </w:tc>
+      </w:tr>
+      <w:tr>
+        <w:tc>
+          <w:tcPr>
+            <w:tcW w:type="dxa" w:w="4819"/>
+          </w:tcPr>
+          <w:p>
+            <w:pPr>
+              <w:spacing w:after="40"/>
+              <w:jc w:val="left"/>
+            </w:pPr>
+            <w:r>
+              <w:rPr>
+                <w:b w:val="0"/>
+                <w:i w:val="0"/>
+                <w:sz w:val="20"/>
+              </w:rPr>
+              <w:t>4.5.1. В случае выполнения отделочных работ по настоящему Договору Подрядчик обязуется к окончанию выполнения своих работ осуществить за свой счет чистовую отделку помещений (мытье окон, пола, стен).</w:t>
+            </w:r>
+          </w:p>
+        </w:tc>
+        <w:tc>
+          <w:tcPr>
+            <w:tcW w:type="dxa" w:w="4819"/>
+          </w:tcPr>
+          <w:p>
+            <w:pPr>
+              <w:spacing w:after="40"/>
+              <w:jc w:val="left"/>
+            </w:pPr>
+            <w:r>
+              <w:rPr>
+                <w:b w:val="0"/>
+                <w:i w:val="0"/>
+                <w:sz w:val="20"/>
+              </w:rPr>
+              <w:t>4.5.1. Исключить.</w:t>
+            </w:r>
+          </w:p>
+        </w:tc>
+      </w:tr>
+      <w:tr>
+        <w:tc>
+          <w:tcPr>
+            <w:tcW w:type="dxa" w:w="4819"/>
+          </w:tcPr>
+          <w:p>
+            <w:pPr>
+              <w:spacing w:after="40"/>
+              <w:jc w:val="left"/>
+            </w:pPr>
+            <w:r>
+              <w:rPr>
+                <w:b w:val="0"/>
+                <w:i w:val="0"/>
+                <w:sz w:val="20"/>
+              </w:rPr>
+              <w:t>4.6. Исполнять полученные в ходе строительства указания, предписания Заказчика, авторского надзора, строительного контроля и надзорных государственных служб в указанные сроки, в том числе указания и предписания касательно качества работ, технологии производства работ, выполнения требований по пожарной безопасности, промышленной безопасности, охране труда, санитарии, охране здоровья, охране окружающей среды, содержания в чистоте строительной площадки, если такие указания не противоречат условиям настоящего договора и не представляют собой вмешательства в оперативно-хозяйственную деятельность Подрядчика. Выполнять указания Генподрядчика, связанные с организацией работ на строительной площадке.</w:t>
+            </w:r>
+          </w:p>
+        </w:tc>
+        <w:tc>
+          <w:tcPr>
+            <w:tcW w:type="dxa" w:w="4819"/>
+          </w:tcPr>
+          <w:p>
+            <w:pPr>
+              <w:spacing w:after="40"/>
+              <w:jc w:val="left"/>
+            </w:pPr>
+            <w:r>
+              <w:rPr>
+                <w:b w:val="0"/>
+                <w:i w:val="0"/>
+                <w:sz w:val="20"/>
+              </w:rPr>
+              <w:t>4.6. Исполнять полученные в ходе строительства указания, предписания Заказчика, авторского надзора, строительного контроля и надзорных государственных служб в указанные сроки, в том числе указания и предписания касательно качества работ, технологии производства работ, выполнения требований по пожарной безопасности, промышленной безопасности, охране труда, санитарии, охране здоровья, охране окружающей среды, содержания в чистоте строительной площадки, если такие указания не противоречат условиям настоящего договора и не представляют собой вмешательства в оперативно-хозяйственную деятельность Подрядчика.</w:t>
+            </w:r>
+          </w:p>
+        </w:tc>
+      </w:tr>
+      <w:tr>
+        <w:tc>
+          <w:tcPr>
+            <w:tcW w:type="dxa" w:w="4819"/>
+          </w:tcPr>
+          <w:p>
+            <w:pPr>
+              <w:spacing w:after="40"/>
+              <w:jc w:val="left"/>
+            </w:pPr>
+            <w:r>
+              <w:rPr>
+                <w:b w:val="0"/>
+                <w:i w:val="0"/>
+                <w:sz w:val="20"/>
+              </w:rPr>
+              <w:t>4.7. Подрядчик выполняет работу в полном соответствии с условиями договора подряда, соблюдая правила, установленные Генподрядчиком на территории строительной площадки Объекта, требования по охране труда, охране окружающей среды, безопасности строительных работ для окружающей территории и населения.</w:t>
+            </w:r>
+          </w:p>
+        </w:tc>
+        <w:tc>
+          <w:tcPr>
+            <w:tcW w:type="dxa" w:w="4819"/>
+          </w:tcPr>
+          <w:p>
+            <w:pPr>
+              <w:spacing w:after="40"/>
+              <w:jc w:val="left"/>
+            </w:pPr>
+            <w:r>
+              <w:rPr>
+                <w:b w:val="0"/>
+                <w:i w:val="0"/>
+                <w:sz w:val="20"/>
+              </w:rPr>
+              <w:t>4.7. Исполнять полученные в ходе строительства указания, предписания Заказчика, авторского надзора, строительного контроля и надзорных государственных служб в указанные сроки, в том числе указания и предписания касательно качества работ, технологии производства работ, выполнения требований охраны труда и техники безопасности, содержания в чистоте строительной площадки, если такие указания не противоречат условиям настоящего договора и не представляют собой вмешательства в оперативно-хозяйственную деятельность Подрядчика. Выполнять указания Заказчика, связанные с организацией работ на строительной площадке.</w:t>
+            </w:r>
+          </w:p>
+        </w:tc>
+      </w:tr>
+      <w:tr>
+        <w:tc>
+          <w:tcPr>
+            <w:tcW w:type="dxa" w:w="4819"/>
+          </w:tcPr>
+          <w:p>
+            <w:pPr>
+              <w:spacing w:after="40"/>
+              <w:jc w:val="left"/>
+            </w:pPr>
+            <w:r>
+              <w:rPr>
+                <w:b w:val="0"/>
+                <w:i w:val="0"/>
+                <w:sz w:val="20"/>
+              </w:rPr>
+              <w:t>4.8. Подрядчик обязан нести расходы в процессе строительства, связанные с фактическим использованием электроэнергии. Указанные расходы компенсируются путём удержания из стоимости работ, выполненных Подрядчиком, определенной в каждом Акте о приемке выполненных работ по форме КС-2 и Справке о стоимости выполненных работ и затрат по форме КС-3, с учётом коэффициентов, установленных в Приложении № 5.</w:t>
+            </w:r>
+          </w:p>
+        </w:tc>
+        <w:tc>
+          <w:tcPr>
+            <w:tcW w:type="dxa" w:w="4819"/>
+          </w:tcPr>
+          <w:p>
+            <w:pPr>
+              <w:spacing w:after="40"/>
+              <w:jc w:val="left"/>
+            </w:pPr>
+            <w:r>
+              <w:rPr>
+                <w:b w:val="0"/>
+                <w:i w:val="0"/>
+                <w:sz w:val="20"/>
+              </w:rPr>
+              <w:t>4.8. Исключить.</w:t>
+            </w:r>
+          </w:p>
+        </w:tc>
+      </w:tr>
+      <w:tr>
+        <w:tc>
+          <w:tcPr>
+            <w:tcW w:type="dxa" w:w="4819"/>
+          </w:tcPr>
+          <w:p>
+            <w:pPr>
+              <w:spacing w:after="40"/>
+              <w:jc w:val="left"/>
+            </w:pPr>
+            <w:r>
+              <w:rPr>
+                <w:b w:val="0"/>
+                <w:i w:val="0"/>
+                <w:sz w:val="20"/>
+              </w:rPr>
+              <w:t>5.5. В случае неисполнения или ненадлежащего исполнения Подрядчиком обязательств, предусмотренных настоящим Договором, Заказчик вправе производить оплату по Договору после перечисления Подрядчиком соответствующего размера пени, штрафа.</w:t>
+            </w:r>
+          </w:p>
+        </w:tc>
+        <w:tc>
+          <w:tcPr>
+            <w:tcW w:type="dxa" w:w="4819"/>
+          </w:tcPr>
+          <w:p>
+            <w:pPr>
+              <w:spacing w:after="40"/>
+              <w:jc w:val="left"/>
+            </w:pPr>
+            <w:r>
+              <w:rPr>
+                <w:b w:val="0"/>
+                <w:i w:val="0"/>
+                <w:sz w:val="20"/>
+              </w:rPr>
+              <w:t>5.5. Исключить.</w:t>
+            </w:r>
+          </w:p>
+        </w:tc>
+      </w:tr>
+      <w:tr>
+        <w:tc>
+          <w:tcPr>
+            <w:tcW w:type="dxa" w:w="4819"/>
+          </w:tcPr>
+          <w:p>
+            <w:pPr>
+              <w:spacing w:after="40"/>
+              <w:jc w:val="left"/>
+            </w:pPr>
+            <w:r>
+              <w:rPr>
+                <w:b w:val="0"/>
+                <w:i w:val="0"/>
+                <w:sz w:val="20"/>
+              </w:rPr>
+              <w:t xml:space="preserve">6.1. Подрядчик в период выполнения работ по Договору ежемесячно за текущий отчетный период (календарный месяц) подготавливает Акты о приемке выполненных работ по форме КС-2 в трёх экземплярах, Справку о стоимости выполненных работ и затрат по форме КС-3 в трёх экземплярах и до </w:t>
+            </w:r>
+            <w:r>
+              <w:rPr>
+                <w:b w:val="0"/>
+                <w:i w:val="0"/>
+                <w:sz w:val="20"/>
+                <w:highlight w:val="yellow"/>
+              </w:rPr>
+              <w:t>{{ЧИСЛО_МЕСЯЦА_СОГЛАСОВАНИЯ_В_ТЕХНАДЗОРЕ}}</w:t>
+            </w:r>
+            <w:r>
+              <w:rPr>
+                <w:b w:val="0"/>
+                <w:i w:val="0"/>
+                <w:sz w:val="20"/>
+              </w:rPr>
+              <w:t xml:space="preserve"> числа отчетного месяца согласовывает их в Службе технического надзора Заказчика, и до </w:t>
+            </w:r>
+            <w:r>
+              <w:rPr>
+                <w:b w:val="0"/>
+                <w:i w:val="0"/>
+                <w:sz w:val="20"/>
+                <w:highlight w:val="yellow"/>
+              </w:rPr>
+              <w:t>{{ЧИСЛО_МЕСЯЦА_ПЕРЕДАЧИ_В_ПТО}}</w:t>
+            </w:r>
+            <w:r>
+              <w:rPr>
+                <w:b w:val="0"/>
+                <w:i w:val="0"/>
+                <w:sz w:val="20"/>
+              </w:rPr>
+              <w:t xml:space="preserve"> числа отчетного месяца предоставляет в Производственно-технический отдел Заказчика для их рассмотрения и согласования. Выполненные объемы работ, не вошедшие в Справку о стоимости выполненных работ и затрат по форме КС-3 за текущий отчетный период (календарный месяц), оформляются отдельными Актами о приемке выполненных работ по форме КС-2 в двух экземплярах и предоставляются в Производственно-технический отдел Заказчика.</w:t>
+            </w:r>
+          </w:p>
+        </w:tc>
+        <w:tc>
+          <w:tcPr>
+            <w:tcW w:type="dxa" w:w="4819"/>
+          </w:tcPr>
+          <w:p>
+            <w:pPr>
+              <w:spacing w:after="40"/>
+              <w:jc w:val="left"/>
+            </w:pPr>
+            <w:r>
+              <w:rPr>
+                <w:b w:val="0"/>
+                <w:i w:val="0"/>
+                <w:sz w:val="20"/>
+              </w:rPr>
+              <w:t>6.1. Подрядчик в период выполнения работ по Договору ежемесячно за текущий отчетный период (календарный месяц) или за любой другой период подготавливает Акты о приемке выполненных работ по форме КС-2 в трёх экземплярах, Справку о стоимости выполненных работ и затрат по форме КС-3 в трёх экземплярах.</w:t>
+            </w:r>
+          </w:p>
+          <w:p>
+            <w:pPr>
+              <w:spacing w:after="40"/>
+              <w:jc w:val="left"/>
+            </w:pPr>
+            <w:r>
+              <w:rPr>
+                <w:b w:val="0"/>
+                <w:i w:val="0"/>
+                <w:sz w:val="20"/>
+              </w:rPr>
+              <w:t xml:space="preserve">В случае использования давальческих материалов — одновременно с формами КС-2 и КС-3 </w:t>
+            </w:r>
+            <w:r>
+              <w:rPr>
+                <w:b w:val="0"/>
+                <w:i w:val="0"/>
+                <w:sz w:val="20"/>
+                <w:highlight w:val="yellow"/>
+              </w:rPr>
+              <w:t>{{ДОКУМЕНТЫ_ПО_ДАВАЛЬЧЕСКИМ_МАТЕРИАЛАМ}}</w:t>
+            </w:r>
+            <w:r>
+              <w:rPr>
+                <w:b w:val="0"/>
+                <w:i w:val="0"/>
+                <w:sz w:val="20"/>
+              </w:rPr>
+              <w:t>.</w:t>
+            </w:r>
+          </w:p>
+        </w:tc>
+      </w:tr>
+      <w:tr>
+        <w:tc>
+          <w:tcPr>
+            <w:tcW w:type="dxa" w:w="4819"/>
+          </w:tcPr>
+          <w:p>
+            <w:pPr>
+              <w:spacing w:after="40"/>
+              <w:jc w:val="left"/>
+            </w:pPr>
+            <w:r>
+              <w:rPr>
+                <w:b w:val="0"/>
+                <w:i w:val="0"/>
+                <w:sz w:val="20"/>
+              </w:rPr>
+              <w:t xml:space="preserve">6.2. Подрядчик передает Заказчику за </w:t>
+            </w:r>
+            <w:r>
+              <w:rPr>
+                <w:b w:val="0"/>
+                <w:i w:val="0"/>
+                <w:sz w:val="20"/>
+                <w:highlight w:val="yellow"/>
+              </w:rPr>
+              <w:t>{{СРОК_ПЕРЕДАЧИ_ИСПОЛНИТЕЛЬНОЙ_ДОКУМЕНТАЦИИ}}</w:t>
+            </w:r>
+            <w:r>
+              <w:rPr>
+                <w:b w:val="0"/>
+                <w:i w:val="0"/>
+                <w:sz w:val="20"/>
+              </w:rPr>
+              <w:t xml:space="preserve"> рабочих дней до начала сдачи-приемки выполненных им работ (п. 6.1 Договора) Исполнительную документацию в трёх экземплярах на бумажном носителе, а также на электронном носителе (CD/DVD/ином) в форматах .dwg и .pdf (в виде скан-копий с бумажного носителя со всеми подписями и печатями).</w:t>
+            </w:r>
+          </w:p>
+        </w:tc>
+        <w:tc>
+          <w:tcPr>
+            <w:tcW w:type="dxa" w:w="4819"/>
+          </w:tcPr>
+          <w:p>
+            <w:pPr>
+              <w:spacing w:after="40"/>
+              <w:jc w:val="left"/>
+            </w:pPr>
+            <w:r>
+              <w:rPr>
+                <w:b w:val="0"/>
+                <w:i w:val="0"/>
+                <w:sz w:val="20"/>
+              </w:rPr>
+              <w:t>6.2. Исключить.</w:t>
+            </w:r>
+          </w:p>
+        </w:tc>
+      </w:tr>
+      <w:tr>
+        <w:tc>
+          <w:tcPr>
+            <w:tcW w:type="dxa" w:w="4819"/>
+          </w:tcPr>
+          <w:p>
+            <w:pPr>
+              <w:spacing w:after="40"/>
+              <w:jc w:val="left"/>
+            </w:pPr>
+            <w:r>
+              <w:rPr>
+                <w:b w:val="0"/>
+                <w:i w:val="0"/>
+                <w:sz w:val="20"/>
+              </w:rPr>
+              <w:t>6.3. В случае если у Подрядчика отсутствует возможность предоставить Акты о приемке выполненных работ по форме КС-2, Справку о стоимости выполненных работ и затрат по форме КС-3 за текущий отчетный период в сроки, определенные в п. 6.1 Договора, Подрядчик обязан незамедлительно с указанием объективных причин письменно уведомить об этом Заказчика. Заказчик, рассмотрев письмо (уведомление) Подрядчика, принимает одно из следующих решений:</w:t>
+            </w:r>
+          </w:p>
+          <w:p>
+            <w:pPr>
+              <w:spacing w:after="40"/>
+              <w:jc w:val="left"/>
+            </w:pPr>
+            <w:r>
+              <w:rPr>
+                <w:b w:val="0"/>
+                <w:i w:val="0"/>
+                <w:sz w:val="20"/>
+              </w:rPr>
+              <w:t xml:space="preserve">- в случае если Заказчик сочтет причины несоблюдения Подрядчиком сроков предоставления документов на согласование и рассмотрение уважительными, Заказчик инициирует создание Комиссии с участием представителей Подрядчика для устранения обстоятельств, послуживших причиной несоблюдения Подрядчиком требований пункта 6.1 Договора. Члены Комиссии обязаны предпринять меры для решения поставленных вопросов и задач в сроки, не превышающие </w:t>
+            </w:r>
+            <w:r>
+              <w:rPr>
+                <w:b w:val="0"/>
+                <w:i w:val="0"/>
+                <w:sz w:val="20"/>
+                <w:highlight w:val="yellow"/>
+              </w:rPr>
+              <w:t>{{СРОК_РАБОТЫ_КОМИССИИ}}</w:t>
+            </w:r>
+            <w:r>
+              <w:rPr>
+                <w:b w:val="0"/>
+                <w:i w:val="0"/>
+                <w:sz w:val="20"/>
+              </w:rPr>
+              <w:t xml:space="preserve"> со дня создания Комиссии;</w:t>
+            </w:r>
+          </w:p>
+          <w:p>
+            <w:pPr>
+              <w:spacing w:after="40"/>
+              <w:jc w:val="left"/>
+            </w:pPr>
+            <w:r>
+              <w:rPr>
+                <w:b w:val="0"/>
+                <w:i w:val="0"/>
+                <w:sz w:val="20"/>
+              </w:rPr>
+              <w:t xml:space="preserve">- в случае если Заказчик сочтет причины несоблюдения Подрядчиком сроков предоставления документов на согласование и рассмотрение не уважительными, Заказчик уведомляет о принятом решении Подрядчика. При принятии Заказчиком данного решения Стороны определили установить предельный срок предоставления Подрядчиком Актов о приемке выполненных работ по форме КС-2, Справок о стоимости выполненных работ и затрат по форме КС-3 Заказчику для согласования и рассмотрения, равный </w:t>
+            </w:r>
+            <w:r>
+              <w:rPr>
+                <w:b w:val="0"/>
+                <w:i w:val="0"/>
+                <w:sz w:val="20"/>
+                <w:highlight w:val="yellow"/>
+              </w:rPr>
+              <w:t>{{ПРЕДЕЛЬНЫЙ_СРОК_ПРЕДОСТАВЛЕНИЯ_КС}}</w:t>
+            </w:r>
+            <w:r>
+              <w:rPr>
+                <w:b w:val="0"/>
+                <w:i w:val="0"/>
+                <w:sz w:val="20"/>
+              </w:rPr>
+              <w:t xml:space="preserve"> со дня завершения выполнения работ по Договору.</w:t>
+            </w:r>
+          </w:p>
+          <w:p>
+            <w:pPr>
+              <w:spacing w:after="40"/>
+              <w:jc w:val="left"/>
+            </w:pPr>
+            <w:r>
+              <w:rPr>
+                <w:b w:val="0"/>
+                <w:i w:val="0"/>
+                <w:sz w:val="20"/>
+              </w:rPr>
+              <w:t>Стороны определили, что уважительными причинами неисполнения Подрядчиком требований п. 6.1 Договора являются конкретные объективные обстоятельства, которые препятствовали исполнению обязанностей и возникли не в связи с виновными действиями, бездействиями Подрядчика.</w:t>
+            </w:r>
+          </w:p>
+        </w:tc>
+        <w:tc>
+          <w:tcPr>
+            <w:tcW w:type="dxa" w:w="4819"/>
+          </w:tcPr>
+          <w:p>
+            <w:pPr>
+              <w:spacing w:after="40"/>
+              <w:jc w:val="left"/>
+            </w:pPr>
+            <w:r>
+              <w:rPr>
+                <w:b w:val="0"/>
+                <w:i w:val="0"/>
+                <w:sz w:val="20"/>
+              </w:rPr>
+              <w:t>6.3. Исключить.</w:t>
+            </w:r>
+          </w:p>
+        </w:tc>
+      </w:tr>
+      <w:tr>
+        <w:tc>
+          <w:tcPr>
+            <w:tcW w:type="dxa" w:w="4819"/>
+          </w:tcPr>
+          <w:p>
+            <w:pPr>
+              <w:spacing w:after="40"/>
+              <w:jc w:val="left"/>
+            </w:pPr>
+            <w:r>
+              <w:rPr>
+                <w:b w:val="0"/>
+                <w:i w:val="0"/>
+                <w:sz w:val="20"/>
+              </w:rPr>
+              <w:t>6.4. Заказчик не принимает Акты о приемке выполненных работ по форме КС-2, Справки о стоимости выполненных работ и затрат по форме КС-3 к рассмотрению и утверждению, если они предоставлены Подрядчиком с превышением срока предоставления документов (п. 6.1 – 6.2 Договора) и без соблюдения требований п. 6.2 Договора.</w:t>
+            </w:r>
+          </w:p>
+        </w:tc>
+        <w:tc>
+          <w:tcPr>
+            <w:tcW w:type="dxa" w:w="4819"/>
+          </w:tcPr>
+          <w:p>
+            <w:pPr>
+              <w:spacing w:after="40"/>
+              <w:jc w:val="left"/>
+            </w:pPr>
+            <w:r>
+              <w:rPr>
+                <w:b w:val="0"/>
+                <w:i w:val="0"/>
+                <w:sz w:val="20"/>
+              </w:rPr>
+              <w:t>6.4. Исключить.</w:t>
+            </w:r>
+          </w:p>
+        </w:tc>
+      </w:tr>
+      <w:tr>
+        <w:tc>
+          <w:tcPr>
+            <w:tcW w:type="dxa" w:w="4819"/>
+          </w:tcPr>
+          <w:p>
+            <w:pPr>
+              <w:spacing w:after="40"/>
+              <w:jc w:val="left"/>
+            </w:pPr>
+            <w:r>
+              <w:rPr>
+                <w:b w:val="0"/>
+                <w:i w:val="0"/>
+                <w:sz w:val="20"/>
+              </w:rPr>
+              <w:t xml:space="preserve">6.8. Заказчик в течение </w:t>
+            </w:r>
+            <w:r>
+              <w:rPr>
+                <w:b w:val="0"/>
+                <w:i w:val="0"/>
+                <w:sz w:val="20"/>
+                <w:highlight w:val="yellow"/>
+              </w:rPr>
+              <w:t>{{СРОК_РАССМОТРЕНИЯ_АКТОВ}}</w:t>
+            </w:r>
+            <w:r>
+              <w:rPr>
+                <w:b w:val="0"/>
+                <w:i w:val="0"/>
+                <w:sz w:val="20"/>
+              </w:rPr>
+              <w:t xml:space="preserve"> рабочих дней с момента получения от Подрядчика документов, указанных в пунктах 6.1, 6.5 настоящего Договора, рассматривает, подписывает представленные документы или направляет Подрядчику обоснованный отказ в принятии представленных на рассмотрение документов.</w:t>
+            </w:r>
+          </w:p>
+        </w:tc>
+        <w:tc>
+          <w:tcPr>
+            <w:tcW w:type="dxa" w:w="4819"/>
+          </w:tcPr>
+          <w:p>
+            <w:pPr>
+              <w:spacing w:after="40"/>
+              <w:jc w:val="left"/>
+            </w:pPr>
+            <w:r>
+              <w:rPr>
+                <w:b w:val="0"/>
+                <w:i w:val="0"/>
+                <w:sz w:val="20"/>
+              </w:rPr>
+              <w:t xml:space="preserve">6.8. Заказчик в течение </w:t>
+            </w:r>
+            <w:r>
+              <w:rPr>
+                <w:b w:val="0"/>
+                <w:i w:val="0"/>
+                <w:sz w:val="20"/>
+                <w:highlight w:val="yellow"/>
+              </w:rPr>
+              <w:t>{{СРОК_РАССМОТРЕНИЯ_АКТОВ_РЕДАКЦИЯ_ПОДРЯДЧИКА}}</w:t>
+            </w:r>
+            <w:r>
+              <w:rPr>
+                <w:b w:val="0"/>
+                <w:i w:val="0"/>
+                <w:sz w:val="20"/>
+              </w:rPr>
+              <w:t xml:space="preserve"> рабочих дней с момента получения от Подрядчика документов, указанных в пунктах 6.1, 6.5 настоящего Договора, рассматривает, подписывает представленные документы или направляет Подрядчику мотивированные возражения в письменной форме с указанием разумного срока устранения обнаруженных недостатков. При отсутствии мотивированных замечаний к выполненным работам в установленный срок работы считаются принятыми без замечаний.</w:t>
+            </w:r>
+          </w:p>
+        </w:tc>
+      </w:tr>
+      <w:tr>
+        <w:tc>
+          <w:tcPr>
+            <w:tcW w:type="dxa" w:w="4819"/>
+          </w:tcPr>
+          <w:p>
+            <w:pPr>
+              <w:spacing w:after="40"/>
+              <w:jc w:val="left"/>
+            </w:pPr>
+            <w:r>
+              <w:rPr>
+                <w:b w:val="0"/>
+                <w:i w:val="0"/>
+                <w:sz w:val="20"/>
+              </w:rPr>
+              <w:t>6.10. В случае непредоставления Подрядчиком в соответствии с п. 6.9 Договора документов в отведенные для этого сроки Заказчик в одностороннем порядке составляет Акт об определении итогового объема выполненных работ Подрядчиком и не принимает к рассмотрению и утверждению Акты о приемке выполненных работ, Справки о стоимости выполненных работ и затрат, не учтенные в Акте об определении итогового объема выполненных работ и предоставленные после его оформления.</w:t>
+            </w:r>
+          </w:p>
+        </w:tc>
+        <w:tc>
+          <w:tcPr>
+            <w:tcW w:type="dxa" w:w="4819"/>
+          </w:tcPr>
+          <w:p>
+            <w:pPr>
+              <w:spacing w:after="40"/>
+              <w:jc w:val="left"/>
+            </w:pPr>
+            <w:r>
+              <w:rPr>
+                <w:b w:val="0"/>
+                <w:i w:val="0"/>
+                <w:sz w:val="20"/>
+              </w:rPr>
+              <w:t>6.10. Исключить.</w:t>
+            </w:r>
+          </w:p>
+        </w:tc>
+      </w:tr>
+      <w:tr>
+        <w:tc>
+          <w:tcPr>
+            <w:tcW w:type="dxa" w:w="4819"/>
+          </w:tcPr>
+          <w:p>
+            <w:pPr>
+              <w:spacing w:after="40"/>
+              <w:jc w:val="left"/>
+            </w:pPr>
+            <w:r>
+              <w:rPr>
+                <w:b w:val="0"/>
+                <w:i w:val="0"/>
+                <w:sz w:val="20"/>
+              </w:rPr>
+              <w:t xml:space="preserve">7.9. Подрядчик обязан в течение </w:t>
+            </w:r>
+            <w:r>
+              <w:rPr>
+                <w:b w:val="0"/>
+                <w:i w:val="0"/>
+                <w:sz w:val="20"/>
+                <w:highlight w:val="yellow"/>
+              </w:rPr>
+              <w:t>{{СРОК_РАЗРАБОТКИ_ППР}}</w:t>
+            </w:r>
+            <w:r>
+              <w:rPr>
+                <w:b w:val="0"/>
+                <w:i w:val="0"/>
+                <w:sz w:val="20"/>
+              </w:rPr>
+              <w:t xml:space="preserve"> рабочих дней с даты подписания настоящего Договора и получения от Заказчика Рабочей документации разработать и предоставить на согласование Заказчику Проект производства работ (далее — «ППР») с приложением Технологической карты (далее — ТК) на Объекте.</w:t>
+            </w:r>
+          </w:p>
+        </w:tc>
+        <w:tc>
+          <w:tcPr>
+            <w:tcW w:type="dxa" w:w="4819"/>
+          </w:tcPr>
+          <w:p>
+            <w:pPr>
+              <w:spacing w:after="40"/>
+              <w:jc w:val="left"/>
+            </w:pPr>
+            <w:r>
+              <w:rPr>
+                <w:b w:val="0"/>
+                <w:i w:val="0"/>
+                <w:sz w:val="20"/>
+              </w:rPr>
+              <w:t xml:space="preserve">7.9. Подрядчик обязан в течение </w:t>
+            </w:r>
+            <w:r>
+              <w:rPr>
+                <w:b w:val="0"/>
+                <w:i w:val="0"/>
+                <w:sz w:val="20"/>
+                <w:highlight w:val="yellow"/>
+              </w:rPr>
+              <w:t>{{СРОК_РАЗРАБОТКИ_ППР}}</w:t>
+            </w:r>
+            <w:r>
+              <w:rPr>
+                <w:b w:val="0"/>
+                <w:i w:val="0"/>
+                <w:sz w:val="20"/>
+              </w:rPr>
+              <w:t xml:space="preserve"> рабочих дней с даты подписания настоящего Договора и получения от Заказчика Рабочей документации разработать и предоставить на согласование Заказчику Проект производства работ (далее — «ППР») с приложением Технологической карты (далее — ТК) на Объекте.</w:t>
+            </w:r>
+          </w:p>
+          <w:p>
+            <w:pPr>
+              <w:spacing w:after="40"/>
+              <w:jc w:val="left"/>
+            </w:pPr>
+            <w:r>
+              <w:rPr>
+                <w:b w:val="0"/>
+                <w:i w:val="0"/>
+                <w:sz w:val="20"/>
+              </w:rPr>
+              <w:t xml:space="preserve">Заказчик в течение </w:t>
+            </w:r>
+            <w:r>
+              <w:rPr>
+                <w:b w:val="0"/>
+                <w:i w:val="0"/>
+                <w:sz w:val="20"/>
+                <w:highlight w:val="yellow"/>
+              </w:rPr>
+              <w:t>{{СРОК_СОГЛАСОВАНИЯ_ППР}}</w:t>
+            </w:r>
+            <w:r>
+              <w:rPr>
+                <w:b w:val="0"/>
+                <w:i w:val="0"/>
+                <w:sz w:val="20"/>
+              </w:rPr>
+              <w:t xml:space="preserve"> рабочих дней с даты получения ППР от Подрядчика обязуется рассмотреть ППР и либо согласовать ППР, разработанный Подрядчиком, либо направить Подрядчику мотивированный отказ от согласования ППР.</w:t>
+            </w:r>
+          </w:p>
+        </w:tc>
+      </w:tr>
+      <w:tr>
+        <w:tc>
+          <w:tcPr>
+            <w:tcW w:type="dxa" w:w="4819"/>
+          </w:tcPr>
+          <w:p>
+            <w:pPr>
+              <w:spacing w:after="40"/>
+              <w:jc w:val="left"/>
+            </w:pPr>
+            <w:r>
+              <w:rPr>
+                <w:b w:val="0"/>
+                <w:i w:val="0"/>
+                <w:sz w:val="20"/>
+              </w:rPr>
+              <w:t>7.13. Подрядчик приступает к работам только после подписания (получения) акта-допуска на производство работ по форме согласно приложению № 9 к настоящему договору. В акте-допуске указываются все мероприятия по предотвращению случаев повреждения здоровья работников и условия производства работ, необходимые при производстве смежных работ. Обязанность по получению акта-допуска на производство работ возложена на Подрядчика.</w:t>
+            </w:r>
+          </w:p>
+        </w:tc>
+        <w:tc>
+          <w:tcPr>
+            <w:tcW w:type="dxa" w:w="4819"/>
+          </w:tcPr>
+          <w:p>
+            <w:pPr>
+              <w:spacing w:after="40"/>
+              <w:jc w:val="left"/>
+            </w:pPr>
+            <w:r>
+              <w:rPr>
+                <w:b w:val="0"/>
+                <w:i w:val="0"/>
+                <w:sz w:val="20"/>
+              </w:rPr>
+              <w:t>7.13. Исключить.</w:t>
+            </w:r>
+          </w:p>
+        </w:tc>
+      </w:tr>
+      <w:tr>
+        <w:tc>
+          <w:tcPr>
+            <w:tcW w:type="dxa" w:w="4819"/>
+          </w:tcPr>
+          <w:p>
+            <w:pPr>
+              <w:spacing w:after="40"/>
+              <w:jc w:val="left"/>
+            </w:pPr>
+            <w:r>
+              <w:rPr>
+                <w:b w:val="0"/>
+                <w:i w:val="0"/>
+                <w:sz w:val="20"/>
+              </w:rPr>
+              <w:t>8.1. Подрядчик гарантирует качество:</w:t>
+            </w:r>
+          </w:p>
+          <w:p>
+            <w:pPr>
+              <w:spacing w:after="40"/>
+              <w:jc w:val="left"/>
+            </w:pPr>
+            <w:r>
+              <w:rPr>
+                <w:b w:val="0"/>
+                <w:i w:val="0"/>
+                <w:sz w:val="20"/>
+              </w:rPr>
+              <w:t xml:space="preserve">- выполненных работ, за исключением технологического и инженерного оборудования, входящего в состав Объекта, в течение Гарантийного срока, который составляет </w:t>
+            </w:r>
+            <w:r>
+              <w:rPr>
+                <w:b w:val="0"/>
+                <w:i w:val="0"/>
+                <w:sz w:val="20"/>
+                <w:highlight w:val="yellow"/>
+              </w:rPr>
+              <w:t>{{ГАРАНТИЙНЫЙ_СРОК_РАБОТ}}</w:t>
+            </w:r>
+            <w:r>
+              <w:rPr>
+                <w:b w:val="0"/>
+                <w:i w:val="0"/>
+                <w:sz w:val="20"/>
+              </w:rPr>
+              <w:t xml:space="preserve"> с даты ввода Объекта в эксплуатацию;</w:t>
+            </w:r>
+          </w:p>
+          <w:p>
+            <w:pPr>
+              <w:spacing w:after="40"/>
+              <w:jc w:val="left"/>
+            </w:pPr>
+            <w:r>
+              <w:rPr>
+                <w:b w:val="0"/>
+                <w:i w:val="0"/>
+                <w:sz w:val="20"/>
+              </w:rPr>
+              <w:t xml:space="preserve">- технологического и инженерного оборудования, входящего в состав Объекта, в течение Гарантийного срока, который составляет </w:t>
+            </w:r>
+            <w:r>
+              <w:rPr>
+                <w:b w:val="0"/>
+                <w:i w:val="0"/>
+                <w:sz w:val="20"/>
+                <w:highlight w:val="yellow"/>
+              </w:rPr>
+              <w:t>{{ГАРАНТИЙНЫЙ_СРОК_ОБОРУДОВАНИЯ}}</w:t>
+            </w:r>
+            <w:r>
+              <w:rPr>
+                <w:b w:val="0"/>
+                <w:i w:val="0"/>
+                <w:sz w:val="20"/>
+              </w:rPr>
+              <w:t xml:space="preserve"> с даты ввода Объекта в эксплуатацию.</w:t>
+            </w:r>
+          </w:p>
+          <w:p>
+            <w:pPr>
+              <w:spacing w:after="40"/>
+              <w:jc w:val="left"/>
+            </w:pPr>
+            <w:r>
+              <w:rPr>
+                <w:b w:val="0"/>
+                <w:i w:val="0"/>
+                <w:sz w:val="20"/>
+              </w:rPr>
+              <w:t>Если в указанный период обнаружатся недостатки или дефекты, препятствующие нормальной эксплуатации Объекта, Подрядчик обязан их устранить за свой счет в сроки, согласованные с Заказчиком в соответствующем акте.</w:t>
+            </w:r>
+          </w:p>
+        </w:tc>
+        <w:tc>
+          <w:tcPr>
+            <w:tcW w:type="dxa" w:w="4819"/>
+          </w:tcPr>
+          <w:p>
+            <w:pPr>
+              <w:spacing w:after="40"/>
+              <w:jc w:val="left"/>
+            </w:pPr>
+            <w:r>
+              <w:rPr>
+                <w:b w:val="0"/>
+                <w:i w:val="0"/>
+                <w:sz w:val="20"/>
+              </w:rPr>
+              <w:t>8.1. Подрядчик гарантирует качество:</w:t>
+            </w:r>
+          </w:p>
+          <w:p>
+            <w:pPr>
+              <w:spacing w:after="40"/>
+              <w:jc w:val="left"/>
+            </w:pPr>
+            <w:r>
+              <w:rPr>
+                <w:b w:val="0"/>
+                <w:i w:val="0"/>
+                <w:sz w:val="20"/>
+              </w:rPr>
+              <w:t xml:space="preserve">- выполненных работ, за исключением технологического и инженерного оборудования, входящего в состав Объекта, в течение Гарантийного срока, который составляет </w:t>
+            </w:r>
+            <w:r>
+              <w:rPr>
+                <w:b w:val="0"/>
+                <w:i w:val="0"/>
+                <w:sz w:val="20"/>
+                <w:highlight w:val="yellow"/>
+              </w:rPr>
+              <w:t>{{ГАРАНТИЙНЫЙ_СРОК_РАБОТ}}</w:t>
+            </w:r>
+            <w:r>
+              <w:rPr>
+                <w:b w:val="0"/>
+                <w:i w:val="0"/>
+                <w:sz w:val="20"/>
+              </w:rPr>
+              <w:t xml:space="preserve"> с даты ввода Объекта в эксплуатацию;</w:t>
+            </w:r>
+          </w:p>
+          <w:p>
+            <w:pPr>
+              <w:spacing w:after="40"/>
+              <w:jc w:val="left"/>
+            </w:pPr>
+            <w:r>
+              <w:rPr>
+                <w:b w:val="0"/>
+                <w:i w:val="0"/>
+                <w:sz w:val="20"/>
+              </w:rPr>
+              <w:t>- технологического и инженерного оборудования, входящего в состав Объекта, в течение Гарантийного срока согласно паспорту производителя с момента передачи его Заказчику.</w:t>
+            </w:r>
+          </w:p>
+          <w:p>
+            <w:pPr>
+              <w:spacing w:after="40"/>
+              <w:jc w:val="left"/>
+            </w:pPr>
+            <w:r>
+              <w:rPr>
+                <w:b w:val="0"/>
+                <w:i w:val="0"/>
+                <w:sz w:val="20"/>
+              </w:rPr>
+              <w:t>Если в указанный период обнаружатся недостатки или дефекты, препятствующие нормальной эксплуатации Объекта, Подрядчик обязан их устранить за свой счет в сроки, согласованные с Заказчиком в соответствующем акте.</w:t>
+            </w:r>
+          </w:p>
+        </w:tc>
+      </w:tr>
+      <w:tr>
+        <w:tc>
+          <w:tcPr>
+            <w:tcW w:type="dxa" w:w="4819"/>
+          </w:tcPr>
+          <w:p>
+            <w:pPr>
+              <w:spacing w:after="40"/>
+              <w:jc w:val="left"/>
+            </w:pPr>
+            <w:r>
+              <w:rPr>
+                <w:b w:val="0"/>
+                <w:i w:val="0"/>
+                <w:sz w:val="20"/>
+              </w:rPr>
+              <w:t>8.2. Договором установлено гарантийное удержание, удерживаемое Заказчиком в соответствии с разделом 8 настоящего Договора от Цены, указанной в пункте 2.1 настоящего Договора. Заказчик осуществляет удержание гарантийного удержания от стоимости выполненных Подрядчиком работ, определенной в каждом Акте о приемке выполненных работ по форме КС-2 и Справке о стоимости выполненных работ и затрат по форме КС-3.</w:t>
+            </w:r>
+          </w:p>
+        </w:tc>
+        <w:tc>
+          <w:tcPr>
+            <w:tcW w:type="dxa" w:w="4819"/>
+          </w:tcPr>
+          <w:p>
+            <w:pPr>
+              <w:spacing w:after="40"/>
+              <w:jc w:val="left"/>
+            </w:pPr>
+            <w:r>
+              <w:rPr>
+                <w:b w:val="0"/>
+                <w:i w:val="0"/>
+                <w:sz w:val="20"/>
+              </w:rPr>
+              <w:t>8.2. Исключить.</w:t>
+            </w:r>
+          </w:p>
+        </w:tc>
+      </w:tr>
+      <w:tr>
+        <w:tc>
+          <w:tcPr>
+            <w:tcW w:type="dxa" w:w="4819"/>
+          </w:tcPr>
+          <w:p>
+            <w:pPr>
+              <w:spacing w:after="40"/>
+              <w:jc w:val="left"/>
+            </w:pPr>
+            <w:r>
+              <w:rPr>
+                <w:b w:val="0"/>
+                <w:i w:val="0"/>
+                <w:sz w:val="20"/>
+              </w:rPr>
+              <w:t>8.4. Гарантийное удержание выплачивается Заказчиком Подрядчику при условии соблюдения п. 8.6 Договора в сроки и в размере, указанные ниже:</w:t>
+            </w:r>
+          </w:p>
+        </w:tc>
+        <w:tc>
+          <w:tcPr>
+            <w:tcW w:type="dxa" w:w="4819"/>
+          </w:tcPr>
+          <w:p>
+            <w:pPr>
+              <w:spacing w:after="40"/>
+              <w:jc w:val="left"/>
+            </w:pPr>
+            <w:r>
+              <w:rPr>
+                <w:b w:val="0"/>
+                <w:i w:val="0"/>
+                <w:sz w:val="20"/>
+              </w:rPr>
+              <w:t>8.4. Исключить.</w:t>
+            </w:r>
+          </w:p>
+        </w:tc>
+      </w:tr>
+      <w:tr>
+        <w:tc>
+          <w:tcPr>
+            <w:tcW w:type="dxa" w:w="4819"/>
+          </w:tcPr>
+          <w:p>
+            <w:pPr>
+              <w:spacing w:after="40"/>
+              <w:jc w:val="left"/>
+            </w:pPr>
+            <w:r>
+              <w:rPr>
+                <w:b w:val="0"/>
+                <w:i w:val="0"/>
+                <w:sz w:val="20"/>
+              </w:rPr>
+              <w:t xml:space="preserve">8.7. Если на момент возврата суммы гарантийного удержания у Подрядчика имеются неустранённые замечания к выполненным работам, то Заказчик продлевает срок возврата гарантийного удержания на </w:t>
+            </w:r>
+            <w:r>
+              <w:rPr>
+                <w:b w:val="0"/>
+                <w:i w:val="0"/>
+                <w:sz w:val="20"/>
+                <w:highlight w:val="yellow"/>
+              </w:rPr>
+              <w:t>{{СРОК_ПРОДЛЕНИЯ_ВОЗВРАТА_ГУ}}</w:t>
+            </w:r>
+            <w:r>
+              <w:rPr>
+                <w:b w:val="0"/>
+                <w:i w:val="0"/>
+                <w:sz w:val="20"/>
+              </w:rPr>
+              <w:t xml:space="preserve">. В случае неустранения Подрядчиком замечаний в течение </w:t>
+            </w:r>
+            <w:r>
+              <w:rPr>
+                <w:b w:val="0"/>
+                <w:i w:val="0"/>
+                <w:sz w:val="20"/>
+                <w:highlight w:val="yellow"/>
+              </w:rPr>
+              <w:t>{{СРОК_ПРОДЛЕНИЯ_ВОЗВРАТА_ГУ}}</w:t>
+            </w:r>
+            <w:r>
+              <w:rPr>
+                <w:b w:val="0"/>
+                <w:i w:val="0"/>
+                <w:sz w:val="20"/>
+              </w:rPr>
+              <w:t xml:space="preserve"> Заказчик имеет право уменьшить сумму гарантийного удержания на сумму неустраненных замечаний.</w:t>
+            </w:r>
+          </w:p>
+        </w:tc>
+        <w:tc>
+          <w:tcPr>
+            <w:tcW w:type="dxa" w:w="4819"/>
+          </w:tcPr>
+          <w:p>
+            <w:pPr>
+              <w:spacing w:after="40"/>
+              <w:jc w:val="left"/>
+            </w:pPr>
+            <w:r>
+              <w:rPr>
+                <w:b w:val="0"/>
+                <w:i w:val="0"/>
+                <w:sz w:val="20"/>
+              </w:rPr>
+              <w:t>8.7. Исключить.</w:t>
+            </w:r>
+          </w:p>
+        </w:tc>
+      </w:tr>
+      <w:tr>
+        <w:tc>
+          <w:tcPr>
+            <w:tcW w:type="dxa" w:w="4819"/>
+          </w:tcPr>
+          <w:p>
+            <w:pPr>
+              <w:spacing w:after="40"/>
+              <w:jc w:val="left"/>
+            </w:pPr>
+            <w:r>
+              <w:rPr>
+                <w:b w:val="0"/>
+                <w:i w:val="0"/>
+                <w:sz w:val="20"/>
+              </w:rPr>
+              <w:t xml:space="preserve">9.1. Подрядчик на основании требования Заказчика выплачивает последнему штраф в размере </w:t>
+            </w:r>
+            <w:r>
+              <w:rPr>
+                <w:b w:val="0"/>
+                <w:i w:val="0"/>
+                <w:sz w:val="20"/>
+                <w:highlight w:val="yellow"/>
+              </w:rPr>
+              <w:t>{{ШТРАФ_ЗА_НЕПРЕДОСТАВЛЕНИЕ_ДОКУМЕНТОВ}}</w:t>
+            </w:r>
+            <w:r>
+              <w:rPr>
+                <w:b w:val="0"/>
+                <w:i w:val="0"/>
+                <w:sz w:val="20"/>
+              </w:rPr>
+              <w:t xml:space="preserve"> рублей за каждый факт непредоставления и неисполнения обязательств по договору, за исключением срока производства работ, включая, но не ограничиваясь несвоевременным предоставлением, следующих документов:</w:t>
+            </w:r>
+          </w:p>
+        </w:tc>
+        <w:tc>
+          <w:tcPr>
+            <w:tcW w:type="dxa" w:w="4819"/>
+          </w:tcPr>
+          <w:p>
+            <w:pPr>
+              <w:spacing w:after="40"/>
+              <w:jc w:val="left"/>
+            </w:pPr>
+            <w:r>
+              <w:rPr>
+                <w:b w:val="0"/>
+                <w:i w:val="0"/>
+                <w:sz w:val="20"/>
+              </w:rPr>
+              <w:t>9.1. Исключить.</w:t>
+            </w:r>
+          </w:p>
+        </w:tc>
+      </w:tr>
+      <w:tr>
+        <w:tc>
+          <w:tcPr>
+            <w:tcW w:type="dxa" w:w="4819"/>
+          </w:tcPr>
+          <w:p>
+            <w:pPr>
+              <w:spacing w:after="40"/>
+              <w:jc w:val="left"/>
+            </w:pPr>
+            <w:r>
+              <w:rPr>
+                <w:b w:val="0"/>
+                <w:i w:val="0"/>
+                <w:sz w:val="20"/>
+              </w:rPr>
+              <w:t>9.1.1. Актов выполненных работ по форме КС-2, Справок о стоимости выполненных работ по форме КС-3, актов приема-передачи (накладная формы М-15), доверенностей, банковской карточки с образцами подписей и оттиска печати, акта-допуска на производство работ согласно п. 6.1, п. 6.3, п. 7.13 настоящего Договора.</w:t>
+            </w:r>
+          </w:p>
+        </w:tc>
+        <w:tc>
+          <w:tcPr>
+            <w:tcW w:type="dxa" w:w="4819"/>
+          </w:tcPr>
+          <w:p>
+            <w:pPr>
+              <w:spacing w:after="40"/>
+              <w:jc w:val="left"/>
+            </w:pPr>
+            <w:r>
+              <w:rPr>
+                <w:b w:val="0"/>
+                <w:i w:val="0"/>
+                <w:sz w:val="20"/>
+              </w:rPr>
+              <w:t>9.1.1. Исключить.</w:t>
+            </w:r>
+          </w:p>
+        </w:tc>
+      </w:tr>
+      <w:tr>
+        <w:tc>
+          <w:tcPr>
+            <w:tcW w:type="dxa" w:w="4819"/>
+          </w:tcPr>
+          <w:p>
+            <w:pPr>
+              <w:spacing w:after="40"/>
+              <w:jc w:val="left"/>
+            </w:pPr>
+            <w:r>
+              <w:rPr>
+                <w:b w:val="0"/>
+                <w:i w:val="0"/>
+                <w:sz w:val="20"/>
+              </w:rPr>
+              <w:t>9.1.2. Акта передачи строительной готовности, Акта сдачи-приемки завершенных работ.</w:t>
+            </w:r>
+          </w:p>
+          <w:p>
+            <w:pPr>
+              <w:spacing w:after="40"/>
+              <w:jc w:val="left"/>
+            </w:pPr>
+            <w:r>
+              <w:rPr>
+                <w:b w:val="0"/>
+                <w:i w:val="0"/>
+                <w:sz w:val="20"/>
+              </w:rPr>
+              <w:t>Стороны определили, что представление Подрядчиком ненадлежащим образом оформленной документации приравнивается к ее непредставлению.</w:t>
+            </w:r>
+          </w:p>
+        </w:tc>
+        <w:tc>
+          <w:tcPr>
+            <w:tcW w:type="dxa" w:w="4819"/>
+          </w:tcPr>
+          <w:p>
+            <w:pPr>
+              <w:spacing w:after="40"/>
+              <w:jc w:val="left"/>
+            </w:pPr>
+            <w:r>
+              <w:rPr>
+                <w:b w:val="0"/>
+                <w:i w:val="0"/>
+                <w:sz w:val="20"/>
+              </w:rPr>
+              <w:t>9.1.2. Исключить.</w:t>
+            </w:r>
+          </w:p>
+        </w:tc>
+      </w:tr>
+      <w:tr>
+        <w:tc>
+          <w:tcPr>
+            <w:tcW w:type="dxa" w:w="4819"/>
+          </w:tcPr>
+          <w:p>
+            <w:pPr>
+              <w:spacing w:after="40"/>
+              <w:jc w:val="left"/>
+            </w:pPr>
+            <w:r>
+              <w:rPr>
+                <w:b w:val="0"/>
+                <w:i w:val="0"/>
+                <w:sz w:val="20"/>
+              </w:rPr>
+              <w:t>9.2. Подрядчик на основании требования Заказчика несет ответственность:</w:t>
+            </w:r>
+          </w:p>
+        </w:tc>
+        <w:tc>
+          <w:tcPr>
+            <w:tcW w:type="dxa" w:w="4819"/>
+          </w:tcPr>
+          <w:p>
+            <w:pPr>
+              <w:spacing w:after="40"/>
+              <w:jc w:val="left"/>
+            </w:pPr>
+            <w:r>
+              <w:rPr>
+                <w:b w:val="0"/>
+                <w:i w:val="0"/>
+                <w:sz w:val="20"/>
+              </w:rPr>
+              <w:t>9.2. Исключить.</w:t>
+            </w:r>
+          </w:p>
+        </w:tc>
+      </w:tr>
+      <w:tr>
+        <w:tc>
+          <w:tcPr>
+            <w:tcW w:type="dxa" w:w="4819"/>
+          </w:tcPr>
+          <w:p>
+            <w:pPr>
+              <w:spacing w:after="40"/>
+              <w:jc w:val="left"/>
+            </w:pPr>
+            <w:r>
+              <w:rPr>
+                <w:b w:val="0"/>
+                <w:i w:val="0"/>
+                <w:sz w:val="20"/>
+              </w:rPr>
+              <w:t xml:space="preserve">9.2.1. За просрочку выполнения промежуточных (ежемесячных) сроков выполнения работ согласно разделу 3 настоящего Договора — неустойку за каждый день просрочки в размере </w:t>
+            </w:r>
+            <w:r>
+              <w:rPr>
+                <w:b w:val="0"/>
+                <w:i w:val="0"/>
+                <w:sz w:val="20"/>
+                <w:highlight w:val="yellow"/>
+              </w:rPr>
+              <w:t>{{НЕУСТОЙКА_ПРОМЕЖУТОЧНЫЙ_СРОК_ПРОЦЕНТ}}</w:t>
+            </w:r>
+            <w:r>
+              <w:rPr>
+                <w:b w:val="0"/>
+                <w:i w:val="0"/>
+                <w:sz w:val="20"/>
+              </w:rPr>
+              <w:t xml:space="preserve"> % от стоимости несвоевременно выполненных работ по Договору.</w:t>
+            </w:r>
+          </w:p>
+          <w:p>
+            <w:pPr>
+              <w:spacing w:after="40"/>
+              <w:jc w:val="left"/>
+            </w:pPr>
+            <w:r>
+              <w:rPr>
+                <w:b w:val="0"/>
+                <w:i w:val="0"/>
+                <w:sz w:val="20"/>
+              </w:rPr>
+              <w:t xml:space="preserve">За нарушение окончательного срока выполнения работ по Договору — за каждый день просрочки неустойку в размере </w:t>
+            </w:r>
+            <w:r>
+              <w:rPr>
+                <w:b w:val="0"/>
+                <w:i w:val="0"/>
+                <w:sz w:val="20"/>
+                <w:highlight w:val="yellow"/>
+              </w:rPr>
+              <w:t>{{НЕУСТОЙКА_КОНЕЧНЫЙ_СРОК_ПРОЦЕНТ}}</w:t>
+            </w:r>
+            <w:r>
+              <w:rPr>
+                <w:b w:val="0"/>
+                <w:i w:val="0"/>
+                <w:sz w:val="20"/>
+              </w:rPr>
+              <w:t xml:space="preserve"> % от стоимости работ по Договору.</w:t>
+            </w:r>
+          </w:p>
+        </w:tc>
+        <w:tc>
+          <w:tcPr>
+            <w:tcW w:type="dxa" w:w="4819"/>
+          </w:tcPr>
+          <w:p>
+            <w:pPr>
+              <w:spacing w:after="40"/>
+              <w:jc w:val="left"/>
+            </w:pPr>
+            <w:r>
+              <w:rPr>
+                <w:b w:val="0"/>
+                <w:i w:val="0"/>
+                <w:sz w:val="20"/>
+              </w:rPr>
+              <w:t>9.2.1. Исключить.</w:t>
+            </w:r>
+          </w:p>
+        </w:tc>
+      </w:tr>
+      <w:tr>
+        <w:tc>
+          <w:tcPr>
+            <w:tcW w:type="dxa" w:w="4819"/>
+          </w:tcPr>
+          <w:p>
+            <w:pPr>
+              <w:spacing w:after="40"/>
+              <w:jc w:val="left"/>
+            </w:pPr>
+            <w:r>
+              <w:rPr>
+                <w:b w:val="0"/>
+                <w:i w:val="0"/>
+                <w:sz w:val="20"/>
+              </w:rPr>
+              <w:t xml:space="preserve">9.2.2. В случае одностороннего отказа Подрядчика от выполнения Работ по настоящему договору — штраф в размере </w:t>
+            </w:r>
+            <w:r>
+              <w:rPr>
+                <w:b w:val="0"/>
+                <w:i w:val="0"/>
+                <w:sz w:val="20"/>
+                <w:highlight w:val="yellow"/>
+              </w:rPr>
+              <w:t>{{ШТРАФ_ЗА_ОТКАЗ_ПОДРЯДЧИКА_ПРОЦЕНТ}}</w:t>
+            </w:r>
+            <w:r>
+              <w:rPr>
+                <w:b w:val="0"/>
+                <w:i w:val="0"/>
+                <w:sz w:val="20"/>
+              </w:rPr>
+              <w:t xml:space="preserve"> % от Цены настоящего договора. К одностороннему отказу Подрядчика от выполнения Работ по договору приравнивается невыполнение Подрядчиком Работ по Договору в течение </w:t>
+            </w:r>
+            <w:r>
+              <w:rPr>
+                <w:b w:val="0"/>
+                <w:i w:val="0"/>
+                <w:sz w:val="20"/>
+                <w:highlight w:val="yellow"/>
+              </w:rPr>
+              <w:t>{{СРОК_ПРОСТОЯ_РАВНЫЙ_ОТКАЗУ}}</w:t>
+            </w:r>
+            <w:r>
+              <w:rPr>
+                <w:b w:val="0"/>
+                <w:i w:val="0"/>
+                <w:sz w:val="20"/>
+              </w:rPr>
+              <w:t xml:space="preserve"> и более календарных дней без письменного согласования с Заказчиком.</w:t>
+            </w:r>
+          </w:p>
+        </w:tc>
+        <w:tc>
+          <w:tcPr>
+            <w:tcW w:type="dxa" w:w="4819"/>
+          </w:tcPr>
+          <w:p>
+            <w:pPr>
+              <w:spacing w:after="40"/>
+              <w:jc w:val="left"/>
+            </w:pPr>
+            <w:r>
+              <w:rPr>
+                <w:b w:val="0"/>
+                <w:i w:val="0"/>
+                <w:sz w:val="20"/>
+              </w:rPr>
+              <w:t>9.2.2. Исключить.</w:t>
+            </w:r>
+          </w:p>
+        </w:tc>
+      </w:tr>
+      <w:tr>
+        <w:tc>
+          <w:tcPr>
+            <w:tcW w:type="dxa" w:w="4819"/>
+          </w:tcPr>
+          <w:p>
+            <w:pPr>
+              <w:spacing w:after="40"/>
+              <w:jc w:val="left"/>
+            </w:pPr>
+            <w:r>
+              <w:rPr>
+                <w:b w:val="0"/>
+                <w:i w:val="0"/>
+                <w:sz w:val="20"/>
+              </w:rPr>
+              <w:t xml:space="preserve">9.2.3. За задержку устранения недостатков, дефектов или недоделок в работах, замены некачественных материалов, деталей, частей и механизмов (в том числе в течение Гарантийного срока) — штрафную неустойку в размере </w:t>
+            </w:r>
+            <w:r>
+              <w:rPr>
+                <w:b w:val="0"/>
+                <w:i w:val="0"/>
+                <w:sz w:val="20"/>
+                <w:highlight w:val="yellow"/>
+              </w:rPr>
+              <w:t>{{ШТРАФ_ЗА_ДЕНЬ_НЕУСТРАНЕНИЯ_ДЕФЕКТА}}</w:t>
+            </w:r>
+            <w:r>
+              <w:rPr>
+                <w:b w:val="0"/>
+                <w:i w:val="0"/>
+                <w:sz w:val="20"/>
+              </w:rPr>
+              <w:t xml:space="preserve"> рублей за каждый дефект/недостаток за каждый день просрочки устранения недостатков/дефектов/недоделок.</w:t>
+            </w:r>
+          </w:p>
+        </w:tc>
+        <w:tc>
+          <w:tcPr>
+            <w:tcW w:type="dxa" w:w="4819"/>
+          </w:tcPr>
+          <w:p>
+            <w:pPr>
+              <w:spacing w:after="40"/>
+              <w:jc w:val="left"/>
+            </w:pPr>
+            <w:r>
+              <w:rPr>
+                <w:b w:val="0"/>
+                <w:i w:val="0"/>
+                <w:sz w:val="20"/>
+              </w:rPr>
+              <w:t>9.2.3. Исключить.</w:t>
+            </w:r>
+          </w:p>
+        </w:tc>
+      </w:tr>
+      <w:tr>
+        <w:tc>
+          <w:tcPr>
+            <w:tcW w:type="dxa" w:w="4819"/>
+          </w:tcPr>
+          <w:p>
+            <w:pPr>
+              <w:spacing w:after="40"/>
+              <w:jc w:val="left"/>
+            </w:pPr>
+            <w:r>
+              <w:rPr>
+                <w:b w:val="0"/>
+                <w:i w:val="0"/>
+                <w:sz w:val="20"/>
+              </w:rPr>
+              <w:t xml:space="preserve">9.2.4. За задержку предоставления, а также за непредоставление Исполнительной документации, в том числе: копий сертификатов, гарантийных талонов и иных документов, подтверждающих гарантийные обязательства поставщиков (изготовителей) на материалы и оборудование, технических паспортов, инструкций и других документов, удостоверяющих качество материалов, конструкций, деталей и оборудования, применяемых при производстве работ, сверх сроков по вине Подрядчика — штрафную неустойку в размере </w:t>
+            </w:r>
+            <w:r>
+              <w:rPr>
+                <w:b w:val="0"/>
+                <w:i w:val="0"/>
+                <w:sz w:val="20"/>
+                <w:highlight w:val="yellow"/>
+              </w:rPr>
+              <w:t>{{ШТРАФ_ЗА_ДЕНЬ_ЗАДЕРЖКИ_ИД}}</w:t>
+            </w:r>
+            <w:r>
+              <w:rPr>
+                <w:b w:val="0"/>
+                <w:i w:val="0"/>
+                <w:sz w:val="20"/>
+              </w:rPr>
+              <w:t xml:space="preserve"> рублей за каждый день задержки.</w:t>
+            </w:r>
+          </w:p>
+        </w:tc>
+        <w:tc>
+          <w:tcPr>
+            <w:tcW w:type="dxa" w:w="4819"/>
+          </w:tcPr>
+          <w:p>
+            <w:pPr>
+              <w:spacing w:after="40"/>
+              <w:jc w:val="left"/>
+            </w:pPr>
+            <w:r>
+              <w:rPr>
+                <w:b w:val="0"/>
+                <w:i w:val="0"/>
+                <w:sz w:val="20"/>
+              </w:rPr>
+              <w:t>9.2.4. Исключить.</w:t>
+            </w:r>
+          </w:p>
+        </w:tc>
+      </w:tr>
+      <w:tr>
+        <w:tc>
+          <w:tcPr>
+            <w:tcW w:type="dxa" w:w="4819"/>
+          </w:tcPr>
+          <w:p>
+            <w:pPr>
+              <w:spacing w:after="40"/>
+              <w:jc w:val="left"/>
+            </w:pPr>
+            <w:r>
+              <w:rPr>
+                <w:b w:val="0"/>
+                <w:i w:val="0"/>
+                <w:sz w:val="20"/>
+              </w:rPr>
+              <w:t xml:space="preserve">9.2.5. За неисполнение Акта уборки мусора в установленный срок — штраф в размере </w:t>
+            </w:r>
+            <w:r>
+              <w:rPr>
+                <w:b w:val="0"/>
+                <w:i w:val="0"/>
+                <w:sz w:val="20"/>
+                <w:highlight w:val="yellow"/>
+              </w:rPr>
+              <w:t>{{ШТРАФ_ЗА_АКТ_УБОРКИ}}</w:t>
+            </w:r>
+            <w:r>
+              <w:rPr>
+                <w:b w:val="0"/>
+                <w:i w:val="0"/>
+                <w:sz w:val="20"/>
+              </w:rPr>
+              <w:t xml:space="preserve"> рублей за каждый факт нарушения.</w:t>
+            </w:r>
+          </w:p>
+        </w:tc>
+        <w:tc>
+          <w:tcPr>
+            <w:tcW w:type="dxa" w:w="4819"/>
+          </w:tcPr>
+          <w:p>
+            <w:pPr>
+              <w:spacing w:after="40"/>
+              <w:jc w:val="left"/>
+            </w:pPr>
+            <w:r>
+              <w:rPr>
+                <w:b w:val="0"/>
+                <w:i w:val="0"/>
+                <w:sz w:val="20"/>
+              </w:rPr>
+              <w:t>9.2.5. Исключить.</w:t>
+            </w:r>
+          </w:p>
+        </w:tc>
+      </w:tr>
+      <w:tr>
+        <w:tc>
+          <w:tcPr>
+            <w:tcW w:type="dxa" w:w="4819"/>
+          </w:tcPr>
+          <w:p>
+            <w:pPr>
+              <w:spacing w:after="40"/>
+              <w:jc w:val="left"/>
+            </w:pPr>
+            <w:r>
+              <w:rPr>
+                <w:b w:val="0"/>
+                <w:i w:val="0"/>
+                <w:sz w:val="20"/>
+              </w:rPr>
+              <w:t xml:space="preserve">9.2.6. За нарушения Подрядчиком и его работниками требований о выполнении противопожарных мероприятий, мероприятий по охране здоровья, труда, технике безопасности, промышленной безопасности и охране окружающей среды в течение всего периода нахождения и/или выполнения работ на строительной площадке, если они зафиксированы Актом о нарушении требований безопасности выполнения работ на объекте, составленным в соответствии с разделом 7 настоящего Договора, — штраф в размере </w:t>
+            </w:r>
+            <w:r>
+              <w:rPr>
+                <w:b w:val="0"/>
+                <w:i w:val="0"/>
+                <w:sz w:val="20"/>
+                <w:highlight w:val="yellow"/>
+              </w:rPr>
+              <w:t>{{ШТРАФ_ЗА_НАРУШЕНИЕ_БЕЗОПАСНОСТИ}}</w:t>
+            </w:r>
+            <w:r>
+              <w:rPr>
+                <w:b w:val="0"/>
+                <w:i w:val="0"/>
+                <w:sz w:val="20"/>
+              </w:rPr>
+              <w:t xml:space="preserve"> рублей за каждый факт нарушения.</w:t>
+            </w:r>
+          </w:p>
+        </w:tc>
+        <w:tc>
+          <w:tcPr>
+            <w:tcW w:type="dxa" w:w="4819"/>
+          </w:tcPr>
+          <w:p>
+            <w:pPr>
+              <w:spacing w:after="40"/>
+              <w:jc w:val="left"/>
+            </w:pPr>
+            <w:r>
+              <w:rPr>
+                <w:b w:val="0"/>
+                <w:i w:val="0"/>
+                <w:sz w:val="20"/>
+              </w:rPr>
+              <w:t>9.2.6. Исключить.</w:t>
+            </w:r>
+          </w:p>
+        </w:tc>
+      </w:tr>
+      <w:tr>
+        <w:tc>
+          <w:tcPr>
+            <w:tcW w:type="dxa" w:w="4819"/>
+          </w:tcPr>
+          <w:p>
+            <w:pPr>
+              <w:spacing w:after="40"/>
+              <w:jc w:val="left"/>
+            </w:pPr>
+            <w:r>
+              <w:rPr>
+                <w:b w:val="0"/>
+                <w:i w:val="0"/>
+                <w:sz w:val="20"/>
+              </w:rPr>
+              <w:t xml:space="preserve">9.2.7. За причинение механических или иных повреждений результатам смежных работ, существующим конструкциям, оборудованию, материалам, соседним зданиям и/или инженерным сетям — штраф в размере </w:t>
+            </w:r>
+            <w:r>
+              <w:rPr>
+                <w:b w:val="0"/>
+                <w:i w:val="0"/>
+                <w:sz w:val="20"/>
+                <w:highlight w:val="yellow"/>
+              </w:rPr>
+              <w:t>{{ШТРАФ_ЗА_ПОВРЕЖДЕНИЕ_ПРОЦЕНТ}}</w:t>
+            </w:r>
+            <w:r>
+              <w:rPr>
+                <w:b w:val="0"/>
+                <w:i w:val="0"/>
+                <w:sz w:val="20"/>
+              </w:rPr>
+              <w:t xml:space="preserve"> % от стоимости причиненного материального ущерба, а также возмещение причиненного материального ущерба в полном объеме сверх штрафа.</w:t>
+            </w:r>
+          </w:p>
+        </w:tc>
+        <w:tc>
+          <w:tcPr>
+            <w:tcW w:type="dxa" w:w="4819"/>
+          </w:tcPr>
+          <w:p>
+            <w:pPr>
+              <w:spacing w:after="40"/>
+              <w:jc w:val="left"/>
+            </w:pPr>
+            <w:r>
+              <w:rPr>
+                <w:b w:val="0"/>
+                <w:i w:val="0"/>
+                <w:sz w:val="20"/>
+              </w:rPr>
+              <w:t>9.2.7. Исключить.</w:t>
+            </w:r>
+          </w:p>
+        </w:tc>
+      </w:tr>
+      <w:tr>
+        <w:tc>
+          <w:tcPr>
+            <w:tcW w:type="dxa" w:w="4819"/>
+          </w:tcPr>
+          <w:p>
+            <w:pPr>
+              <w:spacing w:after="40"/>
+              <w:jc w:val="left"/>
+            </w:pPr>
+            <w:r>
+              <w:rPr>
+                <w:b w:val="0"/>
+                <w:i w:val="0"/>
+                <w:sz w:val="20"/>
+              </w:rPr>
+              <w:t xml:space="preserve">9.2.8. Каждая из Сторон несет ответственность за неисполнение условий п. 13.2 настоящего Договора — штраф в размере </w:t>
+            </w:r>
+            <w:r>
+              <w:rPr>
+                <w:b w:val="0"/>
+                <w:i w:val="0"/>
+                <w:sz w:val="20"/>
+                <w:highlight w:val="yellow"/>
+              </w:rPr>
+              <w:t>{{ШТРАФ_ЗА_НЕУВЕДОМЛЕНИЕ_О_РЕКВИЗИТАХ}}</w:t>
+            </w:r>
+            <w:r>
+              <w:rPr>
+                <w:b w:val="0"/>
+                <w:i w:val="0"/>
+                <w:sz w:val="20"/>
+              </w:rPr>
+              <w:t xml:space="preserve"> рублей за каждый факт нарушения.</w:t>
+            </w:r>
+          </w:p>
+        </w:tc>
+        <w:tc>
+          <w:tcPr>
+            <w:tcW w:type="dxa" w:w="4819"/>
+          </w:tcPr>
+          <w:p>
+            <w:pPr>
+              <w:spacing w:after="40"/>
+              <w:jc w:val="left"/>
+            </w:pPr>
+            <w:r>
+              <w:rPr>
+                <w:b w:val="0"/>
+                <w:i w:val="0"/>
+                <w:sz w:val="20"/>
+              </w:rPr>
+              <w:t>9.2.8. Исключить.</w:t>
+            </w:r>
+          </w:p>
+        </w:tc>
+      </w:tr>
+      <w:tr>
+        <w:tc>
+          <w:tcPr>
+            <w:tcW w:type="dxa" w:w="4819"/>
+          </w:tcPr>
+          <w:p>
+            <w:pPr>
+              <w:spacing w:after="40"/>
+              <w:jc w:val="left"/>
+            </w:pPr>
+            <w:r>
+              <w:rPr>
+                <w:b w:val="0"/>
+                <w:i w:val="0"/>
+                <w:sz w:val="20"/>
+              </w:rPr>
+              <w:t xml:space="preserve">9.2.9. За каждый случай нарушения Подрядчиком требований нормативно-правовых актов по охране труда и промышленной безопасности, повлекшего причинение вреда или ущерба Заказчику и/или третьим лицам, — штраф в размере </w:t>
+            </w:r>
+            <w:r>
+              <w:rPr>
+                <w:b w:val="0"/>
+                <w:i w:val="0"/>
+                <w:sz w:val="20"/>
+                <w:highlight w:val="yellow"/>
+              </w:rPr>
+              <w:t>{{ШТРАФ_ЗА_ВРЕД_ПО_ОХРАНЕ_ТРУДА}}</w:t>
+            </w:r>
+            <w:r>
+              <w:rPr>
+                <w:b w:val="0"/>
+                <w:i w:val="0"/>
+                <w:sz w:val="20"/>
+              </w:rPr>
+              <w:t xml:space="preserve"> рублей за каждый факт нарушения.</w:t>
+            </w:r>
+          </w:p>
+        </w:tc>
+        <w:tc>
+          <w:tcPr>
+            <w:tcW w:type="dxa" w:w="4819"/>
+          </w:tcPr>
+          <w:p>
+            <w:pPr>
+              <w:spacing w:after="40"/>
+              <w:jc w:val="left"/>
+            </w:pPr>
+            <w:r>
+              <w:rPr>
+                <w:b w:val="0"/>
+                <w:i w:val="0"/>
+                <w:sz w:val="20"/>
+              </w:rPr>
+              <w:t>9.2.9. Исключить.</w:t>
+            </w:r>
+          </w:p>
+        </w:tc>
+      </w:tr>
+      <w:tr>
+        <w:tc>
+          <w:tcPr>
+            <w:tcW w:type="dxa" w:w="4819"/>
+          </w:tcPr>
+          <w:p>
+            <w:pPr>
+              <w:spacing w:after="40"/>
+              <w:jc w:val="left"/>
+            </w:pPr>
+            <w:r>
+              <w:rPr>
+                <w:b w:val="0"/>
+                <w:i w:val="0"/>
+                <w:sz w:val="20"/>
+              </w:rPr>
+              <w:t xml:space="preserve">9.2.10. Подрядчик на основании требования Заказчика выплачивает последнему штраф в размере </w:t>
+            </w:r>
+            <w:r>
+              <w:rPr>
+                <w:b w:val="0"/>
+                <w:i w:val="0"/>
+                <w:sz w:val="20"/>
+                <w:highlight w:val="yellow"/>
+              </w:rPr>
+              <w:t>{{ШТРАФ_ЗА_НЕПРЕДОСТАВЛЕНИЕ_ПЛАНА_КС}}</w:t>
+            </w:r>
+            <w:r>
+              <w:rPr>
+                <w:b w:val="0"/>
+                <w:i w:val="0"/>
+                <w:sz w:val="20"/>
+              </w:rPr>
+              <w:t xml:space="preserve"> рублей за каждый факт непредоставления перечня работ в объемно-стоимостном выражении в форме КС-2 на последующий месяц с понедельной разбивкой в срок до </w:t>
+            </w:r>
+            <w:r>
+              <w:rPr>
+                <w:b w:val="0"/>
+                <w:i w:val="0"/>
+                <w:sz w:val="20"/>
+                <w:highlight w:val="yellow"/>
+              </w:rPr>
+              <w:t>{{ЧИСЛО_МЕСЯЦА_ПЛАНА_КС}}</w:t>
+            </w:r>
+            <w:r>
+              <w:rPr>
+                <w:b w:val="0"/>
+                <w:i w:val="0"/>
+                <w:sz w:val="20"/>
+              </w:rPr>
+              <w:t xml:space="preserve"> числа каждого месяца.</w:t>
+            </w:r>
+          </w:p>
+        </w:tc>
+        <w:tc>
+          <w:tcPr>
+            <w:tcW w:type="dxa" w:w="4819"/>
+          </w:tcPr>
+          <w:p>
+            <w:pPr>
+              <w:spacing w:after="40"/>
+              <w:jc w:val="left"/>
+            </w:pPr>
+            <w:r>
+              <w:rPr>
+                <w:b w:val="0"/>
+                <w:i w:val="0"/>
+                <w:sz w:val="20"/>
+              </w:rPr>
+              <w:t>9.2.10. Исключить.</w:t>
+            </w:r>
+          </w:p>
+        </w:tc>
+      </w:tr>
+      <w:tr>
+        <w:tc>
+          <w:tcPr>
+            <w:tcW w:type="dxa" w:w="4819"/>
+          </w:tcPr>
+          <w:p>
+            <w:pPr>
+              <w:spacing w:after="40"/>
+              <w:jc w:val="left"/>
+            </w:pPr>
+            <w:r>
+              <w:rPr>
+                <w:b w:val="0"/>
+                <w:i w:val="0"/>
+                <w:sz w:val="20"/>
+              </w:rPr>
+              <w:t xml:space="preserve">9.2.11. За неисполнение Подрядчиком требования специализированной компании — штраф в размере </w:t>
+            </w:r>
+            <w:r>
+              <w:rPr>
+                <w:b w:val="0"/>
+                <w:i w:val="0"/>
+                <w:sz w:val="20"/>
+                <w:highlight w:val="yellow"/>
+              </w:rPr>
+              <w:t>{{ШТРАФ_ЗА_НЕИСПОЛНЕНИЕ_ТРЕБОВАНИЯ_СПЕЦКОМПАНИИ}}</w:t>
+            </w:r>
+            <w:r>
+              <w:rPr>
+                <w:b w:val="0"/>
+                <w:i w:val="0"/>
+                <w:sz w:val="20"/>
+              </w:rPr>
+              <w:t xml:space="preserve"> рублей за каждый факт неисполнения.</w:t>
+            </w:r>
+          </w:p>
+        </w:tc>
+        <w:tc>
+          <w:tcPr>
+            <w:tcW w:type="dxa" w:w="4819"/>
+          </w:tcPr>
+          <w:p>
+            <w:pPr>
+              <w:spacing w:after="40"/>
+              <w:jc w:val="left"/>
+            </w:pPr>
+            <w:r>
+              <w:rPr>
+                <w:b w:val="0"/>
+                <w:i w:val="0"/>
+                <w:sz w:val="20"/>
+              </w:rPr>
+              <w:t>9.2.11. Исключить.</w:t>
+            </w:r>
+          </w:p>
+        </w:tc>
+      </w:tr>
+      <w:tr>
+        <w:tc>
+          <w:tcPr>
+            <w:tcW w:type="dxa" w:w="4819"/>
+          </w:tcPr>
+          <w:p>
+            <w:pPr>
+              <w:spacing w:after="40"/>
+              <w:jc w:val="left"/>
+            </w:pPr>
+            <w:r>
+              <w:rPr>
+                <w:b w:val="0"/>
+                <w:i w:val="0"/>
+                <w:sz w:val="20"/>
+              </w:rPr>
+              <w:t>9.4. В случае неустранения Подрядчиком претензий по качеству выполненных работ (в том числе о замене некачественных материалов, деталей, частей и механизмов, об устранении недостатков, дефектов или недоделок в работах), поступивших от Заказчика, в срок, согласованный Сторонами, Заказчик уменьшает стоимость выполненных Подрядчиком работ на сумму штрафа, определенного на основании п. 9.2.3 настоящего Договора. Количество удержаний, предусмотренных настоящим пунктом, не ограничено и определяется количеством неустраненных претензий по качеству выполненных работ в согласованный Сторонами срок.</w:t>
+            </w:r>
+          </w:p>
+        </w:tc>
+        <w:tc>
+          <w:tcPr>
+            <w:tcW w:type="dxa" w:w="4819"/>
+          </w:tcPr>
+          <w:p>
+            <w:pPr>
+              <w:spacing w:after="40"/>
+              <w:jc w:val="left"/>
+            </w:pPr>
+            <w:r>
+              <w:rPr>
+                <w:b w:val="0"/>
+                <w:i w:val="0"/>
+                <w:sz w:val="20"/>
+              </w:rPr>
+              <w:t>9.4. Исключить.</w:t>
+            </w:r>
+          </w:p>
+        </w:tc>
+      </w:tr>
+      <w:tr>
+        <w:tc>
+          <w:tcPr>
+            <w:tcW w:type="dxa" w:w="4819"/>
+          </w:tcPr>
+          <w:p>
+            <w:pPr>
+              <w:spacing w:after="40"/>
+              <w:jc w:val="left"/>
+            </w:pPr>
+            <w:r>
+              <w:rPr>
+                <w:b w:val="0"/>
+                <w:i w:val="0"/>
+                <w:sz w:val="20"/>
+              </w:rPr>
+              <w:t xml:space="preserve">9.6. При несоблюдении Заказчиком предусмотренных настоящим Договором сроков оплаты Заказчик уплачивает Подрядчику неустойку в размере </w:t>
+            </w:r>
+            <w:r>
+              <w:rPr>
+                <w:b w:val="0"/>
+                <w:i w:val="0"/>
+                <w:sz w:val="20"/>
+                <w:highlight w:val="yellow"/>
+              </w:rPr>
+              <w:t>{{НЕУСТОЙКА_ЗАКАЗЧИКА_ПРОЦЕНТ_В_ДЕНЬ}}</w:t>
+            </w:r>
+            <w:r>
+              <w:rPr>
+                <w:b w:val="0"/>
+                <w:i w:val="0"/>
+                <w:sz w:val="20"/>
+              </w:rPr>
+              <w:t xml:space="preserve"> % от суммы просроченного платежа за каждый день просрочки, но не более </w:t>
+            </w:r>
+            <w:r>
+              <w:rPr>
+                <w:b w:val="0"/>
+                <w:i w:val="0"/>
+                <w:sz w:val="20"/>
+                <w:highlight w:val="yellow"/>
+              </w:rPr>
+              <w:t>{{ПРЕДЕЛ_НЕУСТОЙКИ_ЗАКАЗЧИКА_ПРОЦЕНТ}}</w:t>
+            </w:r>
+            <w:r>
+              <w:rPr>
+                <w:b w:val="0"/>
+                <w:i w:val="0"/>
+                <w:sz w:val="20"/>
+              </w:rPr>
+              <w:t xml:space="preserve"> % от Цены настоящего Договора.</w:t>
+            </w:r>
+          </w:p>
+        </w:tc>
+        <w:tc>
+          <w:tcPr>
+            <w:tcW w:type="dxa" w:w="4819"/>
+          </w:tcPr>
+          <w:p>
+            <w:pPr>
+              <w:spacing w:after="40"/>
+              <w:jc w:val="left"/>
+            </w:pPr>
+            <w:r>
+              <w:rPr>
+                <w:b w:val="0"/>
+                <w:i w:val="0"/>
+                <w:sz w:val="20"/>
+              </w:rPr>
+              <w:t xml:space="preserve">9.6. При несоблюдении Заказчиком предусмотренных настоящим Договором сроков оплаты Заказчик уплачивает Подрядчику неустойку в размере </w:t>
+            </w:r>
+            <w:r>
+              <w:rPr>
+                <w:b w:val="0"/>
+                <w:i w:val="0"/>
+                <w:sz w:val="20"/>
+                <w:highlight w:val="yellow"/>
+              </w:rPr>
+              <w:t>{{НЕУСТОЙКА_ЗАКАЗЧИКА_ПРОЦЕНТ_В_ДЕНЬ_РЕДАКЦИЯ_ПОДРЯДЧИКА}}</w:t>
+            </w:r>
+            <w:r>
+              <w:rPr>
+                <w:b w:val="0"/>
+                <w:i w:val="0"/>
+                <w:sz w:val="20"/>
+              </w:rPr>
+              <w:t xml:space="preserve"> % от суммы просроченного платежа за каждый день просрочки, но не более </w:t>
+            </w:r>
+            <w:r>
+              <w:rPr>
+                <w:b w:val="0"/>
+                <w:i w:val="0"/>
+                <w:sz w:val="20"/>
+                <w:highlight w:val="yellow"/>
+              </w:rPr>
+              <w:t>{{ПРЕДЕЛ_НЕУСТОЙКИ_ЗАКАЗЧИКА_ПРОЦЕНТ_РЕДАКЦИЯ_ПОДРЯДЧИКА}}</w:t>
+            </w:r>
+            <w:r>
+              <w:rPr>
+                <w:b w:val="0"/>
+                <w:i w:val="0"/>
+                <w:sz w:val="20"/>
+              </w:rPr>
+              <w:t xml:space="preserve"> % от Цены настоящего Договора.</w:t>
+            </w:r>
+          </w:p>
+        </w:tc>
+      </w:tr>
+      <w:tr>
+        <w:tc>
+          <w:tcPr>
+            <w:tcW w:type="dxa" w:w="4819"/>
+          </w:tcPr>
+          <w:p>
+            <w:pPr>
+              <w:spacing w:after="40"/>
+              <w:jc w:val="left"/>
+            </w:pPr>
+            <w:r>
+              <w:rPr>
+                <w:b w:val="0"/>
+                <w:i w:val="0"/>
+                <w:sz w:val="20"/>
+              </w:rPr>
+              <w:t xml:space="preserve">9.8. Стороны определили, что по выбору Заказчика суммы неустойки (штрафов, пени) и убытков, определяемые в соответствии с разделом 9 настоящего Договора, должны быть возмещены Подрядчиком в течение </w:t>
+            </w:r>
+            <w:r>
+              <w:rPr>
+                <w:b w:val="0"/>
+                <w:i w:val="0"/>
+                <w:sz w:val="20"/>
+                <w:highlight w:val="yellow"/>
+              </w:rPr>
+              <w:t>{{СРОК_ВОЗМЕЩЕНИЯ_НЕУСТОЙКИ}}</w:t>
+            </w:r>
+            <w:r>
+              <w:rPr>
+                <w:b w:val="0"/>
+                <w:i w:val="0"/>
+                <w:sz w:val="20"/>
+              </w:rPr>
+              <w:t xml:space="preserve"> календарных дней после получения первого письменного требования Заказчика или могут быть вычтены из сумм платежей по настоящему Договору. Подрядчик согласен с вычетом Заказчиком неустойки (штрафов, пени) и убытков из сумм, подлежащих уплате Подрядчику по настоящему Договору.</w:t>
+            </w:r>
+          </w:p>
+        </w:tc>
+        <w:tc>
+          <w:tcPr>
+            <w:tcW w:type="dxa" w:w="4819"/>
+          </w:tcPr>
+          <w:p>
+            <w:pPr>
+              <w:spacing w:after="40"/>
+              <w:jc w:val="left"/>
+            </w:pPr>
+            <w:r>
+              <w:rPr>
+                <w:b w:val="0"/>
+                <w:i w:val="0"/>
+                <w:sz w:val="20"/>
+              </w:rPr>
+              <w:t>9.8. Исключить.</w:t>
+            </w:r>
+          </w:p>
+        </w:tc>
+      </w:tr>
+      <w:tr>
+        <w:tc>
+          <w:tcPr>
+            <w:tcW w:type="dxa" w:w="4819"/>
+          </w:tcPr>
+          <w:p>
+            <w:pPr>
+              <w:spacing w:after="40"/>
+              <w:jc w:val="left"/>
+            </w:pPr>
+            <w:r>
+              <w:rPr>
+                <w:b w:val="0"/>
+                <w:i w:val="0"/>
+                <w:sz w:val="20"/>
+              </w:rPr>
+              <w:t>10.2. В случае невозможности разрешения разногласий путем переговоров они подлежат рассмотрению в Арбитражном суде в установленном законом порядке.</w:t>
+            </w:r>
+          </w:p>
+        </w:tc>
+        <w:tc>
+          <w:tcPr>
+            <w:tcW w:type="dxa" w:w="4819"/>
+          </w:tcPr>
+          <w:p>
+            <w:pPr>
+              <w:spacing w:after="40"/>
+              <w:jc w:val="left"/>
+            </w:pPr>
+            <w:r>
+              <w:rPr>
+                <w:b w:val="0"/>
+                <w:i w:val="0"/>
+                <w:sz w:val="20"/>
+              </w:rPr>
+              <w:t xml:space="preserve">10.2. В случае невозможности разрешения разногласий путем переговоров они подлежат рассмотрению в </w:t>
+            </w:r>
+            <w:r>
+              <w:rPr>
+                <w:b w:val="0"/>
+                <w:i w:val="0"/>
+                <w:sz w:val="20"/>
+                <w:highlight w:val="yellow"/>
+              </w:rPr>
+              <w:t>{{НАИМЕНОВАНИЕ_АРБИТРАЖНОГО_СУДА}}</w:t>
+            </w:r>
+            <w:r>
+              <w:rPr>
+                <w:b w:val="0"/>
+                <w:i w:val="0"/>
+                <w:sz w:val="20"/>
+              </w:rPr>
+              <w:t xml:space="preserve"> в установленном законом порядке.</w:t>
+            </w:r>
+          </w:p>
+        </w:tc>
+      </w:tr>
+      <w:tr>
+        <w:tc>
+          <w:tcPr>
+            <w:tcW w:type="dxa" w:w="4819"/>
+          </w:tcPr>
+          <w:p>
+            <w:pPr>
+              <w:spacing w:after="40"/>
+              <w:jc w:val="left"/>
+            </w:pPr>
+            <w:r>
+              <w:rPr>
+                <w:b w:val="0"/>
+                <w:i w:val="0"/>
+                <w:sz w:val="20"/>
+              </w:rPr>
+              <w:t>11.3. Настоящий Договор может быть расторгнут по соглашению Сторон, по решению суда или в связи с односторонним отказом одной из сторон в соответствии с законодательством РФ. Одностороннее расторжение Договора осуществляется Стороной Договора путем письменного уведомления, направляемого любым из следующих способов:</w:t>
+            </w:r>
+          </w:p>
+          <w:p>
+            <w:pPr>
+              <w:spacing w:after="40"/>
+              <w:jc w:val="left"/>
+            </w:pPr>
+            <w:r>
+              <w:rPr>
+                <w:b w:val="0"/>
+                <w:i w:val="0"/>
+                <w:sz w:val="20"/>
+              </w:rPr>
+              <w:t>- заказным письмом с уведомлением о вручении;</w:t>
+            </w:r>
+          </w:p>
+          <w:p>
+            <w:pPr>
+              <w:spacing w:after="40"/>
+              <w:jc w:val="left"/>
+            </w:pPr>
+            <w:r>
+              <w:rPr>
+                <w:b w:val="0"/>
+                <w:i w:val="0"/>
+                <w:sz w:val="20"/>
+              </w:rPr>
+              <w:t>- курьерской доставкой. В этом случае факт получения документа должен подтверждаться распиской, которая содержит наименование документа и дату его получения, а также фамилию, инициалы, должность и подпись лица, получившего данный документ;</w:t>
+            </w:r>
+          </w:p>
+          <w:p>
+            <w:pPr>
+              <w:spacing w:after="40"/>
+              <w:jc w:val="left"/>
+            </w:pPr>
+            <w:r>
+              <w:rPr>
+                <w:b w:val="0"/>
+                <w:i w:val="0"/>
+                <w:sz w:val="20"/>
+              </w:rPr>
+              <w:t>- по электронной почте или иным способом связи при условии, что он позволяет достоверно установить, от кого исходило сообщение и кому оно адресовано.</w:t>
+            </w:r>
+          </w:p>
+          <w:p>
+            <w:pPr>
+              <w:spacing w:after="40"/>
+              <w:jc w:val="left"/>
+            </w:pPr>
+            <w:r>
+              <w:rPr>
+                <w:b w:val="0"/>
+                <w:i w:val="0"/>
+                <w:sz w:val="20"/>
+              </w:rPr>
+              <w:t xml:space="preserve">При неполучении ответа на уведомление в течение </w:t>
+            </w:r>
+            <w:r>
+              <w:rPr>
+                <w:b w:val="0"/>
+                <w:i w:val="0"/>
+                <w:sz w:val="20"/>
+                <w:highlight w:val="yellow"/>
+              </w:rPr>
+              <w:t>{{СРОК_ОТВЕТА_НА_УВЕДОМЛЕНИЕ_О_РАСТОРЖЕНИИ}}</w:t>
+            </w:r>
+            <w:r>
+              <w:rPr>
+                <w:b w:val="0"/>
+                <w:i w:val="0"/>
+                <w:sz w:val="20"/>
+              </w:rPr>
+              <w:t xml:space="preserve"> дней со дня отправления Договор считается расторгнутым.</w:t>
+            </w:r>
+          </w:p>
+          <w:p>
+            <w:pPr>
+              <w:spacing w:after="40"/>
+              <w:jc w:val="left"/>
+            </w:pPr>
+            <w:r>
+              <w:rPr>
+                <w:b w:val="0"/>
+                <w:i w:val="0"/>
+                <w:sz w:val="20"/>
+              </w:rPr>
+              <w:t>Досрочное окончание срока действия Договора не влечет прекращения неисполненных обязательств Сторон по Договору, в том числе гарантийных обязательств Подрядчика.</w:t>
+            </w:r>
+          </w:p>
+        </w:tc>
+        <w:tc>
+          <w:tcPr>
+            <w:tcW w:type="dxa" w:w="4819"/>
+          </w:tcPr>
+          <w:p>
+            <w:pPr>
+              <w:spacing w:after="40"/>
+              <w:jc w:val="left"/>
+            </w:pPr>
+            <w:r>
+              <w:rPr>
+                <w:b w:val="0"/>
+                <w:i w:val="0"/>
+                <w:sz w:val="20"/>
+              </w:rPr>
+              <w:t>11.3. Настоящий Договор может быть расторгнут по соглашению Сторон, по решению суда или в связи с односторонним отказом одной из сторон в соответствии с законодательством РФ. Одностороннее расторжение Договора осуществляется Стороной Договора путем письменного уведомления, направляемого любым из следующих способов:</w:t>
+            </w:r>
+          </w:p>
+          <w:p>
+            <w:pPr>
+              <w:spacing w:after="40"/>
+              <w:jc w:val="left"/>
+            </w:pPr>
+            <w:r>
+              <w:rPr>
+                <w:b w:val="0"/>
+                <w:i w:val="0"/>
+                <w:sz w:val="20"/>
+              </w:rPr>
+              <w:t>- заказным письмом с уведомлением о вручении;</w:t>
+            </w:r>
+          </w:p>
+          <w:p>
+            <w:pPr>
+              <w:spacing w:after="40"/>
+              <w:jc w:val="left"/>
+            </w:pPr>
+            <w:r>
+              <w:rPr>
+                <w:b w:val="0"/>
+                <w:i w:val="0"/>
+                <w:sz w:val="20"/>
+              </w:rPr>
+              <w:t>- курьерской доставкой. В этом случае факт получения документа должен подтверждаться распиской, которая содержит наименование документа и дату его получения, а также фамилию, инициалы, должность и подпись лица, получившего данный документ;</w:t>
+            </w:r>
+          </w:p>
+          <w:p>
+            <w:pPr>
+              <w:spacing w:after="40"/>
+              <w:jc w:val="left"/>
+            </w:pPr>
+            <w:r>
+              <w:rPr>
+                <w:b w:val="0"/>
+                <w:i w:val="0"/>
+                <w:sz w:val="20"/>
+              </w:rPr>
+              <w:t xml:space="preserve">При неполучении ответа на уведомление в течение </w:t>
+            </w:r>
+            <w:r>
+              <w:rPr>
+                <w:b w:val="0"/>
+                <w:i w:val="0"/>
+                <w:sz w:val="20"/>
+                <w:highlight w:val="yellow"/>
+              </w:rPr>
+              <w:t>{{СРОК_ОТВЕТА_НА_УВЕДОМЛЕНИЕ_О_РАСТОРЖЕНИИ}}</w:t>
+            </w:r>
+            <w:r>
+              <w:rPr>
+                <w:b w:val="0"/>
+                <w:i w:val="0"/>
+                <w:sz w:val="20"/>
+              </w:rPr>
+              <w:t xml:space="preserve"> дней со дня отправления Договор считается расторгнутым.</w:t>
+            </w:r>
+          </w:p>
+          <w:p>
+            <w:pPr>
+              <w:spacing w:after="40"/>
+              <w:jc w:val="left"/>
+            </w:pPr>
+            <w:r>
+              <w:rPr>
+                <w:b w:val="0"/>
+                <w:i w:val="0"/>
+                <w:sz w:val="20"/>
+              </w:rPr>
+              <w:t>Досрочное окончание срока действия Договора не влечет прекращения неисполненных обязательств Сторон по Договору, в том числе гарантийных обязательств Подрядчика.</w:t>
+            </w:r>
+          </w:p>
+        </w:tc>
+      </w:tr>
+      <w:tr>
+        <w:tc>
+          <w:tcPr>
+            <w:tcW w:type="dxa" w:w="4819"/>
+          </w:tcPr>
+          <w:p>
+            <w:pPr>
+              <w:spacing w:after="40"/>
+              <w:jc w:val="left"/>
+            </w:pPr>
+            <w:r>
+              <w:rPr>
+                <w:b w:val="0"/>
+                <w:i w:val="0"/>
+                <w:sz w:val="20"/>
+              </w:rPr>
+              <w:t xml:space="preserve">11.6. При отказе Заказчика от исполнения Договора в случаях, предусмотренных п. 11.4 Договора, Подрядчик обязан в течение </w:t>
+            </w:r>
+            <w:r>
+              <w:rPr>
+                <w:b w:val="0"/>
+                <w:i w:val="0"/>
+                <w:sz w:val="20"/>
+                <w:highlight w:val="yellow"/>
+              </w:rPr>
+              <w:t>{{СРОК_ВОЗВРАТА_ДЕНЕЖНЫХ_СРЕДСТВ}}</w:t>
+            </w:r>
+            <w:r>
+              <w:rPr>
+                <w:b w:val="0"/>
+                <w:i w:val="0"/>
+                <w:sz w:val="20"/>
+              </w:rPr>
+              <w:t xml:space="preserve"> календарных дней возвратить Заказчику причитающиеся ему денежные средства за исключением стоимости фактически выполненных и принятых Работ, а также выплатить начисленные неустойки и возместить убытки, причиненные Заказчику расторжением Договора.</w:t>
+            </w:r>
+          </w:p>
+        </w:tc>
+        <w:tc>
+          <w:tcPr>
+            <w:tcW w:type="dxa" w:w="4819"/>
+          </w:tcPr>
+          <w:p>
+            <w:pPr>
+              <w:spacing w:after="40"/>
+              <w:jc w:val="left"/>
+            </w:pPr>
+            <w:r>
+              <w:rPr>
+                <w:b w:val="0"/>
+                <w:i w:val="0"/>
+                <w:sz w:val="20"/>
+              </w:rPr>
+              <w:t xml:space="preserve">11.6. При отказе Заказчика от исполнения Договора в случаях, предусмотренных п. 11.4 Договора, Подрядчик обязан в течение </w:t>
+            </w:r>
+            <w:r>
+              <w:rPr>
+                <w:b w:val="0"/>
+                <w:i w:val="0"/>
+                <w:sz w:val="20"/>
+                <w:highlight w:val="yellow"/>
+              </w:rPr>
+              <w:t>{{СРОК_ВОЗВРАТА_ДЕНЕЖНЫХ_СРЕДСТВ}}</w:t>
+            </w:r>
+            <w:r>
+              <w:rPr>
+                <w:b w:val="0"/>
+                <w:i w:val="0"/>
+                <w:sz w:val="20"/>
+              </w:rPr>
+              <w:t xml:space="preserve"> календарных дней возвратить Заказчику причитающиеся ему денежные средства за исключением стоимости выполненных Работ.</w:t>
+            </w:r>
+          </w:p>
+        </w:tc>
+      </w:tr>
+      <w:tr>
+        <w:tc>
+          <w:tcPr>
+            <w:tcW w:type="dxa" w:w="4819"/>
+          </w:tcPr>
+          <w:p>
+            <w:pPr>
+              <w:spacing w:after="40"/>
+              <w:jc w:val="left"/>
+            </w:pPr>
+            <w:r>
+              <w:rPr>
+                <w:b w:val="0"/>
+                <w:i w:val="0"/>
+                <w:sz w:val="20"/>
+              </w:rPr>
+              <w:t xml:space="preserve">11.7. В случае если Подрядчик выполнил работы по Договору в части и прекратил дальнейшее их выполнение без подписания соответствующего дополнительного соглашения к Договору о корректировке объемов работ, подлежащих выполнению, и Подрядчиком в течение </w:t>
+            </w:r>
+            <w:r>
+              <w:rPr>
+                <w:b w:val="0"/>
+                <w:i w:val="0"/>
+                <w:sz w:val="20"/>
+                <w:highlight w:val="yellow"/>
+              </w:rPr>
+              <w:t>{{СРОК_ПРЕДОСТАВЛЕНИЯ_ДОПСОГЛАШЕНИЯ_О_КОРРЕКТИРОВКЕ}}</w:t>
+            </w:r>
+            <w:r>
+              <w:rPr>
+                <w:b w:val="0"/>
+                <w:i w:val="0"/>
+                <w:sz w:val="20"/>
+              </w:rPr>
+              <w:t xml:space="preserve"> со дня прекращения выполнения работ по Договору не предоставлено Заказчику подписанное со своей стороны дополнительное соглашение о корректировке объемов и цены работ по Договору, то Заказчик направляет Подрядчику извещение об отказе от исполнения Договора (ст. 717 ГК РФ). В данном случае объем порученных Подрядчику работ по Договору определяется согласно утвержденным Заказчиком Актам о приемке выполненных работ по форме КС-2, а цена Договора определяется путем суммирования стоимости работ, указанных в Справках о стоимости выполненных работ и затрат по форме КС-3.</w:t>
+            </w:r>
+          </w:p>
+        </w:tc>
+        <w:tc>
+          <w:tcPr>
+            <w:tcW w:type="dxa" w:w="4819"/>
+          </w:tcPr>
+          <w:p>
+            <w:pPr>
+              <w:spacing w:after="40"/>
+              <w:jc w:val="left"/>
+            </w:pPr>
+            <w:r>
+              <w:rPr>
+                <w:b w:val="0"/>
+                <w:i w:val="0"/>
+                <w:sz w:val="20"/>
+              </w:rPr>
+              <w:t>11.7. Исключить.</w:t>
             </w:r>
           </w:p>
         </w:tc>
       </w:tr>
     </w:tbl>
     <w:p>
-      <w:r>
-        <w:t>Важно: шаблон не заменяет анализ договора, проектной документации и обстоятельств конкретного объекта.</w:t>
-      </w:r>
+      <w:pPr>
+        <w:spacing w:before="0" w:after="60"/>
+        <w:jc w:val="both"/>
+      </w:pPr>
     </w:p>
+    <w:tbl>
+      <w:tblPr>
+        <w:tblStyle w:val="TableGrid"/>
+        <w:tblW w:type="auto" w:w="0"/>
+        <w:jc w:val="center"/>
+        <w:tblLook w:firstColumn="1" w:firstRow="1" w:lastColumn="0" w:lastRow="0" w:noHBand="0" w:noVBand="1" w:val="04A0"/>
+      </w:tblPr>
+      <w:tblGrid>
+        <w:gridCol w:w="4819"/>
+        <w:gridCol w:w="4819"/>
+      </w:tblGrid>
+      <w:tr>
+        <w:trPr>
+          <w:cantSplit/>
+        </w:trPr>
+        <w:tc>
+          <w:tcPr>
+            <w:tcW w:type="dxa" w:w="4819"/>
+          </w:tcPr>
+          <w:p>
+            <w:pPr>
+              <w:spacing w:after="40"/>
+              <w:jc w:val="left"/>
+            </w:pPr>
+            <w:r>
+              <w:rPr>
+                <w:b w:val="0"/>
+                <w:i w:val="0"/>
+                <w:sz w:val="20"/>
+              </w:rPr>
+              <w:t>ЗАКАЗЧИК:</w:t>
+            </w:r>
+          </w:p>
+          <w:p>
+            <w:pPr>
+              <w:spacing w:after="40"/>
+              <w:jc w:val="left"/>
+            </w:pPr>
+            <w:r>
+              <w:rPr>
+                <w:b w:val="0"/>
+                <w:i w:val="0"/>
+                <w:sz w:val="20"/>
+                <w:highlight w:val="yellow"/>
+              </w:rPr>
+              <w:t>{{НАИМЕНОВАНИЕ_ЗАКАЗЧИКА}}</w:t>
+            </w:r>
+          </w:p>
+          <w:p>
+            <w:pPr>
+              <w:spacing w:after="40"/>
+              <w:jc w:val="left"/>
+            </w:pPr>
+            <w:r>
+              <w:rPr>
+                <w:b w:val="0"/>
+                <w:i w:val="0"/>
+                <w:sz w:val="20"/>
+              </w:rPr>
+              <w:t xml:space="preserve">Юридический адрес: </w:t>
+            </w:r>
+            <w:r>
+              <w:rPr>
+                <w:b w:val="0"/>
+                <w:i w:val="0"/>
+                <w:sz w:val="20"/>
+                <w:highlight w:val="yellow"/>
+              </w:rPr>
+              <w:t>{{АДРЕС_ЗАКАЗЧИКА}}</w:t>
+            </w:r>
+          </w:p>
+          <w:p>
+            <w:pPr>
+              <w:spacing w:after="40"/>
+              <w:jc w:val="left"/>
+            </w:pPr>
+            <w:r>
+              <w:rPr>
+                <w:b w:val="0"/>
+                <w:i w:val="0"/>
+                <w:sz w:val="20"/>
+              </w:rPr>
+              <w:t xml:space="preserve">Почтовый адрес: </w:t>
+            </w:r>
+            <w:r>
+              <w:rPr>
+                <w:b w:val="0"/>
+                <w:i w:val="0"/>
+                <w:sz w:val="20"/>
+                <w:highlight w:val="yellow"/>
+              </w:rPr>
+              <w:t>{{ПОЧТОВЫЙ_АДРЕС_ЗАКАЗЧИКА}}</w:t>
+            </w:r>
+          </w:p>
+          <w:p>
+            <w:pPr>
+              <w:spacing w:after="40"/>
+              <w:jc w:val="left"/>
+            </w:pPr>
+            <w:r>
+              <w:rPr>
+                <w:b w:val="0"/>
+                <w:i w:val="0"/>
+                <w:sz w:val="20"/>
+              </w:rPr>
+              <w:t xml:space="preserve">ИНН/КПП: </w:t>
+            </w:r>
+            <w:r>
+              <w:rPr>
+                <w:b w:val="0"/>
+                <w:i w:val="0"/>
+                <w:sz w:val="20"/>
+                <w:highlight w:val="yellow"/>
+              </w:rPr>
+              <w:t>{{ИНН_ЗАКАЗЧИКА}}</w:t>
+            </w:r>
+            <w:r>
+              <w:rPr>
+                <w:b w:val="0"/>
+                <w:i w:val="0"/>
+                <w:sz w:val="20"/>
+              </w:rPr>
+              <w:t xml:space="preserve"> / </w:t>
+            </w:r>
+            <w:r>
+              <w:rPr>
+                <w:b w:val="0"/>
+                <w:i w:val="0"/>
+                <w:sz w:val="20"/>
+                <w:highlight w:val="yellow"/>
+              </w:rPr>
+              <w:t>{{КПП_ЗАКАЗЧИКА}}</w:t>
+            </w:r>
+          </w:p>
+          <w:p>
+            <w:pPr>
+              <w:spacing w:after="40"/>
+              <w:jc w:val="left"/>
+            </w:pPr>
+            <w:r>
+              <w:rPr>
+                <w:b w:val="0"/>
+                <w:i w:val="0"/>
+                <w:sz w:val="20"/>
+              </w:rPr>
+              <w:t xml:space="preserve">ОГРН: </w:t>
+            </w:r>
+            <w:r>
+              <w:rPr>
+                <w:b w:val="0"/>
+                <w:i w:val="0"/>
+                <w:sz w:val="20"/>
+                <w:highlight w:val="yellow"/>
+              </w:rPr>
+              <w:t>{{ОГРН_ЗАКАЗЧИКА}}</w:t>
+            </w:r>
+          </w:p>
+          <w:p>
+            <w:pPr>
+              <w:spacing w:after="40"/>
+              <w:jc w:val="left"/>
+            </w:pPr>
+            <w:r>
+              <w:rPr>
+                <w:b w:val="0"/>
+                <w:i w:val="0"/>
+                <w:sz w:val="20"/>
+              </w:rPr>
+              <w:t xml:space="preserve">Банковские реквизиты: </w:t>
+            </w:r>
+            <w:r>
+              <w:rPr>
+                <w:b w:val="0"/>
+                <w:i w:val="0"/>
+                <w:sz w:val="20"/>
+                <w:highlight w:val="yellow"/>
+              </w:rPr>
+              <w:t>{{БАНКОВСКИЕ_РЕКВИЗИТЫ_ЗАКАЗЧИКА}}</w:t>
+            </w:r>
+          </w:p>
+          <w:p>
+            <w:pPr>
+              <w:spacing w:after="40"/>
+              <w:jc w:val="left"/>
+            </w:pPr>
+            <w:r>
+              <w:rPr>
+                <w:b w:val="0"/>
+                <w:i w:val="0"/>
+                <w:sz w:val="20"/>
+              </w:rPr>
+              <w:t xml:space="preserve">Телефон, e-mail: </w:t>
+            </w:r>
+            <w:r>
+              <w:rPr>
+                <w:b w:val="0"/>
+                <w:i w:val="0"/>
+                <w:sz w:val="20"/>
+                <w:highlight w:val="yellow"/>
+              </w:rPr>
+              <w:t>{{КОНТАКТЫ_ЗАКАЗЧИКА}}</w:t>
+            </w:r>
+          </w:p>
+          <w:p>
+            <w:pPr>
+              <w:spacing w:after="40"/>
+              <w:jc w:val="left"/>
+            </w:pPr>
+          </w:p>
+          <w:p>
+            <w:pPr>
+              <w:spacing w:after="40"/>
+              <w:jc w:val="left"/>
+            </w:pPr>
+            <w:r>
+              <w:rPr>
+                <w:b w:val="0"/>
+                <w:i w:val="0"/>
+                <w:sz w:val="20"/>
+                <w:highlight w:val="yellow"/>
+              </w:rPr>
+              <w:t>{{ДОЛЖНОСТЬ_ПОДПИСАНТА_ЗАКАЗЧИКА}}</w:t>
+            </w:r>
+          </w:p>
+          <w:p>
+            <w:pPr>
+              <w:spacing w:after="40"/>
+              <w:jc w:val="left"/>
+            </w:pPr>
+            <w:r>
+              <w:rPr>
+                <w:b w:val="0"/>
+                <w:i w:val="0"/>
+                <w:sz w:val="20"/>
+              </w:rPr>
+              <w:t xml:space="preserve">_________________ / </w:t>
+            </w:r>
+            <w:r>
+              <w:rPr>
+                <w:b w:val="0"/>
+                <w:i w:val="0"/>
+                <w:sz w:val="20"/>
+                <w:highlight w:val="yellow"/>
+              </w:rPr>
+              <w:t>{{ФИО_ПОДПИСАНТА_ЗАКАЗЧИКА}}</w:t>
+            </w:r>
+            <w:r>
+              <w:rPr>
+                <w:b w:val="0"/>
+                <w:i w:val="0"/>
+                <w:sz w:val="20"/>
+              </w:rPr>
+              <w:t xml:space="preserve"> /</w:t>
+            </w:r>
+          </w:p>
+          <w:p>
+            <w:pPr>
+              <w:spacing w:after="40"/>
+              <w:jc w:val="left"/>
+            </w:pPr>
+            <w:r>
+              <w:rPr>
+                <w:b w:val="0"/>
+                <w:i w:val="0"/>
+                <w:sz w:val="20"/>
+              </w:rPr>
+              <w:t>М. П. (при наличии)</w:t>
+            </w:r>
+          </w:p>
+        </w:tc>
+        <w:tc>
+          <w:tcPr>
+            <w:tcW w:type="dxa" w:w="4819"/>
+          </w:tcPr>
+          <w:p>
+            <w:pPr>
+              <w:spacing w:after="40"/>
+              <w:jc w:val="left"/>
+            </w:pPr>
+            <w:r>
+              <w:rPr>
+                <w:b w:val="0"/>
+                <w:i w:val="0"/>
+                <w:sz w:val="20"/>
+              </w:rPr>
+              <w:t>ПОДРЯДЧИК:</w:t>
+            </w:r>
+          </w:p>
+          <w:p>
+            <w:pPr>
+              <w:spacing w:after="40"/>
+              <w:jc w:val="left"/>
+            </w:pPr>
+            <w:r>
+              <w:rPr>
+                <w:b w:val="0"/>
+                <w:i w:val="0"/>
+                <w:sz w:val="20"/>
+                <w:highlight w:val="yellow"/>
+              </w:rPr>
+              <w:t>{{НАИМЕНОВАНИЕ_ПОДРЯДЧИКА}}</w:t>
+            </w:r>
+          </w:p>
+          <w:p>
+            <w:pPr>
+              <w:spacing w:after="40"/>
+              <w:jc w:val="left"/>
+            </w:pPr>
+            <w:r>
+              <w:rPr>
+                <w:b w:val="0"/>
+                <w:i w:val="0"/>
+                <w:sz w:val="20"/>
+              </w:rPr>
+              <w:t xml:space="preserve">Юридический адрес: </w:t>
+            </w:r>
+            <w:r>
+              <w:rPr>
+                <w:b w:val="0"/>
+                <w:i w:val="0"/>
+                <w:sz w:val="20"/>
+                <w:highlight w:val="yellow"/>
+              </w:rPr>
+              <w:t>{{АДРЕС_ПОДРЯДЧИКА}}</w:t>
+            </w:r>
+          </w:p>
+          <w:p>
+            <w:pPr>
+              <w:spacing w:after="40"/>
+              <w:jc w:val="left"/>
+            </w:pPr>
+            <w:r>
+              <w:rPr>
+                <w:b w:val="0"/>
+                <w:i w:val="0"/>
+                <w:sz w:val="20"/>
+              </w:rPr>
+              <w:t xml:space="preserve">Почтовый адрес: </w:t>
+            </w:r>
+            <w:r>
+              <w:rPr>
+                <w:b w:val="0"/>
+                <w:i w:val="0"/>
+                <w:sz w:val="20"/>
+                <w:highlight w:val="yellow"/>
+              </w:rPr>
+              <w:t>{{ПОЧТОВЫЙ_АДРЕС_ПОДРЯДЧИКА}}</w:t>
+            </w:r>
+          </w:p>
+          <w:p>
+            <w:pPr>
+              <w:spacing w:after="40"/>
+              <w:jc w:val="left"/>
+            </w:pPr>
+            <w:r>
+              <w:rPr>
+                <w:b w:val="0"/>
+                <w:i w:val="0"/>
+                <w:sz w:val="20"/>
+              </w:rPr>
+              <w:t xml:space="preserve">ИНН/КПП: </w:t>
+            </w:r>
+            <w:r>
+              <w:rPr>
+                <w:b w:val="0"/>
+                <w:i w:val="0"/>
+                <w:sz w:val="20"/>
+                <w:highlight w:val="yellow"/>
+              </w:rPr>
+              <w:t>{{ИНН_ПОДРЯДЧИКА}}</w:t>
+            </w:r>
+            <w:r>
+              <w:rPr>
+                <w:b w:val="0"/>
+                <w:i w:val="0"/>
+                <w:sz w:val="20"/>
+              </w:rPr>
+              <w:t xml:space="preserve"> / </w:t>
+            </w:r>
+            <w:r>
+              <w:rPr>
+                <w:b w:val="0"/>
+                <w:i w:val="0"/>
+                <w:sz w:val="20"/>
+                <w:highlight w:val="yellow"/>
+              </w:rPr>
+              <w:t>{{КПП_ПОДРЯДЧИКА}}</w:t>
+            </w:r>
+          </w:p>
+          <w:p>
+            <w:pPr>
+              <w:spacing w:after="40"/>
+              <w:jc w:val="left"/>
+            </w:pPr>
+            <w:r>
+              <w:rPr>
+                <w:b w:val="0"/>
+                <w:i w:val="0"/>
+                <w:sz w:val="20"/>
+              </w:rPr>
+              <w:t xml:space="preserve">ОГРН: </w:t>
+            </w:r>
+            <w:r>
+              <w:rPr>
+                <w:b w:val="0"/>
+                <w:i w:val="0"/>
+                <w:sz w:val="20"/>
+                <w:highlight w:val="yellow"/>
+              </w:rPr>
+              <w:t>{{ОГРН_ПОДРЯДЧИКА}}</w:t>
+            </w:r>
+          </w:p>
+          <w:p>
+            <w:pPr>
+              <w:spacing w:after="40"/>
+              <w:jc w:val="left"/>
+            </w:pPr>
+            <w:r>
+              <w:rPr>
+                <w:b w:val="0"/>
+                <w:i w:val="0"/>
+                <w:sz w:val="20"/>
+              </w:rPr>
+              <w:t xml:space="preserve">Банковские реквизиты: </w:t>
+            </w:r>
+            <w:r>
+              <w:rPr>
+                <w:b w:val="0"/>
+                <w:i w:val="0"/>
+                <w:sz w:val="20"/>
+                <w:highlight w:val="yellow"/>
+              </w:rPr>
+              <w:t>{{БАНКОВСКИЕ_РЕКВИЗИТЫ_ПОДРЯДЧИКА}}</w:t>
+            </w:r>
+          </w:p>
+          <w:p>
+            <w:pPr>
+              <w:spacing w:after="40"/>
+              <w:jc w:val="left"/>
+            </w:pPr>
+            <w:r>
+              <w:rPr>
+                <w:b w:val="0"/>
+                <w:i w:val="0"/>
+                <w:sz w:val="20"/>
+              </w:rPr>
+              <w:t xml:space="preserve">Телефон, e-mail: </w:t>
+            </w:r>
+            <w:r>
+              <w:rPr>
+                <w:b w:val="0"/>
+                <w:i w:val="0"/>
+                <w:sz w:val="20"/>
+                <w:highlight w:val="yellow"/>
+              </w:rPr>
+              <w:t>{{КОНТАКТЫ_ПОДРЯДЧИКА}}</w:t>
+            </w:r>
+          </w:p>
+          <w:p>
+            <w:pPr>
+              <w:spacing w:after="40"/>
+              <w:jc w:val="left"/>
+            </w:pPr>
+          </w:p>
+          <w:p>
+            <w:pPr>
+              <w:spacing w:after="40"/>
+              <w:jc w:val="left"/>
+            </w:pPr>
+            <w:r>
+              <w:rPr>
+                <w:b w:val="0"/>
+                <w:i w:val="0"/>
+                <w:sz w:val="20"/>
+                <w:highlight w:val="yellow"/>
+              </w:rPr>
+              <w:t>{{ДОЛЖНОСТЬ_ПОДПИСАНТА}}</w:t>
+            </w:r>
+          </w:p>
+          <w:p>
+            <w:pPr>
+              <w:spacing w:after="40"/>
+              <w:jc w:val="left"/>
+            </w:pPr>
+            <w:r>
+              <w:rPr>
+                <w:b w:val="0"/>
+                <w:i w:val="0"/>
+                <w:sz w:val="20"/>
+              </w:rPr>
+              <w:t xml:space="preserve">_________________ / </w:t>
+            </w:r>
+            <w:r>
+              <w:rPr>
+                <w:b w:val="0"/>
+                <w:i w:val="0"/>
+                <w:sz w:val="20"/>
+                <w:highlight w:val="yellow"/>
+              </w:rPr>
+              <w:t>{{ФИО_ПОДПИСАНТА}}</w:t>
+            </w:r>
+            <w:r>
+              <w:rPr>
+                <w:b w:val="0"/>
+                <w:i w:val="0"/>
+                <w:sz w:val="20"/>
+              </w:rPr>
+              <w:t xml:space="preserve"> /</w:t>
+            </w:r>
+          </w:p>
+          <w:p>
+            <w:pPr>
+              <w:spacing w:after="40"/>
+              <w:jc w:val="left"/>
+            </w:pPr>
+            <w:r>
+              <w:rPr>
+                <w:b w:val="0"/>
+                <w:i w:val="0"/>
+                <w:sz w:val="20"/>
+              </w:rPr>
+              <w:t>М. П. (при наличии)</w:t>
+            </w:r>
+          </w:p>
+        </w:tc>
+      </w:tr>
+    </w:tbl>
     <w:sectPr>
-      <w:headerReference w:type="default" r:id="rId9"/>
-      <w:footerReference w:type="default" r:id="rId10"/>
-      <w:pgSz w:w="12240" w:h="15840"/>
-      <w:pgMar w:top="1440" w:right="1440" w:bottom="1440" w:left="1440" w:header="708" w:footer="708" w:gutter="0"/>
+      <w:footerReference w:type="default" r:id="rId9"/>
+      <w:pgSz w:w="11906" w:h="16838"/>
+      <w:pgMar w:top="1134" w:right="850" w:bottom="1134" w:left="1417" w:header="720" w:footer="720" w:gutter="0"/>
       <w:cols w:space="720"/>
       <w:docGrid w:linePitch="360"/>
     </w:sectPr>
@@ -252,32 +4872,14 @@
     </w:pPr>
     <w:r>
       <w:rPr>
-        <w:rFonts w:ascii="Arial" w:hAnsi="Arial"/>
-        <w:color w:val="787878"/>
-        <w:sz w:val="16"/>
-      </w:rPr>
-      <w:t>Протокол разногласий  •  версия 21.07.2026  •  marzhavbetone.ru</w:t>
+        <w:sz w:val="18"/>
+      </w:rPr>
+      <w:fldChar w:fldCharType="begin"/>
+      <w:instrText xml:space="preserve">PAGE</w:instrText>
+      <w:fldChar w:fldCharType="end"/>
     </w:r>
   </w:p>
 </w:ftr>
-</file>
-
-<file path=word/header1.xml><?xml version="1.0" encoding="utf-8"?>
-<w:hdr xmlns:m="http://schemas.openxmlformats.org/officeDocument/2006/math" xmlns:mc="http://schemas.openxmlformats.org/markup-compatibility/2006" xmlns:mo="http://schemas.microsoft.com/office/mac/office/2008/main" xmlns:mv="urn:schemas-microsoft-com:mac:vml" xmlns:o="urn:schemas-microsoft-com:office:office" xmlns:r="http://schemas.openxmlformats.org/officeDocument/2006/relationships" xmlns:v="urn:schemas-microsoft-com:vml" xmlns:w10="urn:schemas-microsoft-com:office:word" xmlns:w14="http://schemas.microsoft.com/office/word/2010/wordml" xmlns:w="http://schemas.openxmlformats.org/wordprocessingml/2006/main" xmlns:wne="http://schemas.microsoft.com/office/word/2006/wordml" xmlns:wp14="http://schemas.microsoft.com/office/word/2010/wordprocessingDrawing" xmlns:wp="http://schemas.openxmlformats.org/drawingml/2006/wordprocessingDrawing" xmlns:wpc="http://schemas.microsoft.com/office/word/2010/wordprocessingCanvas" xmlns:wpg="http://schemas.microsoft.com/office/word/2010/wordprocessingGroup" xmlns:wpi="http://schemas.microsoft.com/office/word/2010/wordprocessingInk" xmlns:wps="http://schemas.microsoft.com/office/word/2010/wordprocessingShape" mc:Ignorable="w14 wp14">
-  <w:p>
-    <w:pPr>
-      <w:pStyle w:val="Header"/>
-    </w:pPr>
-    <w:r>
-      <w:rPr>
-        <w:rFonts w:ascii="Arial" w:hAnsi="Arial"/>
-        <w:color w:val="646464"/>
-        <w:sz w:val="16"/>
-      </w:rPr>
-      <w:t>МАРЖА В БЕТОНЕ  /  РАБОЧИЙ ШАБЛОН</w:t>
-    </w:r>
-  </w:p>
-</w:hdr>
 </file>
 
 <file path=word/numbering.xml><?xml version="1.0" encoding="utf-8"?>
@@ -644,10 +5246,10 @@
     <w:qFormat/>
     <w:rsid w:val="00FC693F"/>
     <w:pPr>
-      <w:spacing w:after="120" w:line="300" w:lineRule="auto"/>
+      <w:spacing w:after="60"/>
     </w:pPr>
     <w:rPr>
-      <w:rFonts w:ascii="Arial" w:hAnsi="Arial"/>
+      <w:rFonts w:ascii="Times New Roman" w:hAnsi="Times New Roman" w:eastAsia="Times New Roman"/>
       <w:sz w:val="22"/>
     </w:rPr>
   </w:style>
@@ -706,15 +5308,15 @@
     <w:pPr>
       <w:keepNext/>
       <w:keepLines/>
-      <w:spacing w:before="360" w:after="200"/>
+      <w:spacing w:before="480" w:after="0"/>
       <w:outlineLvl w:val="0"/>
     </w:pPr>
     <w:rPr>
-      <w:rFonts w:asciiTheme="majorHAnsi" w:eastAsiaTheme="majorEastAsia" w:hAnsiTheme="majorHAnsi" w:cstheme="majorBidi" w:ascii="Arial" w:hAnsi="Arial"/>
+      <w:rFonts w:asciiTheme="majorHAnsi" w:eastAsiaTheme="majorEastAsia" w:hAnsiTheme="majorHAnsi" w:cstheme="majorBidi"/>
       <w:b/>
       <w:bCs/>
-      <w:color w:val="2E74B5"/>
-      <w:sz w:val="32"/>
+      <w:color w:val="365F91" w:themeColor="accent1" w:themeShade="BF"/>
+      <w:sz w:val="28"/>
       <w:szCs w:val="28"/>
     </w:rPr>
   </w:style>
@@ -730,14 +5332,14 @@
     <w:pPr>
       <w:keepNext/>
       <w:keepLines/>
-      <w:spacing w:before="280" w:after="140"/>
+      <w:spacing w:before="200" w:after="0"/>
       <w:outlineLvl w:val="1"/>
     </w:pPr>
     <w:rPr>
-      <w:rFonts w:asciiTheme="majorHAnsi" w:eastAsiaTheme="majorEastAsia" w:hAnsiTheme="majorHAnsi" w:cstheme="majorBidi" w:ascii="Arial" w:hAnsi="Arial"/>
+      <w:rFonts w:asciiTheme="majorHAnsi" w:eastAsiaTheme="majorEastAsia" w:hAnsiTheme="majorHAnsi" w:cstheme="majorBidi"/>
       <w:b/>
       <w:bCs/>
-      <w:color w:val="2E74B5"/>
+      <w:color w:val="4F81BD" w:themeColor="accent1"/>
       <w:sz w:val="26"/>
       <w:szCs w:val="26"/>
     </w:rPr>
@@ -995,15 +5597,15 @@
       <w:pBdr>
         <w:bottom w:val="single" w:sz="8" w:space="4" w:color="4F81BD" w:themeColor="accent1"/>
       </w:pBdr>
-      <w:spacing w:after="240" w:line="240" w:lineRule="auto" w:before="0"/>
+      <w:spacing w:after="300" w:line="240" w:lineRule="auto"/>
       <w:contextualSpacing/>
     </w:pPr>
     <w:rPr>
-      <w:rFonts w:asciiTheme="majorHAnsi" w:eastAsiaTheme="majorEastAsia" w:hAnsiTheme="majorHAnsi" w:cstheme="majorBidi" w:ascii="Arial" w:hAnsi="Arial"/>
-      <w:color w:val="242629"/>
+      <w:rFonts w:asciiTheme="majorHAnsi" w:eastAsiaTheme="majorEastAsia" w:hAnsiTheme="majorHAnsi" w:cstheme="majorBidi"/>
+      <w:color w:val="17365D" w:themeColor="text2" w:themeShade="BF"/>
       <w:spacing w:val="5"/>
       <w:kern w:val="28"/>
-      <w:sz w:val="50"/>
+      <w:sz w:val="52"/>
       <w:szCs w:val="52"/>
     </w:rPr>
   </w:style>

--- a/products-storage/03-dogovor-podryada/10-protokol-raznoglasiy.docx
+++ b/products-storage/03-dogovor-podryada/10-protokol-raznoglasiy.docx
@@ -279,6 +279,9 @@
         <w:gridCol w:w="4819"/>
       </w:tblGrid>
       <w:tr>
+        <w:trPr>
+          <w:tblHeader/>
+        </w:trPr>
         <w:tc>
           <w:tcPr>
             <w:tcW w:type="dxa" w:w="4819"/>

--- a/products-storage/03-dogovor-podryada/10-protokol-raznoglasiy.docx
+++ b/products-storage/03-dogovor-podryada/10-protokol-raznoglasiy.docx
@@ -3,224 +3,478 @@
 <w:document xmlns:wpc="http://schemas.microsoft.com/office/word/2010/wordprocessingCanvas" xmlns:mo="http://schemas.microsoft.com/office/mac/office/2008/main" xmlns:mc="http://schemas.openxmlformats.org/markup-compatibility/2006" xmlns:mv="urn:schemas-microsoft-com:mac:vml" xmlns:o="urn:schemas-microsoft-com:office:office" xmlns:r="http://schemas.openxmlformats.org/officeDocument/2006/relationships" xmlns:m="http://schemas.openxmlformats.org/officeDocument/2006/math" xmlns:v="urn:schemas-microsoft-com:vml" xmlns:wp14="http://schemas.microsoft.com/office/word/2010/wordprocessingDrawing" xmlns:wp="http://schemas.openxmlformats.org/drawingml/2006/wordprocessingDrawing" xmlns:w10="urn:schemas-microsoft-com:office:word" xmlns:w="http://schemas.openxmlformats.org/wordprocessingml/2006/main" xmlns:w14="http://schemas.microsoft.com/office/word/2010/wordml" xmlns:wpg="http://schemas.microsoft.com/office/word/2010/wordprocessingGroup" xmlns:wpi="http://schemas.microsoft.com/office/word/2010/wordprocessingInk" xmlns:wne="http://schemas.microsoft.com/office/word/2006/wordml" xmlns:wps="http://schemas.microsoft.com/office/word/2010/wordprocessingShape" mc:Ignorable="w14 wp14">
   <w:body>
     <w:p>
-      <w:pPr>
-        <w:pStyle w:val="Title"/>
-      </w:pPr>
       <w:r>
         <w:rPr>
-          <w:b/>
+          <w:b w:val="0"/>
+          <w:color w:val="2B3239"/>
         </w:rPr>
-        <w:t>Протокол разногласий</w:t>
+        <w:t>ПРОТОКОЛ РАЗНОГЛАСИЙ К ПРОЕКТУ ДОГОВОРА № {{...}} ОТ {{...}}</w:t>
       </w:r>
     </w:p>
     <w:p>
       <w:r>
         <w:rPr>
-          <w:i/>
-          <w:color w:val="E85D22"/>
+          <w:b w:val="0"/>
+          <w:color w:val="2B3239"/>
         </w:rPr>
-        <w:t>Заполните поля в квадратных скобках и удалите подсказки перед отправкой.</w:t>
+        <w:t>{{МЕСТО}}   {{ДАТА}}</w:t>
       </w:r>
     </w:p>
     <w:p>
-      <w:pPr>
-        <w:pStyle w:val="Heading1"/>
-      </w:pPr>
       <w:r>
-        <w:t>Позиция</w:t>
-      </w:r>
-    </w:p>
-    <w:p>
-      <w:pPr>
-        <w:pStyle w:val="ListBullet"/>
-      </w:pPr>
-      <w:r>
-        <w:t>Пункт: [___]</w:t>
-      </w:r>
-    </w:p>
-    <w:p>
-      <w:pPr>
-        <w:pStyle w:val="ListBullet"/>
-      </w:pPr>
-      <w:r>
-        <w:t>Редакция заказчика: [___]</w:t>
-      </w:r>
-    </w:p>
-    <w:p>
-      <w:pPr>
-        <w:pStyle w:val="ListBullet"/>
-      </w:pPr>
-      <w:r>
-        <w:t>Редакция подрядчика: [___]</w:t>
-      </w:r>
-    </w:p>
-    <w:p>
-      <w:pPr>
-        <w:pStyle w:val="ListBullet"/>
-      </w:pPr>
-      <w:r>
-        <w:t>Обоснование: [___]</w:t>
-      </w:r>
-    </w:p>
-    <w:p>
-      <w:pPr>
-        <w:pStyle w:val="ListBullet"/>
-      </w:pPr>
-      <w:r>
-        <w:t>Итог: [___]</w:t>
-      </w:r>
-    </w:p>
-    <w:p>
-      <w:pPr>
-        <w:pStyle w:val="Heading1"/>
-      </w:pPr>
-      <w:r>
-        <w:t>Контроль перед использованием</w:t>
+        <w:rPr>
+          <w:b w:val="0"/>
+          <w:color w:val="2B3239"/>
+        </w:rPr>
+        <w:t>{{СТОРОНА 1, ПРЕДСТАВИТЕЛЬ, ПОЛНОМОЧИЯ}} и {{СТОРОНА 2, ПРЕДСТАВИТЕЛЬ, ПОЛНОМОЧИЯ}} согласовали следующую редакцию спорных условий:</w:t>
       </w:r>
     </w:p>
     <w:tbl>
       <w:tblPr>
+        <w:tblStyle w:val="TableGrid"/>
         <w:tblW w:type="auto" w:w="0"/>
-        <w:jc w:val="center"/>
-        <w:tblLayout w:type="fixed"/>
         <w:tblLook w:firstColumn="1" w:firstRow="1" w:lastColumn="0" w:lastRow="0" w:noHBand="0" w:noVBand="1" w:val="04A0"/>
       </w:tblPr>
       <w:tblGrid>
-        <w:gridCol w:w="1800"/>
-        <w:gridCol w:w="7560"/>
+        <w:gridCol w:w="2409"/>
+        <w:gridCol w:w="2409"/>
+        <w:gridCol w:w="2409"/>
+        <w:gridCol w:w="2409"/>
       </w:tblGrid>
       <w:tr>
+        <w:trPr>
+          <w:cantSplit/>
+        </w:trPr>
         <w:tc>
           <w:tcPr>
-            <w:tcW w:type="dxa" w:w="4680"/>
-            <w:shd w:fill="E9E5DC"/>
-            <w:vAlign w:val="center"/>
+            <w:tcW w:type="dxa" w:w="2409"/>
           </w:tcPr>
           <w:p>
+            <w:pPr>
+              <w:spacing w:after="40"/>
+            </w:pPr>
             <w:r>
-              <w:t>Статус</w:t>
+              <w:rPr>
+                <w:rFonts w:ascii="Arial" w:hAnsi="Arial"/>
+                <w:sz w:val="16"/>
+              </w:rPr>
+              <w:t>Пункт</w:t>
             </w:r>
           </w:p>
         </w:tc>
         <w:tc>
           <w:tcPr>
-            <w:tcW w:type="dxa" w:w="4680"/>
-            <w:shd w:fill="E9E5DC"/>
-            <w:vAlign w:val="center"/>
+            <w:tcW w:type="dxa" w:w="2409"/>
           </w:tcPr>
           <w:p>
+            <w:pPr>
+              <w:spacing w:after="40"/>
+            </w:pPr>
             <w:r>
-              <w:t>Проверка</w:t>
+              <w:rPr>
+                <w:rFonts w:ascii="Arial" w:hAnsi="Arial"/>
+                <w:sz w:val="16"/>
+              </w:rPr>
+              <w:t>Редакция проекта</w:t>
+            </w:r>
+          </w:p>
+        </w:tc>
+        <w:tc>
+          <w:tcPr>
+            <w:tcW w:type="dxa" w:w="2409"/>
+          </w:tcPr>
+          <w:p>
+            <w:pPr>
+              <w:spacing w:after="40"/>
+            </w:pPr>
+            <w:r>
+              <w:rPr>
+                <w:rFonts w:ascii="Arial" w:hAnsi="Arial"/>
+                <w:sz w:val="16"/>
+              </w:rPr>
+              <w:t>Предложение Субподрядчика</w:t>
+            </w:r>
+          </w:p>
+        </w:tc>
+        <w:tc>
+          <w:tcPr>
+            <w:tcW w:type="dxa" w:w="2409"/>
+          </w:tcPr>
+          <w:p>
+            <w:pPr>
+              <w:spacing w:after="40"/>
+            </w:pPr>
+            <w:r>
+              <w:rPr>
+                <w:rFonts w:ascii="Arial" w:hAnsi="Arial"/>
+                <w:sz w:val="16"/>
+              </w:rPr>
+              <w:t>Согласованный итог</w:t>
             </w:r>
           </w:p>
         </w:tc>
       </w:tr>
       <w:tr>
+        <w:trPr>
+          <w:cantSplit/>
+        </w:trPr>
         <w:tc>
           <w:tcPr>
-            <w:tcW w:type="dxa" w:w="1800"/>
+            <w:tcW w:type="dxa" w:w="2409"/>
           </w:tcPr>
           <w:p>
+            <w:pPr>
+              <w:spacing w:after="40"/>
+            </w:pPr>
             <w:r>
-              <w:t>☐</w:t>
+              <w:rPr>
+                <w:rFonts w:ascii="Arial" w:hAnsi="Arial"/>
+                <w:sz w:val="16"/>
+              </w:rPr>
+              <w:t>Предмет / приложение № 1</w:t>
             </w:r>
           </w:p>
         </w:tc>
         <w:tc>
           <w:tcPr>
-            <w:tcW w:type="dxa" w:w="7560"/>
+            <w:tcW w:type="dxa" w:w="2409"/>
           </w:tcPr>
           <w:p>
+            <w:pPr>
+              <w:spacing w:after="40"/>
+            </w:pPr>
             <w:r>
-              <w:t>Сверено с договором и приложениями</w:t>
+              <w:rPr>
+                <w:rFonts w:ascii="Arial" w:hAnsi="Arial"/>
+                <w:sz w:val="16"/>
+              </w:rPr>
+              <w:t>{{ДОСЛОВНО}}</w:t>
+            </w:r>
+          </w:p>
+        </w:tc>
+        <w:tc>
+          <w:tcPr>
+            <w:tcW w:type="dxa" w:w="2409"/>
+          </w:tcPr>
+          <w:p>
+            <w:pPr>
+              <w:spacing w:after="40"/>
+            </w:pPr>
+            <w:r>
+              <w:rPr>
+                <w:rFonts w:ascii="Arial" w:hAnsi="Arial"/>
+                <w:sz w:val="16"/>
+              </w:rPr>
+              <w:t>Работы и исключения определяются подписанной ведомостью и редакцией проекта {{...}}.</w:t>
+            </w:r>
+          </w:p>
+        </w:tc>
+        <w:tc>
+          <w:tcPr>
+            <w:tcW w:type="dxa" w:w="2409"/>
+          </w:tcPr>
+          <w:p>
+            <w:pPr>
+              <w:spacing w:after="40"/>
+            </w:pPr>
+            <w:r>
+              <w:rPr>
+                <w:rFonts w:ascii="Arial" w:hAnsi="Arial"/>
+                <w:sz w:val="16"/>
+              </w:rPr>
+              <w:t>{{...}}</w:t>
             </w:r>
           </w:p>
         </w:tc>
       </w:tr>
       <w:tr>
+        <w:trPr>
+          <w:cantSplit/>
+        </w:trPr>
         <w:tc>
           <w:tcPr>
-            <w:tcW w:type="dxa" w:w="1800"/>
+            <w:tcW w:type="dxa" w:w="2409"/>
           </w:tcPr>
           <w:p>
+            <w:pPr>
+              <w:spacing w:after="40"/>
+            </w:pPr>
             <w:r>
-              <w:t>☐</w:t>
+              <w:rPr>
+                <w:rFonts w:ascii="Arial" w:hAnsi="Arial"/>
+                <w:sz w:val="16"/>
+              </w:rPr>
+              <w:t>Дополнительные работы</w:t>
             </w:r>
           </w:p>
         </w:tc>
         <w:tc>
           <w:tcPr>
-            <w:tcW w:type="dxa" w:w="7560"/>
+            <w:tcW w:type="dxa" w:w="2409"/>
           </w:tcPr>
           <w:p>
+            <w:pPr>
+              <w:spacing w:after="40"/>
+            </w:pPr>
             <w:r>
-              <w:t>Проверены полномочия подписанта и адресат</w:t>
+              <w:rPr>
+                <w:rFonts w:ascii="Arial" w:hAnsi="Arial"/>
+                <w:sz w:val="16"/>
+              </w:rPr>
+              <w:t>{{ДОСЛОВНО}}</w:t>
+            </w:r>
+          </w:p>
+        </w:tc>
+        <w:tc>
+          <w:tcPr>
+            <w:tcW w:type="dxa" w:w="2409"/>
+          </w:tcPr>
+          <w:p>
+            <w:pPr>
+              <w:spacing w:after="40"/>
+            </w:pPr>
+            <w:r>
+              <w:rPr>
+                <w:rFonts w:ascii="Arial" w:hAnsi="Arial"/>
+                <w:sz w:val="16"/>
+              </w:rPr>
+              <w:t>Уведомление об объёме, цене и сроке; выполнение после письменного изменения, кроме случая по ст. 743 ГК РФ.</w:t>
+            </w:r>
+          </w:p>
+        </w:tc>
+        <w:tc>
+          <w:tcPr>
+            <w:tcW w:type="dxa" w:w="2409"/>
+          </w:tcPr>
+          <w:p>
+            <w:pPr>
+              <w:spacing w:after="40"/>
+            </w:pPr>
+            <w:r>
+              <w:rPr>
+                <w:rFonts w:ascii="Arial" w:hAnsi="Arial"/>
+                <w:sz w:val="16"/>
+              </w:rPr>
+              <w:t>{{...}}</w:t>
             </w:r>
           </w:p>
         </w:tc>
       </w:tr>
       <w:tr>
+        <w:trPr>
+          <w:cantSplit/>
+        </w:trPr>
         <w:tc>
           <w:tcPr>
-            <w:tcW w:type="dxa" w:w="1800"/>
+            <w:tcW w:type="dxa" w:w="2409"/>
           </w:tcPr>
           <w:p>
+            <w:pPr>
+              <w:spacing w:after="40"/>
+            </w:pPr>
             <w:r>
-              <w:t>☐</w:t>
+              <w:rPr>
+                <w:rFonts w:ascii="Arial" w:hAnsi="Arial"/>
+                <w:sz w:val="16"/>
+              </w:rPr>
+              <w:t>Приёмка</w:t>
             </w:r>
           </w:p>
         </w:tc>
         <w:tc>
           <w:tcPr>
-            <w:tcW w:type="dxa" w:w="7560"/>
+            <w:tcW w:type="dxa" w:w="2409"/>
           </w:tcPr>
           <w:p>
+            <w:pPr>
+              <w:spacing w:after="40"/>
+            </w:pPr>
             <w:r>
-              <w:t>Приложения названы и приложены</w:t>
+              <w:rPr>
+                <w:rFonts w:ascii="Arial" w:hAnsi="Arial"/>
+                <w:sz w:val="16"/>
+              </w:rPr>
+              <w:t>{{ДОСЛОВНО}}</w:t>
+            </w:r>
+          </w:p>
+        </w:tc>
+        <w:tc>
+          <w:tcPr>
+            <w:tcW w:type="dxa" w:w="2409"/>
+          </w:tcPr>
+          <w:p>
+            <w:pPr>
+              <w:spacing w:after="40"/>
+            </w:pPr>
+            <w:r>
+              <w:rPr>
+                <w:rFonts w:ascii="Arial" w:hAnsi="Arial"/>
+                <w:sz w:val="16"/>
+              </w:rPr>
+              <w:t>Ответ по каждой позиции в {{...}} рабочих дней; неоспариваемая часть оформляется отдельно.</w:t>
+            </w:r>
+          </w:p>
+        </w:tc>
+        <w:tc>
+          <w:tcPr>
+            <w:tcW w:type="dxa" w:w="2409"/>
+          </w:tcPr>
+          <w:p>
+            <w:pPr>
+              <w:spacing w:after="40"/>
+            </w:pPr>
+            <w:r>
+              <w:rPr>
+                <w:rFonts w:ascii="Arial" w:hAnsi="Arial"/>
+                <w:sz w:val="16"/>
+              </w:rPr>
+              <w:t>{{...}}</w:t>
             </w:r>
           </w:p>
         </w:tc>
       </w:tr>
       <w:tr>
+        <w:trPr>
+          <w:cantSplit/>
+        </w:trPr>
         <w:tc>
           <w:tcPr>
-            <w:tcW w:type="dxa" w:w="1800"/>
+            <w:tcW w:type="dxa" w:w="2409"/>
           </w:tcPr>
           <w:p>
+            <w:pPr>
+              <w:spacing w:after="40"/>
+            </w:pPr>
             <w:r>
-              <w:t>☐</w:t>
+              <w:rPr>
+                <w:rFonts w:ascii="Arial" w:hAnsi="Arial"/>
+                <w:sz w:val="16"/>
+              </w:rPr>
+              <w:t>Оплата</w:t>
             </w:r>
           </w:p>
         </w:tc>
         <w:tc>
           <w:tcPr>
-            <w:tcW w:type="dxa" w:w="7560"/>
+            <w:tcW w:type="dxa" w:w="2409"/>
           </w:tcPr>
           <w:p>
+            <w:pPr>
+              <w:spacing w:after="40"/>
+            </w:pPr>
             <w:r>
-              <w:t>Зафиксирован доказуемый канал отправки</w:t>
+              <w:rPr>
+                <w:rFonts w:ascii="Arial" w:hAnsi="Arial"/>
+                <w:sz w:val="16"/>
+              </w:rPr>
+              <w:t>{{ДОСЛОВНО}}</w:t>
+            </w:r>
+          </w:p>
+        </w:tc>
+        <w:tc>
+          <w:tcPr>
+            <w:tcW w:type="dxa" w:w="2409"/>
+          </w:tcPr>
+          <w:p>
+            <w:pPr>
+              <w:spacing w:after="40"/>
+            </w:pPr>
+            <w:r>
+              <w:rPr>
+                <w:rFonts w:ascii="Arial" w:hAnsi="Arial"/>
+                <w:sz w:val="16"/>
+              </w:rPr>
+              <w:t>Платёж через {{...}} рабочих дней после {{ПРОВЕРЯЕМОЕ СОБЫТИЕ}}.</w:t>
+            </w:r>
+          </w:p>
+        </w:tc>
+        <w:tc>
+          <w:tcPr>
+            <w:tcW w:type="dxa" w:w="2409"/>
+          </w:tcPr>
+          <w:p>
+            <w:pPr>
+              <w:spacing w:after="40"/>
+            </w:pPr>
+            <w:r>
+              <w:rPr>
+                <w:rFonts w:ascii="Arial" w:hAnsi="Arial"/>
+                <w:sz w:val="16"/>
+              </w:rPr>
+              <w:t>{{...}}</w:t>
             </w:r>
           </w:p>
         </w:tc>
       </w:tr>
       <w:tr>
+        <w:trPr>
+          <w:cantSplit/>
+        </w:trPr>
         <w:tc>
           <w:tcPr>
-            <w:tcW w:type="dxa" w:w="1800"/>
+            <w:tcW w:type="dxa" w:w="2409"/>
           </w:tcPr>
           <w:p>
+            <w:pPr>
+              <w:spacing w:after="40"/>
+            </w:pPr>
             <w:r>
-              <w:t>☐</w:t>
+              <w:rPr>
+                <w:rFonts w:ascii="Arial" w:hAnsi="Arial"/>
+                <w:sz w:val="16"/>
+              </w:rPr>
+              <w:t>Списание в одностороннем порядке</w:t>
             </w:r>
           </w:p>
         </w:tc>
         <w:tc>
           <w:tcPr>
-            <w:tcW w:type="dxa" w:w="7560"/>
+            <w:tcW w:type="dxa" w:w="2409"/>
           </w:tcPr>
           <w:p>
+            <w:pPr>
+              <w:spacing w:after="40"/>
+            </w:pPr>
             <w:r>
-              <w:t>Юридически значимые формулировки проверены специалистом под объект</w:t>
+              <w:rPr>
+                <w:rFonts w:ascii="Arial" w:hAnsi="Arial"/>
+                <w:sz w:val="16"/>
+              </w:rPr>
+              <w:t>{{ДОСЛОВНО}}</w:t>
+            </w:r>
+          </w:p>
+        </w:tc>
+        <w:tc>
+          <w:tcPr>
+            <w:tcW w:type="dxa" w:w="2409"/>
+          </w:tcPr>
+          <w:p>
+            <w:pPr>
+              <w:spacing w:after="40"/>
+            </w:pPr>
+            <w:r>
+              <w:rPr>
+                <w:rFonts w:ascii="Arial" w:hAnsi="Arial"/>
+                <w:sz w:val="16"/>
+              </w:rPr>
+              <w:t>Только в рамках согласованной процедуры и закона по письменному сообщению с расчётом и доказательствами.</w:t>
+            </w:r>
+          </w:p>
+        </w:tc>
+        <w:tc>
+          <w:tcPr>
+            <w:tcW w:type="dxa" w:w="2409"/>
+          </w:tcPr>
+          <w:p>
+            <w:pPr>
+              <w:spacing w:after="40"/>
+            </w:pPr>
+            <w:r>
+              <w:rPr>
+                <w:rFonts w:ascii="Arial" w:hAnsi="Arial"/>
+                <w:sz w:val="16"/>
+              </w:rPr>
+              <w:t>{{...}}</w:t>
             </w:r>
           </w:p>
         </w:tc>
@@ -228,14 +482,80 @@
     </w:tbl>
     <w:p>
       <w:r>
-        <w:t>Важно: шаблон не заменяет анализ договора, проектной документации и обстоятельств конкретного объекта.</w:t>
+        <w:rPr>
+          <w:b w:val="0"/>
+          <w:color w:val="2B3239"/>
+        </w:rPr>
+        <w:t>Согласованные пункты применяются в указанной редакции; по остальным условиям действует подписанный договор. Неурегулированные позиции {{ПЕРЕЧЕНЬ / ОТСУТСТВУЮТ}} требуют отдельного согласования до подписания договора.</w:t>
       </w:r>
     </w:p>
+    <w:p>
+      <w:pPr>
+        <w:spacing w:after="60"/>
+      </w:pPr>
+    </w:p>
+    <w:tbl>
+      <w:tblPr>
+        <w:tblStyle w:val="TableGrid"/>
+        <w:tblW w:type="auto" w:w="0"/>
+        <w:tblLook w:firstColumn="1" w:firstRow="1" w:lastColumn="0" w:lastRow="0" w:noHBand="0" w:noVBand="1" w:val="04A0"/>
+      </w:tblPr>
+      <w:tblGrid>
+        <w:gridCol w:w="4819"/>
+        <w:gridCol w:w="4819"/>
+      </w:tblGrid>
+      <w:tr>
+        <w:trPr>
+          <w:cantSplit/>
+        </w:trPr>
+        <w:tc>
+          <w:tcPr>
+            <w:tcW w:type="dxa" w:w="4819"/>
+          </w:tcPr>
+          <w:p>
+            <w:pPr>
+              <w:spacing w:after="60"/>
+            </w:pPr>
+            <w:r>
+              <w:rPr>
+                <w:rFonts w:ascii="Arial" w:hAnsi="Arial"/>
+                <w:sz w:val="19"/>
+              </w:rPr>
+              <w:t>Генподрядчик</w:t>
+              <w:br/>
+              <w:t>Должность {{...}}    ФИО {{ФИО}}</w:t>
+              <w:br/>
+              <w:t>Подпись ____________    Дата ____________</w:t>
+            </w:r>
+          </w:p>
+        </w:tc>
+        <w:tc>
+          <w:tcPr>
+            <w:tcW w:type="dxa" w:w="4819"/>
+          </w:tcPr>
+          <w:p>
+            <w:pPr>
+              <w:spacing w:after="60"/>
+            </w:pPr>
+            <w:r>
+              <w:rPr>
+                <w:rFonts w:ascii="Arial" w:hAnsi="Arial"/>
+                <w:sz w:val="19"/>
+              </w:rPr>
+              <w:t>Субподрядчик</w:t>
+              <w:br/>
+              <w:t>Должность {{...}}    ФИО {{ФИО}}</w:t>
+              <w:br/>
+              <w:t>Подпись ____________    Дата ____________</w:t>
+            </w:r>
+          </w:p>
+        </w:tc>
+      </w:tr>
+    </w:tbl>
     <w:sectPr>
-      <w:headerReference w:type="default" r:id="rId9"/>
-      <w:footerReference w:type="default" r:id="rId10"/>
-      <w:pgSz w:w="12240" w:h="15840"/>
-      <w:pgMar w:top="1440" w:right="1440" w:bottom="1440" w:left="1440" w:header="708" w:footer="708" w:gutter="0"/>
+      <w:footerReference w:type="default" r:id="rId9"/>
+      <w:pgSz w:w="11906" w:h="16838"/>
+      <w:pgMar w:top="1020" w:right="1134" w:bottom="964" w:left="1134" w:header="720" w:footer="720" w:gutter="0"/>
       <w:cols w:space="720"/>
       <w:docGrid w:linePitch="360"/>
     </w:sectPr>
@@ -248,36 +568,16 @@
   <w:p>
     <w:pPr>
       <w:pStyle w:val="Footer"/>
-      <w:jc w:val="center"/>
     </w:pPr>
     <w:r>
       <w:rPr>
-        <w:rFonts w:ascii="Arial" w:hAnsi="Arial"/>
-        <w:color w:val="787878"/>
+        <w:color w:val="AE8031"/>
         <w:sz w:val="16"/>
       </w:rPr>
-      <w:t>Протокол разногласий  •  версия 21.07.2026  •  marzhavbetone.ru</w:t>
+      <w:t>НА СТОРОНЕ ПОДРЯДЧИКА  /  P7</w:t>
     </w:r>
   </w:p>
 </w:ftr>
-</file>
-
-<file path=word/header1.xml><?xml version="1.0" encoding="utf-8"?>
-<w:hdr xmlns:m="http://schemas.openxmlformats.org/officeDocument/2006/math" xmlns:mc="http://schemas.openxmlformats.org/markup-compatibility/2006" xmlns:mo="http://schemas.microsoft.com/office/mac/office/2008/main" xmlns:mv="urn:schemas-microsoft-com:mac:vml" xmlns:o="urn:schemas-microsoft-com:office:office" xmlns:r="http://schemas.openxmlformats.org/officeDocument/2006/relationships" xmlns:v="urn:schemas-microsoft-com:vml" xmlns:w10="urn:schemas-microsoft-com:office:word" xmlns:w14="http://schemas.microsoft.com/office/word/2010/wordml" xmlns:w="http://schemas.openxmlformats.org/wordprocessingml/2006/main" xmlns:wne="http://schemas.microsoft.com/office/word/2006/wordml" xmlns:wp14="http://schemas.microsoft.com/office/word/2010/wordprocessingDrawing" xmlns:wp="http://schemas.openxmlformats.org/drawingml/2006/wordprocessingDrawing" xmlns:wpc="http://schemas.microsoft.com/office/word/2010/wordprocessingCanvas" xmlns:wpg="http://schemas.microsoft.com/office/word/2010/wordprocessingGroup" xmlns:wpi="http://schemas.microsoft.com/office/word/2010/wordprocessingInk" xmlns:wps="http://schemas.microsoft.com/office/word/2010/wordprocessingShape" mc:Ignorable="w14 wp14">
-  <w:p>
-    <w:pPr>
-      <w:pStyle w:val="Header"/>
-    </w:pPr>
-    <w:r>
-      <w:rPr>
-        <w:rFonts w:ascii="Arial" w:hAnsi="Arial"/>
-        <w:color w:val="646464"/>
-        <w:sz w:val="16"/>
-      </w:rPr>
-      <w:t>МАРЖА В БЕТОНЕ  /  РАБОЧИЙ ШАБЛОН</w:t>
-    </w:r>
-  </w:p>
-</w:hdr>
 </file>
 
 <file path=word/numbering.xml><?xml version="1.0" encoding="utf-8"?>
@@ -644,11 +944,12 @@
     <w:qFormat/>
     <w:rsid w:val="00FC693F"/>
     <w:pPr>
-      <w:spacing w:after="120" w:line="300" w:lineRule="auto"/>
+      <w:spacing w:after="100" w:line="264" w:lineRule="auto"/>
     </w:pPr>
     <w:rPr>
       <w:rFonts w:ascii="Arial" w:hAnsi="Arial"/>
-      <w:sz w:val="22"/>
+      <w:color w:val="2B3239"/>
+      <w:sz w:val="20"/>
     </w:rPr>
   </w:style>
   <w:style w:type="paragraph" w:styleId="Header">
@@ -706,15 +1007,15 @@
     <w:pPr>
       <w:keepNext/>
       <w:keepLines/>
-      <w:spacing w:before="360" w:after="200"/>
+      <w:spacing w:before="480" w:after="0"/>
       <w:outlineLvl w:val="0"/>
     </w:pPr>
     <w:rPr>
-      <w:rFonts w:asciiTheme="majorHAnsi" w:eastAsiaTheme="majorEastAsia" w:hAnsiTheme="majorHAnsi" w:cstheme="majorBidi" w:ascii="Arial" w:hAnsi="Arial"/>
+      <w:rFonts w:asciiTheme="majorHAnsi" w:eastAsiaTheme="majorEastAsia" w:hAnsiTheme="majorHAnsi" w:cstheme="majorBidi"/>
       <w:b/>
       <w:bCs/>
-      <w:color w:val="2E74B5"/>
-      <w:sz w:val="32"/>
+      <w:color w:val="365F91" w:themeColor="accent1" w:themeShade="BF"/>
+      <w:sz w:val="28"/>
       <w:szCs w:val="28"/>
     </w:rPr>
   </w:style>
@@ -730,14 +1031,14 @@
     <w:pPr>
       <w:keepNext/>
       <w:keepLines/>
-      <w:spacing w:before="280" w:after="140"/>
+      <w:spacing w:before="200" w:after="0"/>
       <w:outlineLvl w:val="1"/>
     </w:pPr>
     <w:rPr>
-      <w:rFonts w:asciiTheme="majorHAnsi" w:eastAsiaTheme="majorEastAsia" w:hAnsiTheme="majorHAnsi" w:cstheme="majorBidi" w:ascii="Arial" w:hAnsi="Arial"/>
+      <w:rFonts w:asciiTheme="majorHAnsi" w:eastAsiaTheme="majorEastAsia" w:hAnsiTheme="majorHAnsi" w:cstheme="majorBidi"/>
       <w:b/>
       <w:bCs/>
-      <w:color w:val="2E74B5"/>
+      <w:color w:val="4F81BD" w:themeColor="accent1"/>
       <w:sz w:val="26"/>
       <w:szCs w:val="26"/>
     </w:rPr>
@@ -995,15 +1296,15 @@
       <w:pBdr>
         <w:bottom w:val="single" w:sz="8" w:space="4" w:color="4F81BD" w:themeColor="accent1"/>
       </w:pBdr>
-      <w:spacing w:after="240" w:line="240" w:lineRule="auto" w:before="0"/>
+      <w:spacing w:after="300" w:line="240" w:lineRule="auto"/>
       <w:contextualSpacing/>
     </w:pPr>
     <w:rPr>
-      <w:rFonts w:asciiTheme="majorHAnsi" w:eastAsiaTheme="majorEastAsia" w:hAnsiTheme="majorHAnsi" w:cstheme="majorBidi" w:ascii="Arial" w:hAnsi="Arial"/>
-      <w:color w:val="242629"/>
+      <w:rFonts w:asciiTheme="majorHAnsi" w:eastAsiaTheme="majorEastAsia" w:hAnsiTheme="majorHAnsi" w:cstheme="majorBidi"/>
+      <w:color w:val="17365D" w:themeColor="text2" w:themeShade="BF"/>
       <w:spacing w:val="5"/>
       <w:kern w:val="28"/>
-      <w:sz w:val="50"/>
+      <w:sz w:val="52"/>
       <w:szCs w:val="52"/>
     </w:rPr>
   </w:style>
